--- a/10-运维服务工具应用情况说明/word/ESP企业服务平台操作手册.docx
+++ b/10-运维服务工具应用情况说明/word/ESP企业服务平台操作手册.docx
@@ -1,6 +1,7 @@
 
 <file path=word/document.xml><?xml version="1.0" encoding="utf-8"?>
-<w:document xmlns:wpc="http://schemas.microsoft.com/office/word/2010/wordprocessingCanvas" xmlns:mc="http://schemas.openxmlformats.org/markup-compatibility/2006" xmlns:o="urn:schemas-microsoft-com:office:office" xmlns:r="http://schemas.openxmlformats.org/officeDocument/2006/relationships" xmlns:m="http://schemas.openxmlformats.org/officeDocument/2006/math" xmlns:v="urn:schemas-microsoft-com:vml" xmlns:wp14="http://schemas.microsoft.com/office/word/2010/wordprocessingDrawing" xmlns:wp="http://schemas.openxmlformats.org/drawingml/2006/wordprocessingDrawing" xmlns:w="http://schemas.openxmlformats.org/wordprocessingml/2006/main" xmlns:w14="http://schemas.microsoft.com/office/word/2010/wordml" xmlns:w10="urn:schemas-microsoft-com:office:word" xmlns:w15="http://schemas.microsoft.com/office/word/2012/wordml" xmlns:wpg="http://schemas.microsoft.com/office/word/2010/wordprocessingGroup" xmlns:wpi="http://schemas.microsoft.com/office/word/2010/wordprocessingInk" xmlns:wne="http://schemas.microsoft.com/office/word/2006/wordml" xmlns:wps="http://schemas.microsoft.com/office/word/2010/wordprocessingShape" xmlns:wpsCustomData="http://www.wps.cn/officeDocument/2013/wpsCustomData" mc:Ignorable="w14 w15 wp14">
+<w:document xmlns:wpc="http://schemas.microsoft.com/office/word/2010/wordprocessingCanvas" xmlns:mc="http://schemas.openxmlformats.org/markup-compatibility/2006" xmlns:o="urn:schemas-microsoft-com:office:office" xmlns:r="http://schemas.openxmlformats.org/officeDocument/2006/relationships" xmlns:m="http://schemas.openxmlformats.org/officeDocument/2006/math" xmlns:v="urn:schemas-microsoft-com:vml" xmlns:wp14="http://schemas.microsoft.com/office/word/2010/wordprocessingDrawing" xmlns:wp="http://schemas.openxmlformats.org/drawingml/2006/wordprocessingDrawing" xmlns:w10="urn:schemas-microsoft-com:office:word" xmlns:w="http://schemas.openxmlformats.org/wordprocessingml/2006/main" xmlns:w14="http://schemas.microsoft.com/office/word/2010/wordml" xmlns:w15="http://schemas.microsoft.com/office/word/2012/wordml" xmlns:wne="http://schemas.microsoft.com/office/word/2006/wordml" xmlns:wpg="http://schemas.microsoft.com/office/word/2010/wordprocessingGroup" xmlns:wpi="http://schemas.microsoft.com/office/word/2010/wordprocessingInk" xmlns:wps="http://schemas.microsoft.com/office/word/2010/wordprocessingShape" mc:Ignorable="w14 w15 wp14">
+  <!-- Generated by Aspose.Words for .NET 13.3.0.1 -->
   <w:body>
     <w:p>
       <w:pPr>
@@ -8,7 +9,7 @@
         <w:spacing w:line="240" w:lineRule="auto"/>
         <w:jc w:val="center"/>
         <w:rPr>
-          <w:rFonts w:ascii="微软雅黑" w:hAnsi="微软雅黑" w:eastAsia="微软雅黑"/>
+          <w:rFonts w:ascii="微软雅黑" w:eastAsia="微软雅黑" w:hAnsi="微软雅黑"/>
           <w:b/>
           <w:sz w:val="48"/>
           <w:szCs w:val="48"/>
@@ -22,7 +23,7 @@
         <w:spacing w:line="240" w:lineRule="auto"/>
         <w:jc w:val="center"/>
         <w:rPr>
-          <w:rFonts w:ascii="微软雅黑" w:hAnsi="微软雅黑" w:eastAsia="微软雅黑"/>
+          <w:rFonts w:ascii="微软雅黑" w:eastAsia="微软雅黑" w:hAnsi="微软雅黑"/>
           <w:b/>
           <w:sz w:val="48"/>
           <w:szCs w:val="48"/>
@@ -36,7 +37,7 @@
         <w:spacing w:line="240" w:lineRule="auto"/>
         <w:jc w:val="center"/>
         <w:rPr>
-          <w:rFonts w:ascii="微软雅黑" w:hAnsi="微软雅黑" w:eastAsia="微软雅黑"/>
+          <w:rFonts w:ascii="微软雅黑" w:eastAsia="微软雅黑" w:hAnsi="微软雅黑"/>
           <w:b/>
           <w:sz w:val="48"/>
           <w:szCs w:val="48"/>
@@ -50,7 +51,7 @@
         <w:spacing w:line="240" w:lineRule="auto"/>
         <w:jc w:val="center"/>
         <w:rPr>
-          <w:rFonts w:ascii="微软雅黑" w:hAnsi="微软雅黑" w:eastAsia="微软雅黑"/>
+          <w:rFonts w:ascii="微软雅黑" w:eastAsia="微软雅黑" w:hAnsi="微软雅黑"/>
           <w:b/>
           <w:sz w:val="48"/>
           <w:szCs w:val="48"/>
@@ -59,7 +60,7 @@
       </w:pPr>
       <w:r>
         <w:rPr>
-          <w:rFonts w:hint="eastAsia" w:ascii="微软雅黑" w:hAnsi="微软雅黑" w:eastAsia="微软雅黑"/>
+          <w:rFonts w:ascii="微软雅黑" w:eastAsia="微软雅黑" w:hAnsi="微软雅黑" w:hint="eastAsia"/>
           <w:b/>
           <w:sz w:val="48"/>
           <w:szCs w:val="48"/>
@@ -74,7 +75,7 @@
         <w:spacing w:line="240" w:lineRule="auto"/>
         <w:jc w:val="left"/>
         <w:rPr>
-          <w:rFonts w:ascii="微软雅黑" w:hAnsi="微软雅黑" w:eastAsia="微软雅黑"/>
+          <w:rFonts w:ascii="微软雅黑" w:eastAsia="微软雅黑" w:hAnsi="微软雅黑"/>
           <w:b/>
           <w:sz w:val="52"/>
           <w:szCs w:val="52"/>
@@ -88,7 +89,7 @@
         <w:spacing w:line="240" w:lineRule="auto"/>
         <w:jc w:val="left"/>
         <w:rPr>
-          <w:rFonts w:ascii="微软雅黑" w:hAnsi="微软雅黑" w:eastAsia="微软雅黑"/>
+          <w:rFonts w:ascii="微软雅黑" w:eastAsia="微软雅黑" w:hAnsi="微软雅黑"/>
           <w:b/>
           <w:sz w:val="52"/>
           <w:szCs w:val="52"/>
@@ -102,7 +103,7 @@
         <w:spacing w:line="240" w:lineRule="auto"/>
         <w:jc w:val="left"/>
         <w:rPr>
-          <w:rFonts w:ascii="微软雅黑" w:hAnsi="微软雅黑" w:eastAsia="微软雅黑"/>
+          <w:rFonts w:ascii="微软雅黑" w:eastAsia="微软雅黑" w:hAnsi="微软雅黑"/>
           <w:b/>
           <w:sz w:val="52"/>
           <w:szCs w:val="52"/>
@@ -116,7 +117,7 @@
         <w:spacing w:line="240" w:lineRule="auto"/>
         <w:jc w:val="left"/>
         <w:rPr>
-          <w:rFonts w:ascii="微软雅黑" w:hAnsi="微软雅黑" w:eastAsia="微软雅黑"/>
+          <w:rFonts w:ascii="微软雅黑" w:eastAsia="微软雅黑" w:hAnsi="微软雅黑"/>
           <w:b/>
           <w:sz w:val="52"/>
           <w:szCs w:val="52"/>
@@ -130,7 +131,7 @@
         <w:spacing w:line="240" w:lineRule="auto"/>
         <w:jc w:val="left"/>
         <w:rPr>
-          <w:rFonts w:ascii="微软雅黑" w:hAnsi="微软雅黑" w:eastAsia="微软雅黑"/>
+          <w:rFonts w:ascii="微软雅黑" w:eastAsia="微软雅黑" w:hAnsi="微软雅黑"/>
           <w:b/>
           <w:sz w:val="22"/>
           <w:szCs w:val="52"/>
@@ -144,7 +145,7 @@
         <w:spacing w:line="240" w:lineRule="auto"/>
         <w:jc w:val="left"/>
         <w:rPr>
-          <w:rFonts w:ascii="微软雅黑" w:hAnsi="微软雅黑" w:eastAsia="微软雅黑"/>
+          <w:rFonts w:ascii="微软雅黑" w:eastAsia="微软雅黑" w:hAnsi="微软雅黑"/>
           <w:b/>
           <w:sz w:val="22"/>
           <w:szCs w:val="52"/>
@@ -156,118 +157,102 @@
       <w:pPr>
         <w:widowControl/>
         <w:spacing w:line="240" w:lineRule="auto"/>
-        <w:jc w:val="left"/>
-        <w:rPr>
-          <w:rFonts w:ascii="微软雅黑" w:hAnsi="微软雅黑" w:eastAsia="微软雅黑"/>
-          <w:b/>
-          <w:sz w:val="22"/>
+        <w:ind w:left="0" w:firstLine="0" w:leftChars="0" w:firstLineChars="0"/>
+        <w:jc w:val="center"/>
+        <w:rPr>
+          <w:rFonts w:ascii="微软雅黑" w:eastAsia="微软雅黑" w:hAnsi="微软雅黑"/>
+          <w:b/>
+          <w:sz w:val="28"/>
           <w:szCs w:val="52"/>
           <w:lang w:eastAsia="zh-CN"/>
         </w:rPr>
       </w:pPr>
+      <w:r>
+        <w:rPr>
+          <w:rFonts w:ascii="微软雅黑" w:eastAsia="微软雅黑" w:hAnsi="微软雅黑" w:hint="eastAsia"/>
+          <w:b/>
+          <w:sz w:val="28"/>
+          <w:szCs w:val="52"/>
+          <w:lang w:eastAsia="zh-CN"/>
+        </w:rPr>
+        <w:t>青岛航之舟信息技术科技有限公司</w:t>
+      </w:r>
     </w:p>
     <w:p>
       <w:pPr>
         <w:widowControl/>
         <w:spacing w:line="240" w:lineRule="auto"/>
-        <w:jc w:val="left"/>
-        <w:rPr>
-          <w:rFonts w:ascii="微软雅黑" w:hAnsi="微软雅黑" w:eastAsia="微软雅黑"/>
-          <w:b/>
-          <w:sz w:val="52"/>
+        <w:ind w:left="0" w:firstLine="0" w:leftChars="0" w:firstLineChars="0"/>
+        <w:jc w:val="center"/>
+        <w:rPr>
+          <w:rFonts w:ascii="微软雅黑" w:eastAsia="微软雅黑" w:hAnsi="微软雅黑" w:hint="eastAsia"/>
+          <w:b/>
+          <w:sz w:val="28"/>
           <w:szCs w:val="52"/>
           <w:lang w:eastAsia="zh-CN"/>
         </w:rPr>
       </w:pPr>
+      <w:r>
+        <w:rPr>
+          <w:rFonts w:ascii="微软雅黑" w:eastAsia="微软雅黑" w:hAnsi="微软雅黑" w:hint="eastAsia"/>
+          <w:b/>
+          <w:sz w:val="28"/>
+          <w:szCs w:val="52"/>
+          <w:lang w:eastAsia="zh-CN"/>
+        </w:rPr>
+        <w:t>20</w:t>
+      </w:r>
+      <w:r>
+        <w:rPr>
+          <w:rFonts w:ascii="微软雅黑" w:eastAsia="微软雅黑" w:hAnsi="微软雅黑" w:hint="eastAsia"/>
+          <w:b/>
+          <w:sz w:val="28"/>
+          <w:szCs w:val="52"/>
+          <w:lang w:val="en-US" w:eastAsia="zh-CN"/>
+        </w:rPr>
+        <w:t>25</w:t>
+      </w:r>
+      <w:bookmarkStart w:id="0" w:name="_GoBack"/>
+      <w:bookmarkEnd w:id="0"/>
+      <w:r>
+        <w:rPr>
+          <w:rFonts w:ascii="微软雅黑" w:eastAsia="微软雅黑" w:hAnsi="微软雅黑"/>
+          <w:b/>
+          <w:sz w:val="28"/>
+          <w:szCs w:val="52"/>
+          <w:lang w:eastAsia="zh-CN"/>
+        </w:rPr>
+        <w:t>.</w:t>
+      </w:r>
+      <w:r>
+        <w:rPr>
+          <w:rFonts w:ascii="微软雅黑" w:eastAsia="微软雅黑" w:hAnsi="微软雅黑" w:hint="eastAsia"/>
+          <w:b/>
+          <w:sz w:val="28"/>
+          <w:szCs w:val="52"/>
+          <w:lang w:eastAsia="zh-CN"/>
+        </w:rPr>
+        <w:t>01</w:t>
+      </w:r>
     </w:p>
     <w:p>
       <w:pPr>
         <w:widowControl/>
         <w:spacing w:line="240" w:lineRule="auto"/>
-        <w:ind w:left="0" w:leftChars="0" w:firstLine="0" w:firstLineChars="0"/>
+        <w:ind w:left="0" w:firstLine="0" w:leftChars="0" w:firstLineChars="0"/>
         <w:jc w:val="center"/>
         <w:rPr>
-          <w:rFonts w:ascii="微软雅黑" w:hAnsi="微软雅黑" w:eastAsia="微软雅黑"/>
+          <w:rFonts w:ascii="微软雅黑" w:eastAsia="微软雅黑" w:hAnsi="微软雅黑" w:hint="eastAsia"/>
           <w:b/>
           <w:sz w:val="28"/>
           <w:szCs w:val="52"/>
           <w:lang w:eastAsia="zh-CN"/>
         </w:rPr>
-      </w:pPr>
-      <w:r>
-        <w:rPr>
-          <w:rFonts w:hint="eastAsia" w:ascii="微软雅黑" w:hAnsi="微软雅黑" w:eastAsia="微软雅黑"/>
-          <w:b/>
-          <w:sz w:val="28"/>
-          <w:szCs w:val="52"/>
-          <w:lang w:eastAsia="zh-CN"/>
-        </w:rPr>
-        <w:t>青岛九邮信息技术科技有限公司</w:t>
-      </w:r>
-    </w:p>
-    <w:p>
-      <w:pPr>
-        <w:widowControl/>
-        <w:spacing w:line="240" w:lineRule="auto"/>
-        <w:ind w:left="0" w:leftChars="0" w:firstLine="0" w:firstLineChars="0"/>
-        <w:jc w:val="center"/>
-        <w:rPr>
-          <w:rFonts w:hint="eastAsia" w:ascii="微软雅黑" w:hAnsi="微软雅黑" w:eastAsia="微软雅黑"/>
-          <w:b/>
-          <w:sz w:val="28"/>
-          <w:szCs w:val="52"/>
-          <w:lang w:eastAsia="zh-CN"/>
-        </w:rPr>
-      </w:pPr>
-      <w:r>
-        <w:rPr>
-          <w:rFonts w:hint="eastAsia" w:ascii="微软雅黑" w:hAnsi="微软雅黑" w:eastAsia="微软雅黑"/>
-          <w:b/>
-          <w:sz w:val="28"/>
-          <w:szCs w:val="52"/>
-          <w:lang w:eastAsia="zh-CN"/>
-        </w:rPr>
-        <w:t>2018</w:t>
-      </w:r>
-      <w:r>
-        <w:rPr>
-          <w:rFonts w:ascii="微软雅黑" w:hAnsi="微软雅黑" w:eastAsia="微软雅黑"/>
-          <w:b/>
-          <w:sz w:val="28"/>
-          <w:szCs w:val="52"/>
-          <w:lang w:eastAsia="zh-CN"/>
-        </w:rPr>
-        <w:t>.</w:t>
-      </w:r>
-      <w:r>
-        <w:rPr>
-          <w:rFonts w:hint="eastAsia" w:ascii="微软雅黑" w:hAnsi="微软雅黑" w:eastAsia="微软雅黑"/>
-          <w:b/>
-          <w:sz w:val="28"/>
-          <w:szCs w:val="52"/>
-          <w:lang w:eastAsia="zh-CN"/>
-        </w:rPr>
-        <w:t>01</w:t>
-      </w:r>
-    </w:p>
-    <w:p>
-      <w:pPr>
-        <w:widowControl/>
-        <w:spacing w:line="240" w:lineRule="auto"/>
-        <w:ind w:left="0" w:leftChars="0" w:firstLine="0" w:firstLineChars="0"/>
-        <w:jc w:val="center"/>
-        <w:rPr>
-          <w:rFonts w:hint="eastAsia" w:ascii="微软雅黑" w:hAnsi="微软雅黑" w:eastAsia="微软雅黑"/>
-          <w:b/>
-          <w:sz w:val="28"/>
-          <w:szCs w:val="52"/>
-          <w:lang w:eastAsia="zh-CN"/>
-        </w:rPr>
         <w:sectPr>
-          <w:headerReference r:id="rId3" w:type="default"/>
+          <w:headerReference w:type="default" r:id="rId6"/>
           <w:pgSz w:w="11906" w:h="16838"/>
           <w:pgMar w:top="1440" w:right="1800" w:bottom="1440" w:left="1800" w:header="851" w:footer="992" w:gutter="0"/>
-          <w:cols w:space="425" w:num="1"/>
+          <w:cols w:num="1" w:space="425"/>
           <w:docGrid w:type="lines" w:linePitch="312" w:charSpace="0"/>
         </w:sectPr>
       </w:pPr>
@@ -275,7 +260,7 @@
     <w:sdt>
       <w:sdtPr>
         <w:rPr>
-          <w:rFonts w:ascii="Times New Roman" w:hAnsi="Times New Roman" w:eastAsia="宋体" w:cs="Times New Roman"/>
+          <w:rFonts w:ascii="Times New Roman" w:eastAsia="宋体" w:hAnsi="Times New Roman" w:cs="Times New Roman"/>
           <w:b/>
           <w:bCs/>
           <w:color w:val="auto"/>
@@ -285,10 +270,11 @@
           <w:lang w:val="zh-CN" w:eastAsia="ar-SA"/>
         </w:rPr>
         <w:id w:val="-564339803"/>
+        <w:richText/>
       </w:sdtPr>
       <w:sdtEndPr>
         <w:rPr>
-          <w:rFonts w:ascii="Times New Roman" w:hAnsi="Times New Roman" w:eastAsia="宋体" w:cs="Times New Roman"/>
+          <w:rFonts w:ascii="Times New Roman" w:eastAsia="宋体" w:hAnsi="Times New Roman" w:cs="Times New Roman"/>
           <w:b w:val="0"/>
           <w:bCs w:val="0"/>
           <w:color w:val="auto"/>
@@ -301,7 +287,7 @@
       <w:sdtContent>
         <w:p>
           <w:pPr>
-            <w:pStyle w:val="18"/>
+            <w:pStyle w:val="TOCHeading"/>
             <w:jc w:val="center"/>
             <w:rPr>
               <w:b/>
@@ -325,13 +311,13 @@
         </w:p>
         <w:p>
           <w:pPr>
-            <w:pStyle w:val="7"/>
+            <w:pStyle w:val="TOC1"/>
             <w:tabs>
               <w:tab w:val="left" w:pos="1050"/>
               <w:tab w:val="right" w:leader="dot" w:pos="8296"/>
             </w:tabs>
             <w:rPr>
-              <w:rFonts w:asciiTheme="minorHAnsi" w:hAnsiTheme="minorHAnsi" w:eastAsiaTheme="minorEastAsia" w:cstheme="minorBidi"/>
+              <w:rFonts w:asciiTheme="minorHAnsi" w:eastAsiaTheme="minorEastAsia" w:hAnsiTheme="minorHAnsi" w:cstheme="minorBidi"/>
               <w:b w:val="0"/>
               <w:bCs w:val="0"/>
               <w:color w:val="auto"/>
@@ -403,7 +389,7 @@
           </w:r>
           <w:r>
             <w:rPr>
-              <w:rStyle w:val="12"/>
+              <w:rStyle w:val="Hyperlink"/>
               <w:rFonts w:hint="eastAsia"/>
               <w:b w:val="0"/>
               <w:bCs w:val="0"/>
@@ -417,7 +403,7 @@
           </w:r>
           <w:r>
             <w:rPr>
-              <w:rFonts w:asciiTheme="minorHAnsi" w:hAnsiTheme="minorHAnsi" w:eastAsiaTheme="minorEastAsia" w:cstheme="minorBidi"/>
+              <w:rFonts w:asciiTheme="minorHAnsi" w:eastAsiaTheme="minorEastAsia" w:hAnsiTheme="minorHAnsi" w:cstheme="minorBidi"/>
               <w:b w:val="0"/>
               <w:bCs w:val="0"/>
               <w:color w:val="auto"/>
@@ -430,8 +416,8 @@
           </w:r>
           <w:r>
             <w:rPr>
-              <w:rStyle w:val="12"/>
-              <w:rFonts w:hint="eastAsia" w:ascii="宋体" w:hAnsi="宋体"/>
+              <w:rStyle w:val="Hyperlink"/>
+              <w:rFonts w:ascii="宋体" w:hAnsi="宋体" w:hint="eastAsia"/>
               <w:b w:val="0"/>
               <w:bCs w:val="0"/>
               <w:color w:val="auto"/>
@@ -515,13 +501,13 @@
         </w:p>
         <w:p>
           <w:pPr>
-            <w:pStyle w:val="7"/>
+            <w:pStyle w:val="TOC1"/>
             <w:tabs>
               <w:tab w:val="left" w:pos="1050"/>
               <w:tab w:val="right" w:leader="dot" w:pos="8296"/>
             </w:tabs>
             <w:rPr>
-              <w:rFonts w:asciiTheme="minorHAnsi" w:hAnsiTheme="minorHAnsi" w:eastAsiaTheme="minorEastAsia" w:cstheme="minorBidi"/>
+              <w:rFonts w:asciiTheme="minorHAnsi" w:eastAsiaTheme="minorEastAsia" w:hAnsiTheme="minorHAnsi" w:cstheme="minorBidi"/>
               <w:b w:val="0"/>
               <w:bCs w:val="0"/>
               <w:color w:val="auto"/>
@@ -563,7 +549,7 @@
           </w:r>
           <w:r>
             <w:rPr>
-              <w:rStyle w:val="12"/>
+              <w:rStyle w:val="Hyperlink"/>
               <w:rFonts w:hint="eastAsia"/>
               <w:b w:val="0"/>
               <w:bCs w:val="0"/>
@@ -577,7 +563,7 @@
           </w:r>
           <w:r>
             <w:rPr>
-              <w:rFonts w:asciiTheme="minorHAnsi" w:hAnsiTheme="minorHAnsi" w:eastAsiaTheme="minorEastAsia" w:cstheme="minorBidi"/>
+              <w:rFonts w:asciiTheme="minorHAnsi" w:eastAsiaTheme="minorEastAsia" w:hAnsiTheme="minorHAnsi" w:cstheme="minorBidi"/>
               <w:b w:val="0"/>
               <w:bCs w:val="0"/>
               <w:color w:val="auto"/>
@@ -590,8 +576,8 @@
           </w:r>
           <w:r>
             <w:rPr>
-              <w:rStyle w:val="12"/>
-              <w:rFonts w:hint="eastAsia" w:ascii="宋体" w:hAnsi="宋体"/>
+              <w:rStyle w:val="Hyperlink"/>
+              <w:rFonts w:ascii="宋体" w:hAnsi="宋体" w:hint="eastAsia"/>
               <w:b w:val="0"/>
               <w:bCs w:val="0"/>
               <w:color w:val="auto"/>
@@ -675,12 +661,12 @@
         </w:p>
         <w:p>
           <w:pPr>
-            <w:pStyle w:val="8"/>
+            <w:pStyle w:val="TOC2"/>
             <w:tabs>
               <w:tab w:val="right" w:leader="dot" w:pos="8296"/>
             </w:tabs>
             <w:rPr>
-              <w:rFonts w:asciiTheme="minorHAnsi" w:hAnsiTheme="minorHAnsi" w:eastAsiaTheme="minorEastAsia" w:cstheme="minorBidi"/>
+              <w:rFonts w:asciiTheme="minorHAnsi" w:eastAsiaTheme="minorEastAsia" w:hAnsiTheme="minorHAnsi" w:cstheme="minorBidi"/>
               <w:b w:val="0"/>
               <w:bCs w:val="0"/>
               <w:color w:val="auto"/>
@@ -722,7 +708,7 @@
           </w:r>
           <w:r>
             <w:rPr>
-              <w:rStyle w:val="12"/>
+              <w:rStyle w:val="Hyperlink"/>
               <w:rFonts w:ascii="宋体" w:hAnsi="宋体"/>
               <w:b w:val="0"/>
               <w:bCs w:val="0"/>
@@ -735,8 +721,8 @@
           </w:r>
           <w:r>
             <w:rPr>
-              <w:rStyle w:val="12"/>
-              <w:rFonts w:hint="eastAsia" w:ascii="宋体" w:hAnsi="宋体"/>
+              <w:rStyle w:val="Hyperlink"/>
+              <w:rFonts w:ascii="宋体" w:hAnsi="宋体" w:hint="eastAsia"/>
               <w:b w:val="0"/>
               <w:bCs w:val="0"/>
               <w:color w:val="auto"/>
@@ -819,12 +805,12 @@
         </w:p>
         <w:p>
           <w:pPr>
-            <w:pStyle w:val="8"/>
+            <w:pStyle w:val="TOC2"/>
             <w:tabs>
               <w:tab w:val="right" w:leader="dot" w:pos="8296"/>
             </w:tabs>
             <w:rPr>
-              <w:rFonts w:asciiTheme="minorHAnsi" w:hAnsiTheme="minorHAnsi" w:eastAsiaTheme="minorEastAsia" w:cstheme="minorBidi"/>
+              <w:rFonts w:asciiTheme="minorHAnsi" w:eastAsiaTheme="minorEastAsia" w:hAnsiTheme="minorHAnsi" w:cstheme="minorBidi"/>
               <w:b w:val="0"/>
               <w:bCs w:val="0"/>
               <w:color w:val="auto"/>
@@ -866,7 +852,7 @@
           </w:r>
           <w:r>
             <w:rPr>
-              <w:rStyle w:val="12"/>
+              <w:rStyle w:val="Hyperlink"/>
               <w:rFonts w:ascii="宋体" w:hAnsi="宋体"/>
               <w:b w:val="0"/>
               <w:bCs w:val="0"/>
@@ -879,8 +865,8 @@
           </w:r>
           <w:r>
             <w:rPr>
-              <w:rStyle w:val="12"/>
-              <w:rFonts w:hint="eastAsia" w:ascii="宋体" w:hAnsi="宋体"/>
+              <w:rStyle w:val="Hyperlink"/>
+              <w:rFonts w:ascii="宋体" w:hAnsi="宋体" w:hint="eastAsia"/>
               <w:b w:val="0"/>
               <w:bCs w:val="0"/>
               <w:color w:val="auto"/>
@@ -963,12 +949,12 @@
         </w:p>
         <w:p>
           <w:pPr>
-            <w:pStyle w:val="8"/>
+            <w:pStyle w:val="TOC2"/>
             <w:tabs>
               <w:tab w:val="right" w:leader="dot" w:pos="8296"/>
             </w:tabs>
             <w:rPr>
-              <w:rFonts w:asciiTheme="minorHAnsi" w:hAnsiTheme="minorHAnsi" w:eastAsiaTheme="minorEastAsia" w:cstheme="minorBidi"/>
+              <w:rFonts w:asciiTheme="minorHAnsi" w:eastAsiaTheme="minorEastAsia" w:hAnsiTheme="minorHAnsi" w:cstheme="minorBidi"/>
               <w:b w:val="0"/>
               <w:bCs w:val="0"/>
               <w:color w:val="auto"/>
@@ -1010,7 +996,7 @@
           </w:r>
           <w:r>
             <w:rPr>
-              <w:rStyle w:val="12"/>
+              <w:rStyle w:val="Hyperlink"/>
               <w:rFonts w:ascii="宋体" w:hAnsi="宋体"/>
               <w:b w:val="0"/>
               <w:bCs w:val="0"/>
@@ -1023,8 +1009,8 @@
           </w:r>
           <w:r>
             <w:rPr>
-              <w:rStyle w:val="12"/>
-              <w:rFonts w:hint="eastAsia" w:ascii="宋体" w:hAnsi="宋体"/>
+              <w:rStyle w:val="Hyperlink"/>
+              <w:rFonts w:ascii="宋体" w:hAnsi="宋体" w:hint="eastAsia"/>
               <w:b w:val="0"/>
               <w:bCs w:val="0"/>
               <w:color w:val="auto"/>
@@ -1107,12 +1093,12 @@
         </w:p>
         <w:p>
           <w:pPr>
-            <w:pStyle w:val="8"/>
+            <w:pStyle w:val="TOC2"/>
             <w:tabs>
               <w:tab w:val="right" w:leader="dot" w:pos="8296"/>
             </w:tabs>
             <w:rPr>
-              <w:rFonts w:asciiTheme="minorHAnsi" w:hAnsiTheme="minorHAnsi" w:eastAsiaTheme="minorEastAsia" w:cstheme="minorBidi"/>
+              <w:rFonts w:asciiTheme="minorHAnsi" w:eastAsiaTheme="minorEastAsia" w:hAnsiTheme="minorHAnsi" w:cstheme="minorBidi"/>
               <w:b w:val="0"/>
               <w:bCs w:val="0"/>
               <w:color w:val="auto"/>
@@ -1154,7 +1140,7 @@
           </w:r>
           <w:r>
             <w:rPr>
-              <w:rStyle w:val="12"/>
+              <w:rStyle w:val="Hyperlink"/>
               <w:rFonts w:ascii="宋体" w:hAnsi="宋体"/>
               <w:b w:val="0"/>
               <w:bCs w:val="0"/>
@@ -1167,8 +1153,8 @@
           </w:r>
           <w:r>
             <w:rPr>
-              <w:rStyle w:val="12"/>
-              <w:rFonts w:hint="eastAsia" w:ascii="宋体" w:hAnsi="宋体"/>
+              <w:rStyle w:val="Hyperlink"/>
+              <w:rFonts w:ascii="宋体" w:hAnsi="宋体" w:hint="eastAsia"/>
               <w:b w:val="0"/>
               <w:bCs w:val="0"/>
               <w:color w:val="auto"/>
@@ -1251,12 +1237,12 @@
         </w:p>
         <w:p>
           <w:pPr>
-            <w:pStyle w:val="8"/>
+            <w:pStyle w:val="TOC2"/>
             <w:tabs>
               <w:tab w:val="right" w:leader="dot" w:pos="8296"/>
             </w:tabs>
             <w:rPr>
-              <w:rFonts w:asciiTheme="minorHAnsi" w:hAnsiTheme="minorHAnsi" w:eastAsiaTheme="minorEastAsia" w:cstheme="minorBidi"/>
+              <w:rFonts w:asciiTheme="minorHAnsi" w:eastAsiaTheme="minorEastAsia" w:hAnsiTheme="minorHAnsi" w:cstheme="minorBidi"/>
               <w:b w:val="0"/>
               <w:bCs w:val="0"/>
               <w:color w:val="auto"/>
@@ -1298,7 +1284,7 @@
           </w:r>
           <w:r>
             <w:rPr>
-              <w:rStyle w:val="12"/>
+              <w:rStyle w:val="Hyperlink"/>
               <w:rFonts w:ascii="宋体" w:hAnsi="宋体"/>
               <w:b w:val="0"/>
               <w:bCs w:val="0"/>
@@ -1311,8 +1297,8 @@
           </w:r>
           <w:r>
             <w:rPr>
-              <w:rStyle w:val="12"/>
-              <w:rFonts w:hint="eastAsia" w:ascii="宋体" w:hAnsi="宋体"/>
+              <w:rStyle w:val="Hyperlink"/>
+              <w:rFonts w:ascii="宋体" w:hAnsi="宋体" w:hint="eastAsia"/>
               <w:b w:val="0"/>
               <w:bCs w:val="0"/>
               <w:color w:val="auto"/>
@@ -1415,7 +1401,7 @@
         <w:ind w:left="2520" w:leftChars="1200"/>
         <w:jc w:val="left"/>
         <w:rPr>
-          <w:rFonts w:ascii="微软雅黑" w:hAnsi="微软雅黑" w:eastAsia="微软雅黑"/>
+          <w:rFonts w:ascii="微软雅黑" w:eastAsia="微软雅黑" w:hAnsi="微软雅黑"/>
           <w:b/>
           <w:sz w:val="28"/>
           <w:szCs w:val="52"/>
@@ -1430,15 +1416,13 @@
         <w:ind w:left="2520" w:leftChars="1200"/>
         <w:jc w:val="left"/>
         <w:rPr>
-          <w:rFonts w:ascii="微软雅黑" w:hAnsi="微软雅黑" w:eastAsia="微软雅黑"/>
+          <w:rFonts w:ascii="微软雅黑" w:eastAsia="微软雅黑" w:hAnsi="微软雅黑"/>
           <w:b/>
           <w:sz w:val="28"/>
           <w:szCs w:val="52"/>
           <w:lang w:eastAsia="zh-CN"/>
         </w:rPr>
       </w:pPr>
-      <w:bookmarkStart w:id="16" w:name="_GoBack"/>
-      <w:bookmarkEnd w:id="16"/>
     </w:p>
     <w:p>
       <w:pPr>
@@ -1447,7 +1431,7 @@
         <w:ind w:left="2520" w:leftChars="1200"/>
         <w:jc w:val="left"/>
         <w:rPr>
-          <w:rFonts w:ascii="微软雅黑" w:hAnsi="微软雅黑" w:eastAsia="微软雅黑"/>
+          <w:rFonts w:ascii="微软雅黑" w:eastAsia="微软雅黑" w:hAnsi="微软雅黑"/>
           <w:b/>
           <w:sz w:val="28"/>
           <w:szCs w:val="52"/>
@@ -1462,7 +1446,7 @@
         <w:ind w:left="2520" w:leftChars="1200"/>
         <w:jc w:val="left"/>
         <w:rPr>
-          <w:rFonts w:ascii="微软雅黑" w:hAnsi="微软雅黑" w:eastAsia="微软雅黑"/>
+          <w:rFonts w:ascii="微软雅黑" w:eastAsia="微软雅黑" w:hAnsi="微软雅黑"/>
           <w:b/>
           <w:sz w:val="28"/>
           <w:szCs w:val="52"/>
@@ -1477,7 +1461,7 @@
         <w:ind w:left="2520" w:leftChars="1200"/>
         <w:jc w:val="left"/>
         <w:rPr>
-          <w:rFonts w:ascii="微软雅黑" w:hAnsi="微软雅黑" w:eastAsia="微软雅黑"/>
+          <w:rFonts w:ascii="微软雅黑" w:eastAsia="微软雅黑" w:hAnsi="微软雅黑"/>
           <w:b/>
           <w:sz w:val="28"/>
           <w:szCs w:val="52"/>
@@ -1492,7 +1476,7 @@
         <w:ind w:left="2520" w:leftChars="1200"/>
         <w:jc w:val="left"/>
         <w:rPr>
-          <w:rFonts w:ascii="微软雅黑" w:hAnsi="微软雅黑" w:eastAsia="微软雅黑"/>
+          <w:rFonts w:ascii="微软雅黑" w:eastAsia="微软雅黑" w:hAnsi="微软雅黑"/>
           <w:b/>
           <w:sz w:val="28"/>
           <w:szCs w:val="52"/>
@@ -1507,7 +1491,7 @@
         <w:ind w:left="2520" w:leftChars="1200"/>
         <w:jc w:val="left"/>
         <w:rPr>
-          <w:rFonts w:ascii="微软雅黑" w:hAnsi="微软雅黑" w:eastAsia="微软雅黑"/>
+          <w:rFonts w:ascii="微软雅黑" w:eastAsia="微软雅黑" w:hAnsi="微软雅黑"/>
           <w:b/>
           <w:sz w:val="28"/>
           <w:szCs w:val="52"/>
@@ -1522,7 +1506,7 @@
         <w:ind w:left="2520" w:leftChars="1200"/>
         <w:jc w:val="left"/>
         <w:rPr>
-          <w:rFonts w:ascii="微软雅黑" w:hAnsi="微软雅黑" w:eastAsia="微软雅黑"/>
+          <w:rFonts w:ascii="微软雅黑" w:eastAsia="微软雅黑" w:hAnsi="微软雅黑"/>
           <w:b/>
           <w:sz w:val="28"/>
           <w:szCs w:val="52"/>
@@ -1537,7 +1521,7 @@
         <w:ind w:left="2520" w:leftChars="1200"/>
         <w:jc w:val="left"/>
         <w:rPr>
-          <w:rFonts w:ascii="微软雅黑" w:hAnsi="微软雅黑" w:eastAsia="微软雅黑"/>
+          <w:rFonts w:ascii="微软雅黑" w:eastAsia="微软雅黑" w:hAnsi="微软雅黑"/>
           <w:b/>
           <w:sz w:val="28"/>
           <w:szCs w:val="52"/>
@@ -1552,7 +1536,7 @@
         <w:ind w:left="2520" w:leftChars="1200"/>
         <w:jc w:val="left"/>
         <w:rPr>
-          <w:rFonts w:ascii="微软雅黑" w:hAnsi="微软雅黑" w:eastAsia="微软雅黑"/>
+          <w:rFonts w:ascii="微软雅黑" w:eastAsia="微软雅黑" w:hAnsi="微软雅黑"/>
           <w:b/>
           <w:sz w:val="28"/>
           <w:szCs w:val="52"/>
@@ -1567,7 +1551,7 @@
         <w:ind w:left="2520" w:leftChars="1200"/>
         <w:jc w:val="left"/>
         <w:rPr>
-          <w:rFonts w:ascii="微软雅黑" w:hAnsi="微软雅黑" w:eastAsia="微软雅黑"/>
+          <w:rFonts w:ascii="微软雅黑" w:eastAsia="微软雅黑" w:hAnsi="微软雅黑"/>
           <w:b/>
           <w:sz w:val="28"/>
           <w:szCs w:val="52"/>
@@ -1582,18 +1566,18 @@
         <w:ind w:left="2520" w:leftChars="1200"/>
         <w:jc w:val="left"/>
         <w:rPr>
-          <w:rFonts w:ascii="微软雅黑" w:hAnsi="微软雅黑" w:eastAsia="微软雅黑"/>
+          <w:rFonts w:ascii="微软雅黑" w:eastAsia="微软雅黑" w:hAnsi="微软雅黑"/>
           <w:b/>
           <w:sz w:val="28"/>
           <w:szCs w:val="52"/>
           <w:lang w:eastAsia="zh-CN"/>
         </w:rPr>
         <w:sectPr>
-          <w:footerReference r:id="rId4" w:type="default"/>
+          <w:footerReference w:type="default" r:id="rId7"/>
           <w:pgSz w:w="11906" w:h="16838"/>
           <w:pgMar w:top="1440" w:right="1800" w:bottom="1440" w:left="1800" w:header="851" w:footer="992" w:gutter="0"/>
           <w:pgNumType w:fmt="decimal" w:start="1"/>
-          <w:cols w:space="425" w:num="1"/>
+          <w:cols w:num="1" w:space="425"/>
           <w:docGrid w:type="lines" w:linePitch="312" w:charSpace="0"/>
         </w:sectPr>
       </w:pPr>
@@ -1620,7 +1604,7 @@
       </w:pPr>
       <w:r>
         <w:rPr>
-          <w:rFonts w:hint="eastAsia" w:ascii="宋体" w:hAnsi="宋体"/>
+          <w:rFonts w:ascii="宋体" w:hAnsi="宋体" w:hint="eastAsia"/>
           <w:b/>
           <w:bCs/>
           <w:kern w:val="44"/>
@@ -1630,12 +1614,12 @@
         </w:rPr>
         <w:t xml:space="preserve"> </w:t>
       </w:r>
-      <w:bookmarkStart w:id="0" w:name="_Toc440888408"/>
-      <w:bookmarkStart w:id="1" w:name="_Toc440888311"/>
-      <w:bookmarkStart w:id="2" w:name="_Toc440888593"/>
-      <w:r>
-        <w:rPr>
-          <w:rFonts w:hint="eastAsia" w:ascii="宋体" w:hAnsi="宋体"/>
+      <w:bookmarkStart w:id="1" w:name="_Toc440888408"/>
+      <w:bookmarkStart w:id="2" w:name="_Toc440888311"/>
+      <w:bookmarkStart w:id="3" w:name="_Toc440888593"/>
+      <w:r>
+        <w:rPr>
+          <w:rFonts w:ascii="宋体" w:hAnsi="宋体" w:hint="eastAsia"/>
           <w:b/>
           <w:bCs/>
           <w:kern w:val="44"/>
@@ -1645,9 +1629,9 @@
         </w:rPr>
         <w:t>用户登录</w:t>
       </w:r>
-      <w:bookmarkEnd w:id="0"/>
       <w:bookmarkEnd w:id="1"/>
       <w:bookmarkEnd w:id="2"/>
+      <w:bookmarkEnd w:id="3"/>
     </w:p>
     <w:p>
       <w:pPr>
@@ -1682,7 +1666,7 @@
                     </pic:cNvPicPr>
                   </pic:nvPicPr>
                   <pic:blipFill>
-                    <a:blip r:embed="rId6" cstate="print"/>
+                    <a:blip xmlns:r="http://schemas.openxmlformats.org/officeDocument/2006/relationships" r:embed="rId8" cstate="print"/>
                     <a:srcRect/>
                     <a:stretch>
                       <a:fillRect/>
@@ -1712,7 +1696,7 @@
       </w:r>
       <w:r>
         <w:rPr>
-          <w:rFonts w:hint="eastAsia" w:ascii="宋体" w:hAnsi="宋体" w:eastAsia="黑体" w:cs="宋体"/>
+          <w:rFonts w:ascii="宋体" w:eastAsia="黑体" w:hAnsi="宋体" w:cs="宋体" w:hint="eastAsia"/>
           <w:b/>
           <w:bCs/>
           <w:kern w:val="2"/>
@@ -1725,24 +1709,24 @@
     </w:p>
     <w:p>
       <w:pPr>
-        <w:pStyle w:val="13"/>
+        <w:pStyle w:val="ListParagraph"/>
         <w:widowControl/>
         <w:numPr>
           <w:ilvl w:val="0"/>
           <w:numId w:val="2"/>
         </w:numPr>
-        <w:ind w:left="823" w:hanging="823" w:hangingChars="343"/>
+        <w:ind w:left="823" w:hanging="720" w:hangingChars="343"/>
         <w:jc w:val="left"/>
         <w:rPr>
-          <w:rFonts w:asciiTheme="minorEastAsia" w:hAnsiTheme="minorEastAsia" w:eastAsiaTheme="minorEastAsia"/>
-          <w:sz w:val="24"/>
-          <w:szCs w:val="24"/>
-          <w:lang w:eastAsia="zh-CN"/>
-        </w:rPr>
-      </w:pPr>
-      <w:r>
-        <w:rPr>
-          <w:rFonts w:hint="eastAsia" w:asciiTheme="minorEastAsia" w:hAnsiTheme="minorEastAsia" w:eastAsiaTheme="minorEastAsia"/>
+          <w:rFonts w:asciiTheme="minorEastAsia" w:eastAsiaTheme="minorEastAsia" w:hAnsiTheme="minorEastAsia"/>
+          <w:sz w:val="24"/>
+          <w:szCs w:val="24"/>
+          <w:lang w:eastAsia="zh-CN"/>
+        </w:rPr>
+      </w:pPr>
+      <w:r>
+        <w:rPr>
+          <w:rFonts w:asciiTheme="minorEastAsia" w:eastAsiaTheme="minorEastAsia" w:hAnsiTheme="minorEastAsia" w:hint="eastAsia"/>
           <w:sz w:val="24"/>
           <w:szCs w:val="24"/>
           <w:lang w:eastAsia="zh-CN"/>
@@ -1760,8 +1744,8 @@
       </w:r>
       <w:r>
         <w:rPr>
-          <w:rStyle w:val="12"/>
-          <w:rFonts w:asciiTheme="minorEastAsia" w:hAnsiTheme="minorEastAsia" w:eastAsiaTheme="minorEastAsia"/>
+          <w:rStyle w:val="Hyperlink"/>
+          <w:rFonts w:asciiTheme="minorEastAsia" w:eastAsiaTheme="minorEastAsia" w:hAnsiTheme="minorEastAsia"/>
           <w:sz w:val="24"/>
           <w:szCs w:val="24"/>
           <w:lang w:eastAsia="zh-CN"/>
@@ -1770,8 +1754,8 @@
       </w:r>
       <w:r>
         <w:rPr>
-          <w:rStyle w:val="12"/>
-          <w:rFonts w:hint="eastAsia" w:asciiTheme="minorEastAsia" w:hAnsiTheme="minorEastAsia" w:eastAsiaTheme="minorEastAsia"/>
+          <w:rStyle w:val="Hyperlink"/>
+          <w:rFonts w:asciiTheme="minorEastAsia" w:eastAsiaTheme="minorEastAsia" w:hAnsiTheme="minorEastAsia" w:hint="eastAsia"/>
           <w:sz w:val="24"/>
           <w:szCs w:val="24"/>
           <w:lang w:eastAsia="zh-CN"/>
@@ -1780,8 +1764,8 @@
       </w:r>
       <w:r>
         <w:rPr>
-          <w:rStyle w:val="12"/>
-          <w:rFonts w:asciiTheme="minorEastAsia" w:hAnsiTheme="minorEastAsia" w:eastAsiaTheme="minorEastAsia"/>
+          <w:rStyle w:val="Hyperlink"/>
+          <w:rFonts w:asciiTheme="minorEastAsia" w:eastAsiaTheme="minorEastAsia" w:hAnsiTheme="minorEastAsia"/>
           <w:sz w:val="24"/>
           <w:szCs w:val="24"/>
           <w:lang w:eastAsia="zh-CN"/>
@@ -1790,8 +1774,8 @@
       </w:r>
       <w:r>
         <w:rPr>
-          <w:rStyle w:val="12"/>
-          <w:rFonts w:asciiTheme="minorEastAsia" w:hAnsiTheme="minorEastAsia" w:eastAsiaTheme="minorEastAsia"/>
+          <w:rStyle w:val="Hyperlink"/>
+          <w:rFonts w:asciiTheme="minorEastAsia" w:eastAsiaTheme="minorEastAsia" w:hAnsiTheme="minorEastAsia"/>
           <w:sz w:val="24"/>
           <w:szCs w:val="24"/>
           <w:lang w:eastAsia="zh-CN"/>
@@ -1800,7 +1784,7 @@
       </w:r>
       <w:r>
         <w:rPr>
-          <w:rFonts w:hint="eastAsia" w:asciiTheme="minorEastAsia" w:hAnsiTheme="minorEastAsia" w:eastAsiaTheme="minorEastAsia"/>
+          <w:rFonts w:asciiTheme="minorEastAsia" w:eastAsiaTheme="minorEastAsia" w:hAnsiTheme="minorEastAsia" w:hint="eastAsia"/>
           <w:sz w:val="24"/>
           <w:szCs w:val="24"/>
           <w:lang w:eastAsia="zh-CN"/>
@@ -1810,13 +1794,13 @@
     </w:p>
     <w:p>
       <w:pPr>
-        <w:pStyle w:val="13"/>
+        <w:pStyle w:val="ListParagraph"/>
         <w:widowControl/>
         <w:spacing w:line="240" w:lineRule="auto"/>
         <w:ind w:left="720" w:firstLine="0" w:firstLineChars="0"/>
         <w:jc w:val="left"/>
         <w:rPr>
-          <w:rFonts w:asciiTheme="minorEastAsia" w:hAnsiTheme="minorEastAsia" w:eastAsiaTheme="minorEastAsia"/>
+          <w:rFonts w:asciiTheme="minorEastAsia" w:eastAsiaTheme="minorEastAsia" w:hAnsiTheme="minorEastAsia"/>
           <w:sz w:val="28"/>
           <w:szCs w:val="28"/>
           <w:lang w:eastAsia="zh-CN"/>
@@ -1844,7 +1828,7 @@
                     </pic:cNvPicPr>
                   </pic:nvPicPr>
                   <pic:blipFill>
-                    <a:blip r:embed="rId7" cstate="print"/>
+                    <a:blip xmlns:r="http://schemas.openxmlformats.org/officeDocument/2006/relationships" r:embed="rId9" cstate="print"/>
                     <a:stretch>
                       <a:fillRect/>
                     </a:stretch>
@@ -1867,7 +1851,7 @@
     </w:p>
     <w:p>
       <w:pPr>
-        <w:pStyle w:val="13"/>
+        <w:pStyle w:val="ListParagraph"/>
         <w:widowControl/>
         <w:numPr>
           <w:ilvl w:val="0"/>
@@ -1876,15 +1860,15 @@
         <w:ind w:firstLineChars="0"/>
         <w:jc w:val="left"/>
         <w:rPr>
-          <w:rFonts w:asciiTheme="minorEastAsia" w:hAnsiTheme="minorEastAsia" w:eastAsiaTheme="minorEastAsia"/>
-          <w:sz w:val="24"/>
-          <w:szCs w:val="24"/>
-          <w:lang w:eastAsia="zh-CN"/>
-        </w:rPr>
-      </w:pPr>
-      <w:r>
-        <w:rPr>
-          <w:rFonts w:hint="eastAsia" w:asciiTheme="minorEastAsia" w:hAnsiTheme="minorEastAsia" w:eastAsiaTheme="minorEastAsia"/>
+          <w:rFonts w:asciiTheme="minorEastAsia" w:eastAsiaTheme="minorEastAsia" w:hAnsiTheme="minorEastAsia"/>
+          <w:sz w:val="24"/>
+          <w:szCs w:val="24"/>
+          <w:lang w:eastAsia="zh-CN"/>
+        </w:rPr>
+      </w:pPr>
+      <w:r>
+        <w:rPr>
+          <w:rFonts w:asciiTheme="minorEastAsia" w:eastAsiaTheme="minorEastAsia" w:hAnsiTheme="minorEastAsia" w:hint="eastAsia"/>
           <w:sz w:val="24"/>
           <w:szCs w:val="24"/>
           <w:lang w:eastAsia="zh-CN"/>
@@ -1894,20 +1878,20 @@
     </w:p>
     <w:p>
       <w:pPr>
-        <w:pStyle w:val="13"/>
+        <w:pStyle w:val="ListParagraph"/>
         <w:widowControl/>
         <w:ind w:left="720" w:firstLine="0" w:firstLineChars="0"/>
         <w:jc w:val="left"/>
         <w:rPr>
-          <w:rFonts w:asciiTheme="minorEastAsia" w:hAnsiTheme="minorEastAsia" w:eastAsiaTheme="minorEastAsia"/>
-          <w:sz w:val="24"/>
-          <w:szCs w:val="24"/>
-          <w:lang w:eastAsia="zh-CN"/>
-        </w:rPr>
-      </w:pPr>
-      <w:r>
-        <w:rPr>
-          <w:rFonts w:asciiTheme="minorEastAsia" w:hAnsiTheme="minorEastAsia" w:eastAsiaTheme="minorEastAsia"/>
+          <w:rFonts w:asciiTheme="minorEastAsia" w:eastAsiaTheme="minorEastAsia" w:hAnsiTheme="minorEastAsia"/>
+          <w:sz w:val="24"/>
+          <w:szCs w:val="24"/>
+          <w:lang w:eastAsia="zh-CN"/>
+        </w:rPr>
+      </w:pPr>
+      <w:r>
+        <w:rPr>
+          <w:rFonts w:asciiTheme="minorEastAsia" w:eastAsiaTheme="minorEastAsia" w:hAnsiTheme="minorEastAsia"/>
           <w:sz w:val="24"/>
           <w:szCs w:val="24"/>
           <w:lang w:eastAsia="zh-CN"/>
@@ -1930,7 +1914,7 @@
                     </pic:cNvPicPr>
                   </pic:nvPicPr>
                   <pic:blipFill>
-                    <a:blip r:embed="rId8"/>
+                    <a:blip xmlns:r="http://schemas.openxmlformats.org/officeDocument/2006/relationships" r:embed="rId10"/>
                     <a:srcRect/>
                     <a:stretch>
                       <a:fillRect/>
@@ -1979,11 +1963,11 @@
           <w:lang w:eastAsia="zh-CN"/>
         </w:rPr>
       </w:pPr>
-      <w:bookmarkStart w:id="3" w:name="_Toc440888409"/>
-      <w:bookmarkStart w:id="4" w:name="_Toc440888594"/>
-      <w:r>
-        <w:rPr>
-          <w:rFonts w:hint="eastAsia" w:ascii="宋体" w:hAnsi="宋体"/>
+      <w:bookmarkStart w:id="4" w:name="_Toc440888409"/>
+      <w:bookmarkStart w:id="5" w:name="_Toc440888594"/>
+      <w:r>
+        <w:rPr>
+          <w:rFonts w:ascii="宋体" w:hAnsi="宋体" w:hint="eastAsia"/>
           <w:b/>
           <w:bCs/>
           <w:kern w:val="44"/>
@@ -1993,8 +1977,8 @@
         </w:rPr>
         <w:t>问题提报</w:t>
       </w:r>
-      <w:bookmarkEnd w:id="3"/>
       <w:bookmarkEnd w:id="4"/>
+      <w:bookmarkEnd w:id="5"/>
     </w:p>
     <w:p>
       <w:pPr>
@@ -2014,12 +1998,12 @@
           <w:lang w:eastAsia="zh-CN"/>
         </w:rPr>
       </w:pPr>
-      <w:bookmarkStart w:id="5" w:name="_Toc440448576"/>
-      <w:bookmarkStart w:id="6" w:name="_Toc440888410"/>
-      <w:bookmarkStart w:id="7" w:name="_Toc440888595"/>
-      <w:r>
-        <w:rPr>
-          <w:rFonts w:hint="eastAsia" w:ascii="宋体" w:hAnsi="宋体"/>
+      <w:bookmarkStart w:id="6" w:name="_Toc440448576"/>
+      <w:bookmarkStart w:id="7" w:name="_Toc440888410"/>
+      <w:bookmarkStart w:id="8" w:name="_Toc440888595"/>
+      <w:r>
+        <w:rPr>
+          <w:rFonts w:ascii="宋体" w:hAnsi="宋体" w:hint="eastAsia"/>
           <w:b/>
           <w:kern w:val="2"/>
           <w:sz w:val="30"/>
@@ -2028,10 +2012,10 @@
         </w:rPr>
         <w:t>2.1</w:t>
       </w:r>
-      <w:bookmarkEnd w:id="5"/>
-      <w:r>
-        <w:rPr>
-          <w:rFonts w:hint="eastAsia" w:ascii="宋体" w:hAnsi="宋体"/>
+      <w:bookmarkEnd w:id="6"/>
+      <w:r>
+        <w:rPr>
+          <w:rFonts w:ascii="宋体" w:hAnsi="宋体" w:hint="eastAsia"/>
           <w:b/>
           <w:kern w:val="2"/>
           <w:sz w:val="30"/>
@@ -2040,8 +2024,8 @@
         </w:rPr>
         <w:t>新建问题</w:t>
       </w:r>
-      <w:bookmarkEnd w:id="6"/>
       <w:bookmarkEnd w:id="7"/>
+      <w:bookmarkEnd w:id="8"/>
     </w:p>
     <w:p>
       <w:pPr>
@@ -2056,7 +2040,7 @@
       </w:pPr>
       <w:r>
         <w:rPr>
-          <w:rFonts w:ascii="宋体" w:hAnsi="宋体" w:eastAsia="黑体" w:cs="宋体"/>
+          <w:rFonts w:ascii="宋体" w:eastAsia="黑体" w:hAnsi="宋体" w:cs="宋体"/>
           <w:b/>
           <w:bCs/>
           <w:kern w:val="2"/>
@@ -2082,7 +2066,7 @@
                     </pic:cNvPicPr>
                   </pic:nvPicPr>
                   <pic:blipFill>
-                    <a:blip r:embed="rId6" cstate="print"/>
+                    <a:blip xmlns:r="http://schemas.openxmlformats.org/officeDocument/2006/relationships" r:embed="rId8" cstate="print"/>
                     <a:srcRect/>
                     <a:stretch>
                       <a:fillRect/>
@@ -2112,7 +2096,7 @@
       </w:r>
       <w:r>
         <w:rPr>
-          <w:rFonts w:hint="eastAsia" w:ascii="宋体" w:hAnsi="宋体" w:eastAsia="黑体" w:cs="宋体"/>
+          <w:rFonts w:ascii="宋体" w:eastAsia="黑体" w:hAnsi="宋体" w:cs="宋体" w:hint="eastAsia"/>
           <w:b/>
           <w:bCs/>
           <w:kern w:val="2"/>
@@ -2125,7 +2109,7 @@
     </w:p>
     <w:p>
       <w:pPr>
-        <w:pStyle w:val="13"/>
+        <w:pStyle w:val="ListParagraph"/>
         <w:widowControl/>
         <w:numPr>
           <w:ilvl w:val="0"/>
@@ -2134,15 +2118,15 @@
         <w:ind w:firstLineChars="0"/>
         <w:jc w:val="left"/>
         <w:rPr>
-          <w:rFonts w:asciiTheme="minorEastAsia" w:hAnsiTheme="minorEastAsia" w:eastAsiaTheme="minorEastAsia"/>
-          <w:sz w:val="24"/>
-          <w:szCs w:val="24"/>
-          <w:lang w:eastAsia="zh-CN"/>
-        </w:rPr>
-      </w:pPr>
-      <w:r>
-        <w:rPr>
-          <w:rFonts w:hint="eastAsia" w:asciiTheme="minorEastAsia" w:hAnsiTheme="minorEastAsia" w:eastAsiaTheme="minorEastAsia"/>
+          <w:rFonts w:asciiTheme="minorEastAsia" w:eastAsiaTheme="minorEastAsia" w:hAnsiTheme="minorEastAsia"/>
+          <w:sz w:val="24"/>
+          <w:szCs w:val="24"/>
+          <w:lang w:eastAsia="zh-CN"/>
+        </w:rPr>
+      </w:pPr>
+      <w:r>
+        <w:rPr>
+          <w:rFonts w:asciiTheme="minorEastAsia" w:eastAsiaTheme="minorEastAsia" w:hAnsiTheme="minorEastAsia" w:hint="eastAsia"/>
           <w:sz w:val="24"/>
           <w:szCs w:val="24"/>
           <w:lang w:eastAsia="zh-CN"/>
@@ -2151,7 +2135,7 @@
       </w:r>
       <w:r>
         <w:rPr>
-          <w:rFonts w:hint="eastAsia" w:asciiTheme="minorEastAsia" w:hAnsiTheme="minorEastAsia" w:eastAsiaTheme="minorEastAsia"/>
+          <w:rFonts w:asciiTheme="minorEastAsia" w:eastAsiaTheme="minorEastAsia" w:hAnsiTheme="minorEastAsia" w:hint="eastAsia"/>
           <w:sz w:val="24"/>
           <w:szCs w:val="24"/>
           <w:lang w:eastAsia="zh-CN"/>
@@ -2174,7 +2158,7 @@
                     </pic:cNvPicPr>
                   </pic:nvPicPr>
                   <pic:blipFill>
-                    <a:blip r:embed="rId9"/>
+                    <a:blip xmlns:r="http://schemas.openxmlformats.org/officeDocument/2006/relationships" r:embed="rId11"/>
                     <a:srcRect/>
                     <a:stretch>
                       <a:fillRect/>
@@ -2205,7 +2189,7 @@
     </w:p>
     <w:p>
       <w:pPr>
-        <w:pStyle w:val="13"/>
+        <w:pStyle w:val="ListParagraph"/>
         <w:widowControl/>
         <w:numPr>
           <w:ilvl w:val="0"/>
@@ -2214,15 +2198,15 @@
         <w:ind w:firstLineChars="0"/>
         <w:jc w:val="left"/>
         <w:rPr>
-          <w:rFonts w:asciiTheme="minorEastAsia" w:hAnsiTheme="minorEastAsia" w:eastAsiaTheme="minorEastAsia"/>
-          <w:sz w:val="24"/>
-          <w:szCs w:val="24"/>
-          <w:lang w:eastAsia="zh-CN"/>
-        </w:rPr>
-      </w:pPr>
-      <w:r>
-        <w:rPr>
-          <w:rFonts w:hint="eastAsia" w:asciiTheme="minorEastAsia" w:hAnsiTheme="minorEastAsia" w:eastAsiaTheme="minorEastAsia"/>
+          <w:rFonts w:asciiTheme="minorEastAsia" w:eastAsiaTheme="minorEastAsia" w:hAnsiTheme="minorEastAsia"/>
+          <w:sz w:val="24"/>
+          <w:szCs w:val="24"/>
+          <w:lang w:eastAsia="zh-CN"/>
+        </w:rPr>
+      </w:pPr>
+      <w:r>
+        <w:rPr>
+          <w:rFonts w:asciiTheme="minorEastAsia" w:eastAsiaTheme="minorEastAsia" w:hAnsiTheme="minorEastAsia" w:hint="eastAsia"/>
           <w:sz w:val="24"/>
           <w:szCs w:val="24"/>
           <w:lang w:eastAsia="zh-CN"/>
@@ -2232,12 +2216,12 @@
     </w:p>
     <w:p>
       <w:pPr>
-        <w:pStyle w:val="13"/>
+        <w:pStyle w:val="ListParagraph"/>
         <w:widowControl/>
         <w:ind w:left="360" w:firstLine="0" w:firstLineChars="0"/>
         <w:jc w:val="left"/>
         <w:rPr>
-          <w:rFonts w:asciiTheme="minorEastAsia" w:hAnsiTheme="minorEastAsia" w:eastAsiaTheme="minorEastAsia"/>
+          <w:rFonts w:asciiTheme="minorEastAsia" w:eastAsiaTheme="minorEastAsia" w:hAnsiTheme="minorEastAsia"/>
           <w:sz w:val="24"/>
           <w:szCs w:val="24"/>
           <w:lang w:eastAsia="zh-CN"/>
@@ -2265,7 +2249,7 @@
                     </pic:cNvPicPr>
                   </pic:nvPicPr>
                   <pic:blipFill>
-                    <a:blip r:embed="rId10" cstate="print"/>
+                    <a:blip xmlns:r="http://schemas.openxmlformats.org/officeDocument/2006/relationships" r:embed="rId12" cstate="print"/>
                     <a:stretch>
                       <a:fillRect/>
                     </a:stretch>
@@ -2288,7 +2272,7 @@
     </w:p>
     <w:p>
       <w:pPr>
-        <w:pStyle w:val="13"/>
+        <w:pStyle w:val="ListParagraph"/>
         <w:widowControl/>
         <w:numPr>
           <w:ilvl w:val="0"/>
@@ -2297,15 +2281,15 @@
         <w:ind w:firstLineChars="0"/>
         <w:jc w:val="left"/>
         <w:rPr>
-          <w:rFonts w:asciiTheme="minorEastAsia" w:hAnsiTheme="minorEastAsia" w:eastAsiaTheme="minorEastAsia"/>
-          <w:sz w:val="24"/>
-          <w:szCs w:val="24"/>
-          <w:lang w:eastAsia="zh-CN"/>
-        </w:rPr>
-      </w:pPr>
-      <w:r>
-        <w:rPr>
-          <w:rFonts w:hint="eastAsia" w:asciiTheme="minorEastAsia" w:hAnsiTheme="minorEastAsia" w:eastAsiaTheme="minorEastAsia"/>
+          <w:rFonts w:asciiTheme="minorEastAsia" w:eastAsiaTheme="minorEastAsia" w:hAnsiTheme="minorEastAsia"/>
+          <w:sz w:val="24"/>
+          <w:szCs w:val="24"/>
+          <w:lang w:eastAsia="zh-CN"/>
+        </w:rPr>
+      </w:pPr>
+      <w:r>
+        <w:rPr>
+          <w:rFonts w:asciiTheme="minorEastAsia" w:eastAsiaTheme="minorEastAsia" w:hAnsiTheme="minorEastAsia" w:hint="eastAsia"/>
           <w:sz w:val="24"/>
           <w:szCs w:val="24"/>
           <w:lang w:eastAsia="zh-CN"/>
@@ -2315,12 +2299,12 @@
     </w:p>
     <w:p>
       <w:pPr>
-        <w:pStyle w:val="13"/>
+        <w:pStyle w:val="ListParagraph"/>
         <w:widowControl/>
         <w:ind w:left="360" w:firstLine="0" w:firstLineChars="0"/>
         <w:jc w:val="left"/>
         <w:rPr>
-          <w:rFonts w:asciiTheme="minorEastAsia" w:hAnsiTheme="minorEastAsia" w:eastAsiaTheme="minorEastAsia"/>
+          <w:rFonts w:asciiTheme="minorEastAsia" w:eastAsiaTheme="minorEastAsia" w:hAnsiTheme="minorEastAsia"/>
           <w:sz w:val="24"/>
           <w:szCs w:val="24"/>
           <w:lang w:eastAsia="zh-CN"/>
@@ -2348,7 +2332,7 @@
                     </pic:cNvPicPr>
                   </pic:nvPicPr>
                   <pic:blipFill>
-                    <a:blip r:embed="rId11" cstate="print"/>
+                    <a:blip xmlns:r="http://schemas.openxmlformats.org/officeDocument/2006/relationships" r:embed="rId13" cstate="print"/>
                     <a:stretch>
                       <a:fillRect/>
                     </a:stretch>
@@ -2371,20 +2355,20 @@
     </w:p>
     <w:p>
       <w:pPr>
-        <w:pStyle w:val="13"/>
+        <w:pStyle w:val="ListParagraph"/>
         <w:widowControl/>
         <w:ind w:left="360" w:firstLine="0" w:firstLineChars="0"/>
         <w:jc w:val="left"/>
         <w:rPr>
-          <w:rFonts w:asciiTheme="minorEastAsia" w:hAnsiTheme="minorEastAsia" w:eastAsiaTheme="minorEastAsia"/>
-          <w:sz w:val="24"/>
-          <w:szCs w:val="24"/>
-          <w:lang w:eastAsia="zh-CN"/>
-        </w:rPr>
-      </w:pPr>
-      <w:r>
-        <w:rPr>
-          <w:rFonts w:hint="eastAsia" w:asciiTheme="minorEastAsia" w:hAnsiTheme="minorEastAsia" w:eastAsiaTheme="minorEastAsia"/>
+          <w:rFonts w:asciiTheme="minorEastAsia" w:eastAsiaTheme="minorEastAsia" w:hAnsiTheme="minorEastAsia"/>
+          <w:sz w:val="24"/>
+          <w:szCs w:val="24"/>
+          <w:lang w:eastAsia="zh-CN"/>
+        </w:rPr>
+      </w:pPr>
+      <w:r>
+        <w:rPr>
+          <w:rFonts w:asciiTheme="minorEastAsia" w:eastAsiaTheme="minorEastAsia" w:hAnsiTheme="minorEastAsia" w:hint="eastAsia"/>
           <w:sz w:val="24"/>
           <w:szCs w:val="24"/>
           <w:lang w:eastAsia="zh-CN"/>
@@ -2394,7 +2378,7 @@
     </w:p>
     <w:p>
       <w:pPr>
-        <w:pStyle w:val="13"/>
+        <w:pStyle w:val="ListParagraph"/>
         <w:widowControl/>
         <w:numPr>
           <w:ilvl w:val="0"/>
@@ -2403,15 +2387,15 @@
         <w:ind w:firstLineChars="0"/>
         <w:jc w:val="left"/>
         <w:rPr>
-          <w:rFonts w:asciiTheme="minorEastAsia" w:hAnsiTheme="minorEastAsia" w:eastAsiaTheme="minorEastAsia"/>
-          <w:sz w:val="24"/>
-          <w:szCs w:val="24"/>
-          <w:lang w:eastAsia="zh-CN"/>
-        </w:rPr>
-      </w:pPr>
-      <w:r>
-        <w:rPr>
-          <w:rFonts w:hint="eastAsia" w:asciiTheme="minorEastAsia" w:hAnsiTheme="minorEastAsia" w:eastAsiaTheme="minorEastAsia"/>
+          <w:rFonts w:asciiTheme="minorEastAsia" w:eastAsiaTheme="minorEastAsia" w:hAnsiTheme="minorEastAsia"/>
+          <w:sz w:val="24"/>
+          <w:szCs w:val="24"/>
+          <w:lang w:eastAsia="zh-CN"/>
+        </w:rPr>
+      </w:pPr>
+      <w:r>
+        <w:rPr>
+          <w:rFonts w:asciiTheme="minorEastAsia" w:eastAsiaTheme="minorEastAsia" w:hAnsiTheme="minorEastAsia" w:hint="eastAsia"/>
           <w:sz w:val="24"/>
           <w:szCs w:val="24"/>
           <w:lang w:eastAsia="zh-CN"/>
@@ -2421,12 +2405,12 @@
     </w:p>
     <w:p>
       <w:pPr>
-        <w:pStyle w:val="13"/>
+        <w:pStyle w:val="ListParagraph"/>
         <w:widowControl/>
         <w:ind w:left="360" w:firstLine="0" w:firstLineChars="0"/>
         <w:jc w:val="left"/>
         <w:rPr>
-          <w:rFonts w:asciiTheme="minorEastAsia" w:hAnsiTheme="minorEastAsia" w:eastAsiaTheme="minorEastAsia"/>
+          <w:rFonts w:asciiTheme="minorEastAsia" w:eastAsiaTheme="minorEastAsia" w:hAnsiTheme="minorEastAsia"/>
           <w:sz w:val="24"/>
           <w:szCs w:val="24"/>
           <w:lang w:eastAsia="zh-CN"/>
@@ -2454,7 +2438,7 @@
                     </pic:cNvPicPr>
                   </pic:nvPicPr>
                   <pic:blipFill>
-                    <a:blip r:embed="rId12" cstate="print"/>
+                    <a:blip xmlns:r="http://schemas.openxmlformats.org/officeDocument/2006/relationships" r:embed="rId14" cstate="print"/>
                     <a:stretch>
                       <a:fillRect/>
                     </a:stretch>
@@ -2493,11 +2477,11 @@
           <w:lang w:eastAsia="zh-CN"/>
         </w:rPr>
       </w:pPr>
-      <w:bookmarkStart w:id="8" w:name="_Toc440888596"/>
-      <w:bookmarkStart w:id="9" w:name="_Toc440888411"/>
-      <w:r>
-        <w:rPr>
-          <w:rFonts w:hint="eastAsia" w:ascii="宋体" w:hAnsi="宋体"/>
+      <w:bookmarkStart w:id="9" w:name="_Toc440888596"/>
+      <w:bookmarkStart w:id="10" w:name="_Toc440888411"/>
+      <w:r>
+        <w:rPr>
+          <w:rFonts w:ascii="宋体" w:hAnsi="宋体" w:hint="eastAsia"/>
           <w:b/>
           <w:kern w:val="2"/>
           <w:sz w:val="30"/>
@@ -2506,8 +2490,8 @@
         </w:rPr>
         <w:t>2.2问题提报</w:t>
       </w:r>
-      <w:bookmarkEnd w:id="8"/>
       <w:bookmarkEnd w:id="9"/>
+      <w:bookmarkEnd w:id="10"/>
     </w:p>
     <w:p>
       <w:pPr>
@@ -2522,7 +2506,7 @@
       </w:pPr>
       <w:r>
         <w:rPr>
-          <w:rFonts w:ascii="宋体" w:hAnsi="宋体" w:eastAsia="黑体" w:cs="宋体"/>
+          <w:rFonts w:ascii="宋体" w:eastAsia="黑体" w:hAnsi="宋体" w:cs="宋体"/>
           <w:b/>
           <w:bCs/>
           <w:kern w:val="2"/>
@@ -2548,7 +2532,7 @@
                     </pic:cNvPicPr>
                   </pic:nvPicPr>
                   <pic:blipFill>
-                    <a:blip r:embed="rId6" cstate="print"/>
+                    <a:blip xmlns:r="http://schemas.openxmlformats.org/officeDocument/2006/relationships" r:embed="rId8" cstate="print"/>
                     <a:srcRect/>
                     <a:stretch>
                       <a:fillRect/>
@@ -2578,7 +2562,7 @@
       </w:r>
       <w:r>
         <w:rPr>
-          <w:rFonts w:hint="eastAsia" w:ascii="宋体" w:hAnsi="宋体" w:eastAsia="黑体" w:cs="宋体"/>
+          <w:rFonts w:ascii="宋体" w:eastAsia="黑体" w:hAnsi="宋体" w:cs="宋体" w:hint="eastAsia"/>
           <w:b/>
           <w:bCs/>
           <w:kern w:val="2"/>
@@ -2591,7 +2575,7 @@
     </w:p>
     <w:p>
       <w:pPr>
-        <w:pStyle w:val="13"/>
+        <w:pStyle w:val="ListParagraph"/>
         <w:widowControl/>
         <w:numPr>
           <w:ilvl w:val="0"/>
@@ -2600,15 +2584,15 @@
         <w:ind w:firstLineChars="0"/>
         <w:jc w:val="left"/>
         <w:rPr>
-          <w:rFonts w:asciiTheme="minorEastAsia" w:hAnsiTheme="minorEastAsia" w:eastAsiaTheme="minorEastAsia"/>
-          <w:sz w:val="24"/>
-          <w:szCs w:val="24"/>
-          <w:lang w:eastAsia="zh-CN"/>
-        </w:rPr>
-      </w:pPr>
-      <w:r>
-        <w:rPr>
-          <w:rFonts w:hint="eastAsia" w:asciiTheme="minorEastAsia" w:hAnsiTheme="minorEastAsia" w:eastAsiaTheme="minorEastAsia"/>
+          <w:rFonts w:asciiTheme="minorEastAsia" w:eastAsiaTheme="minorEastAsia" w:hAnsiTheme="minorEastAsia"/>
+          <w:sz w:val="24"/>
+          <w:szCs w:val="24"/>
+          <w:lang w:eastAsia="zh-CN"/>
+        </w:rPr>
+      </w:pPr>
+      <w:r>
+        <w:rPr>
+          <w:rFonts w:asciiTheme="minorEastAsia" w:eastAsiaTheme="minorEastAsia" w:hAnsiTheme="minorEastAsia" w:hint="eastAsia"/>
           <w:sz w:val="24"/>
           <w:szCs w:val="24"/>
           <w:lang w:eastAsia="zh-CN"/>
@@ -2618,12 +2602,12 @@
     </w:p>
     <w:p>
       <w:pPr>
-        <w:pStyle w:val="13"/>
+        <w:pStyle w:val="ListParagraph"/>
         <w:widowControl/>
         <w:ind w:left="360" w:firstLine="0" w:firstLineChars="0"/>
         <w:jc w:val="left"/>
         <w:rPr>
-          <w:rFonts w:asciiTheme="minorEastAsia" w:hAnsiTheme="minorEastAsia" w:eastAsiaTheme="minorEastAsia"/>
+          <w:rFonts w:asciiTheme="minorEastAsia" w:eastAsiaTheme="minorEastAsia" w:hAnsiTheme="minorEastAsia"/>
           <w:sz w:val="24"/>
           <w:szCs w:val="24"/>
           <w:lang w:eastAsia="zh-CN"/>
@@ -2651,7 +2635,7 @@
                     </pic:cNvPicPr>
                   </pic:nvPicPr>
                   <pic:blipFill>
-                    <a:blip r:embed="rId13" cstate="print"/>
+                    <a:blip xmlns:r="http://schemas.openxmlformats.org/officeDocument/2006/relationships" r:embed="rId15" cstate="print"/>
                     <a:stretch>
                       <a:fillRect/>
                     </a:stretch>
@@ -2674,7 +2658,7 @@
     </w:p>
     <w:p>
       <w:pPr>
-        <w:pStyle w:val="13"/>
+        <w:pStyle w:val="ListParagraph"/>
         <w:widowControl/>
         <w:numPr>
           <w:ilvl w:val="0"/>
@@ -2683,15 +2667,15 @@
         <w:ind w:firstLineChars="0"/>
         <w:jc w:val="left"/>
         <w:rPr>
-          <w:rFonts w:asciiTheme="minorEastAsia" w:hAnsiTheme="minorEastAsia" w:eastAsiaTheme="minorEastAsia"/>
-          <w:sz w:val="24"/>
-          <w:szCs w:val="24"/>
-          <w:lang w:eastAsia="zh-CN"/>
-        </w:rPr>
-      </w:pPr>
-      <w:r>
-        <w:rPr>
-          <w:rFonts w:hint="eastAsia" w:asciiTheme="minorEastAsia" w:hAnsiTheme="minorEastAsia" w:eastAsiaTheme="minorEastAsia"/>
+          <w:rFonts w:asciiTheme="minorEastAsia" w:eastAsiaTheme="minorEastAsia" w:hAnsiTheme="minorEastAsia"/>
+          <w:sz w:val="24"/>
+          <w:szCs w:val="24"/>
+          <w:lang w:eastAsia="zh-CN"/>
+        </w:rPr>
+      </w:pPr>
+      <w:r>
+        <w:rPr>
+          <w:rFonts w:asciiTheme="minorEastAsia" w:eastAsiaTheme="minorEastAsia" w:hAnsiTheme="minorEastAsia" w:hint="eastAsia"/>
           <w:sz w:val="24"/>
           <w:szCs w:val="24"/>
           <w:lang w:eastAsia="zh-CN"/>
@@ -2705,7 +2689,7 @@
         <w:ind w:left="360"/>
         <w:jc w:val="left"/>
         <w:rPr>
-          <w:rFonts w:asciiTheme="minorEastAsia" w:hAnsiTheme="minorEastAsia" w:eastAsiaTheme="minorEastAsia"/>
+          <w:rFonts w:asciiTheme="minorEastAsia" w:eastAsiaTheme="minorEastAsia" w:hAnsiTheme="minorEastAsia"/>
           <w:sz w:val="24"/>
           <w:szCs w:val="24"/>
           <w:lang w:eastAsia="zh-CN"/>
@@ -2733,7 +2717,7 @@
                     </pic:cNvPicPr>
                   </pic:nvPicPr>
                   <pic:blipFill>
-                    <a:blip r:embed="rId14" cstate="print"/>
+                    <a:blip xmlns:r="http://schemas.openxmlformats.org/officeDocument/2006/relationships" r:embed="rId16" cstate="print"/>
                     <a:stretch>
                       <a:fillRect/>
                     </a:stretch>
@@ -2772,11 +2756,11 @@
           <w:lang w:eastAsia="zh-CN"/>
         </w:rPr>
       </w:pPr>
-      <w:bookmarkStart w:id="10" w:name="_Toc440888597"/>
-      <w:bookmarkStart w:id="11" w:name="_Toc440888412"/>
-      <w:r>
-        <w:rPr>
-          <w:rFonts w:hint="eastAsia" w:ascii="宋体" w:hAnsi="宋体"/>
+      <w:bookmarkStart w:id="11" w:name="_Toc440888597"/>
+      <w:bookmarkStart w:id="12" w:name="_Toc440888412"/>
+      <w:r>
+        <w:rPr>
+          <w:rFonts w:ascii="宋体" w:hAnsi="宋体" w:hint="eastAsia"/>
           <w:b/>
           <w:kern w:val="2"/>
           <w:sz w:val="30"/>
@@ -2785,11 +2769,11 @@
         </w:rPr>
         <w:t>2.3往来信息</w:t>
       </w:r>
-      <w:bookmarkEnd w:id="10"/>
       <w:bookmarkEnd w:id="11"/>
-      <w:r>
-        <w:rPr>
-          <w:rFonts w:hint="eastAsia" w:ascii="宋体" w:hAnsi="宋体"/>
+      <w:bookmarkEnd w:id="12"/>
+      <w:r>
+        <w:rPr>
+          <w:rFonts w:ascii="宋体" w:hAnsi="宋体" w:hint="eastAsia"/>
           <w:b/>
           <w:kern w:val="2"/>
           <w:sz w:val="30"/>
@@ -2812,7 +2796,7 @@
       </w:pPr>
       <w:r>
         <w:rPr>
-          <w:rFonts w:ascii="宋体" w:hAnsi="宋体" w:eastAsia="黑体" w:cs="宋体"/>
+          <w:rFonts w:ascii="宋体" w:eastAsia="黑体" w:hAnsi="宋体" w:cs="宋体"/>
           <w:b/>
           <w:bCs/>
           <w:kern w:val="2"/>
@@ -2838,7 +2822,7 @@
                     </pic:cNvPicPr>
                   </pic:nvPicPr>
                   <pic:blipFill>
-                    <a:blip r:embed="rId6" cstate="print"/>
+                    <a:blip xmlns:r="http://schemas.openxmlformats.org/officeDocument/2006/relationships" r:embed="rId8" cstate="print"/>
                     <a:srcRect/>
                     <a:stretch>
                       <a:fillRect/>
@@ -2868,7 +2852,7 @@
       </w:r>
       <w:r>
         <w:rPr>
-          <w:rFonts w:hint="eastAsia" w:ascii="宋体" w:hAnsi="宋体" w:eastAsia="黑体" w:cs="宋体"/>
+          <w:rFonts w:ascii="宋体" w:eastAsia="黑体" w:hAnsi="宋体" w:cs="宋体" w:hint="eastAsia"/>
           <w:b/>
           <w:bCs/>
           <w:kern w:val="2"/>
@@ -2881,7 +2865,7 @@
     </w:p>
     <w:p>
       <w:pPr>
-        <w:pStyle w:val="13"/>
+        <w:pStyle w:val="ListParagraph"/>
         <w:widowControl/>
         <w:numPr>
           <w:ilvl w:val="0"/>
@@ -2890,15 +2874,15 @@
         <w:ind w:firstLineChars="0"/>
         <w:jc w:val="left"/>
         <w:rPr>
-          <w:rFonts w:asciiTheme="minorEastAsia" w:hAnsiTheme="minorEastAsia" w:eastAsiaTheme="minorEastAsia"/>
-          <w:sz w:val="24"/>
-          <w:szCs w:val="24"/>
-          <w:lang w:eastAsia="zh-CN"/>
-        </w:rPr>
-      </w:pPr>
-      <w:r>
-        <w:rPr>
-          <w:rFonts w:hint="eastAsia" w:asciiTheme="minorEastAsia" w:hAnsiTheme="minorEastAsia" w:eastAsiaTheme="minorEastAsia"/>
+          <w:rFonts w:asciiTheme="minorEastAsia" w:eastAsiaTheme="minorEastAsia" w:hAnsiTheme="minorEastAsia"/>
+          <w:sz w:val="24"/>
+          <w:szCs w:val="24"/>
+          <w:lang w:eastAsia="zh-CN"/>
+        </w:rPr>
+      </w:pPr>
+      <w:r>
+        <w:rPr>
+          <w:rFonts w:asciiTheme="minorEastAsia" w:eastAsiaTheme="minorEastAsia" w:hAnsiTheme="minorEastAsia" w:hint="eastAsia"/>
           <w:sz w:val="24"/>
           <w:szCs w:val="24"/>
           <w:lang w:eastAsia="zh-CN"/>
@@ -2911,7 +2895,7 @@
         <w:widowControl/>
         <w:jc w:val="left"/>
         <w:rPr>
-          <w:rFonts w:asciiTheme="minorEastAsia" w:hAnsiTheme="minorEastAsia" w:eastAsiaTheme="minorEastAsia"/>
+          <w:rFonts w:asciiTheme="minorEastAsia" w:eastAsiaTheme="minorEastAsia" w:hAnsiTheme="minorEastAsia"/>
           <w:sz w:val="24"/>
           <w:szCs w:val="24"/>
           <w:lang w:eastAsia="zh-CN"/>
@@ -2939,7 +2923,7 @@
                     </pic:cNvPicPr>
                   </pic:nvPicPr>
                   <pic:blipFill>
-                    <a:blip r:embed="rId15" cstate="print"/>
+                    <a:blip xmlns:r="http://schemas.openxmlformats.org/officeDocument/2006/relationships" r:embed="rId17" cstate="print"/>
                     <a:stretch>
                       <a:fillRect/>
                     </a:stretch>
@@ -2962,7 +2946,7 @@
     </w:p>
     <w:p>
       <w:pPr>
-        <w:pStyle w:val="13"/>
+        <w:pStyle w:val="ListParagraph"/>
         <w:widowControl/>
         <w:numPr>
           <w:ilvl w:val="0"/>
@@ -2971,15 +2955,15 @@
         <w:ind w:firstLineChars="0"/>
         <w:jc w:val="left"/>
         <w:rPr>
-          <w:rFonts w:asciiTheme="minorEastAsia" w:hAnsiTheme="minorEastAsia" w:eastAsiaTheme="minorEastAsia"/>
-          <w:sz w:val="24"/>
-          <w:szCs w:val="24"/>
-          <w:lang w:eastAsia="zh-CN"/>
-        </w:rPr>
-      </w:pPr>
-      <w:r>
-        <w:rPr>
-          <w:rFonts w:hint="eastAsia" w:asciiTheme="minorEastAsia" w:hAnsiTheme="minorEastAsia" w:eastAsiaTheme="minorEastAsia"/>
+          <w:rFonts w:asciiTheme="minorEastAsia" w:eastAsiaTheme="minorEastAsia" w:hAnsiTheme="minorEastAsia"/>
+          <w:sz w:val="24"/>
+          <w:szCs w:val="24"/>
+          <w:lang w:eastAsia="zh-CN"/>
+        </w:rPr>
+      </w:pPr>
+      <w:r>
+        <w:rPr>
+          <w:rFonts w:asciiTheme="minorEastAsia" w:eastAsiaTheme="minorEastAsia" w:hAnsiTheme="minorEastAsia" w:hint="eastAsia"/>
           <w:sz w:val="24"/>
           <w:szCs w:val="24"/>
           <w:lang w:eastAsia="zh-CN"/>
@@ -2992,7 +2976,7 @@
         <w:widowControl/>
         <w:jc w:val="left"/>
         <w:rPr>
-          <w:rFonts w:asciiTheme="minorEastAsia" w:hAnsiTheme="minorEastAsia" w:eastAsiaTheme="minorEastAsia"/>
+          <w:rFonts w:asciiTheme="minorEastAsia" w:eastAsiaTheme="minorEastAsia" w:hAnsiTheme="minorEastAsia"/>
           <w:sz w:val="24"/>
           <w:szCs w:val="24"/>
           <w:lang w:eastAsia="zh-CN"/>
@@ -3020,7 +3004,7 @@
                     </pic:cNvPicPr>
                   </pic:nvPicPr>
                   <pic:blipFill>
-                    <a:blip r:embed="rId16" cstate="print"/>
+                    <a:blip xmlns:r="http://schemas.openxmlformats.org/officeDocument/2006/relationships" r:embed="rId18" cstate="print"/>
                     <a:stretch>
                       <a:fillRect/>
                     </a:stretch>
@@ -3043,7 +3027,7 @@
     </w:p>
     <w:p>
       <w:pPr>
-        <w:pStyle w:val="13"/>
+        <w:pStyle w:val="ListParagraph"/>
         <w:widowControl/>
         <w:numPr>
           <w:ilvl w:val="0"/>
@@ -3052,15 +3036,15 @@
         <w:ind w:firstLineChars="0"/>
         <w:jc w:val="left"/>
         <w:rPr>
-          <w:rFonts w:asciiTheme="minorEastAsia" w:hAnsiTheme="minorEastAsia" w:eastAsiaTheme="minorEastAsia"/>
-          <w:sz w:val="24"/>
-          <w:szCs w:val="24"/>
-          <w:lang w:eastAsia="zh-CN"/>
-        </w:rPr>
-      </w:pPr>
-      <w:r>
-        <w:rPr>
-          <w:rFonts w:hint="eastAsia" w:asciiTheme="minorEastAsia" w:hAnsiTheme="minorEastAsia" w:eastAsiaTheme="minorEastAsia"/>
+          <w:rFonts w:asciiTheme="minorEastAsia" w:eastAsiaTheme="minorEastAsia" w:hAnsiTheme="minorEastAsia"/>
+          <w:sz w:val="24"/>
+          <w:szCs w:val="24"/>
+          <w:lang w:eastAsia="zh-CN"/>
+        </w:rPr>
+      </w:pPr>
+      <w:r>
+        <w:rPr>
+          <w:rFonts w:asciiTheme="minorEastAsia" w:eastAsiaTheme="minorEastAsia" w:hAnsiTheme="minorEastAsia" w:hint="eastAsia"/>
           <w:sz w:val="24"/>
           <w:szCs w:val="24"/>
           <w:lang w:eastAsia="zh-CN"/>
@@ -3073,7 +3057,7 @@
         <w:widowControl/>
         <w:jc w:val="left"/>
         <w:rPr>
-          <w:rFonts w:asciiTheme="minorEastAsia" w:hAnsiTheme="minorEastAsia" w:eastAsiaTheme="minorEastAsia"/>
+          <w:rFonts w:asciiTheme="minorEastAsia" w:eastAsiaTheme="minorEastAsia" w:hAnsiTheme="minorEastAsia"/>
           <w:sz w:val="24"/>
           <w:szCs w:val="24"/>
           <w:lang w:eastAsia="zh-CN"/>
@@ -3101,7 +3085,7 @@
                     </pic:cNvPicPr>
                   </pic:nvPicPr>
                   <pic:blipFill>
-                    <a:blip r:embed="rId17" cstate="print"/>
+                    <a:blip xmlns:r="http://schemas.openxmlformats.org/officeDocument/2006/relationships" r:embed="rId19" cstate="print"/>
                     <a:stretch>
                       <a:fillRect/>
                     </a:stretch>
@@ -3127,7 +3111,7 @@
         <w:widowControl/>
         <w:jc w:val="center"/>
         <w:rPr>
-          <w:rFonts w:asciiTheme="minorEastAsia" w:hAnsiTheme="minorEastAsia" w:eastAsiaTheme="minorEastAsia"/>
+          <w:rFonts w:asciiTheme="minorEastAsia" w:eastAsiaTheme="minorEastAsia" w:hAnsiTheme="minorEastAsia"/>
           <w:sz w:val="24"/>
           <w:szCs w:val="24"/>
           <w:lang w:eastAsia="zh-CN"/>
@@ -3152,11 +3136,11 @@
           <w:lang w:eastAsia="zh-CN"/>
         </w:rPr>
       </w:pPr>
-      <w:bookmarkStart w:id="12" w:name="_Toc440888413"/>
-      <w:bookmarkStart w:id="13" w:name="_Toc440888598"/>
-      <w:r>
-        <w:rPr>
-          <w:rFonts w:hint="eastAsia" w:ascii="宋体" w:hAnsi="宋体"/>
+      <w:bookmarkStart w:id="13" w:name="_Toc440888413"/>
+      <w:bookmarkStart w:id="14" w:name="_Toc440888598"/>
+      <w:r>
+        <w:rPr>
+          <w:rFonts w:ascii="宋体" w:hAnsi="宋体" w:hint="eastAsia"/>
           <w:b/>
           <w:kern w:val="2"/>
           <w:sz w:val="30"/>
@@ -3165,11 +3149,11 @@
         </w:rPr>
         <w:t>2.4问题确认</w:t>
       </w:r>
-      <w:bookmarkEnd w:id="12"/>
       <w:bookmarkEnd w:id="13"/>
-      <w:r>
-        <w:rPr>
-          <w:rFonts w:hint="eastAsia" w:ascii="宋体" w:hAnsi="宋体"/>
+      <w:bookmarkEnd w:id="14"/>
+      <w:r>
+        <w:rPr>
+          <w:rFonts w:ascii="宋体" w:hAnsi="宋体" w:hint="eastAsia"/>
           <w:b/>
           <w:kern w:val="2"/>
           <w:sz w:val="30"/>
@@ -3181,7 +3165,7 @@
     </w:p>
     <w:p>
       <w:pPr>
-        <w:pStyle w:val="13"/>
+        <w:pStyle w:val="ListParagraph"/>
         <w:numPr>
           <w:ilvl w:val="0"/>
           <w:numId w:val="6"/>
@@ -3198,7 +3182,7 @@
       </w:pPr>
       <w:r>
         <w:rPr>
-          <w:rFonts w:hint="eastAsia" w:ascii="宋体" w:hAnsi="宋体" w:eastAsia="黑体" w:cs="宋体"/>
+          <w:rFonts w:ascii="宋体" w:eastAsia="黑体" w:hAnsi="宋体" w:cs="宋体" w:hint="eastAsia"/>
           <w:b/>
           <w:bCs/>
           <w:kern w:val="2"/>
@@ -3211,7 +3195,7 @@
     </w:p>
     <w:p>
       <w:pPr>
-        <w:pStyle w:val="13"/>
+        <w:pStyle w:val="ListParagraph"/>
         <w:widowControl/>
         <w:numPr>
           <w:ilvl w:val="0"/>
@@ -3220,15 +3204,15 @@
         <w:ind w:firstLineChars="0"/>
         <w:jc w:val="left"/>
         <w:rPr>
-          <w:rFonts w:asciiTheme="minorEastAsia" w:hAnsiTheme="minorEastAsia" w:eastAsiaTheme="minorEastAsia"/>
-          <w:sz w:val="24"/>
-          <w:szCs w:val="24"/>
-          <w:lang w:eastAsia="zh-CN"/>
-        </w:rPr>
-      </w:pPr>
-      <w:r>
-        <w:rPr>
-          <w:rFonts w:hint="eastAsia" w:asciiTheme="minorEastAsia" w:hAnsiTheme="minorEastAsia" w:eastAsiaTheme="minorEastAsia"/>
+          <w:rFonts w:asciiTheme="minorEastAsia" w:eastAsiaTheme="minorEastAsia" w:hAnsiTheme="minorEastAsia"/>
+          <w:sz w:val="24"/>
+          <w:szCs w:val="24"/>
+          <w:lang w:eastAsia="zh-CN"/>
+        </w:rPr>
+      </w:pPr>
+      <w:r>
+        <w:rPr>
+          <w:rFonts w:asciiTheme="minorEastAsia" w:eastAsiaTheme="minorEastAsia" w:hAnsiTheme="minorEastAsia" w:hint="eastAsia"/>
           <w:sz w:val="24"/>
           <w:szCs w:val="24"/>
           <w:lang w:eastAsia="zh-CN"/>
@@ -3264,7 +3248,7 @@
                     </pic:cNvPicPr>
                   </pic:nvPicPr>
                   <pic:blipFill>
-                    <a:blip r:embed="rId18" cstate="print"/>
+                    <a:blip xmlns:r="http://schemas.openxmlformats.org/officeDocument/2006/relationships" r:embed="rId20" cstate="print"/>
                     <a:stretch>
                       <a:fillRect/>
                     </a:stretch>
@@ -3287,22 +3271,22 @@
     </w:p>
     <w:p>
       <w:pPr>
-        <w:pStyle w:val="13"/>
+        <w:pStyle w:val="ListParagraph"/>
         <w:numPr>
           <w:ilvl w:val="0"/>
           <w:numId w:val="7"/>
         </w:numPr>
         <w:ind w:firstLineChars="0"/>
         <w:rPr>
-          <w:rFonts w:asciiTheme="minorEastAsia" w:hAnsiTheme="minorEastAsia" w:eastAsiaTheme="minorEastAsia"/>
-          <w:sz w:val="24"/>
-          <w:szCs w:val="24"/>
-          <w:lang w:eastAsia="zh-CN"/>
-        </w:rPr>
-      </w:pPr>
-      <w:r>
-        <w:rPr>
-          <w:rFonts w:hint="eastAsia" w:asciiTheme="minorEastAsia" w:hAnsiTheme="minorEastAsia" w:eastAsiaTheme="minorEastAsia"/>
+          <w:rFonts w:asciiTheme="minorEastAsia" w:eastAsiaTheme="minorEastAsia" w:hAnsiTheme="minorEastAsia"/>
+          <w:sz w:val="24"/>
+          <w:szCs w:val="24"/>
+          <w:lang w:eastAsia="zh-CN"/>
+        </w:rPr>
+      </w:pPr>
+      <w:r>
+        <w:rPr>
+          <w:rFonts w:asciiTheme="minorEastAsia" w:eastAsiaTheme="minorEastAsia" w:hAnsiTheme="minorEastAsia" w:hint="eastAsia"/>
           <w:sz w:val="24"/>
           <w:szCs w:val="24"/>
           <w:lang w:eastAsia="zh-CN"/>
@@ -3312,10 +3296,10 @@
     </w:p>
     <w:p>
       <w:pPr>
-        <w:pStyle w:val="13"/>
+        <w:pStyle w:val="ListParagraph"/>
         <w:ind w:left="360" w:firstLine="0" w:firstLineChars="0"/>
         <w:rPr>
-          <w:rFonts w:asciiTheme="minorEastAsia" w:hAnsiTheme="minorEastAsia" w:eastAsiaTheme="minorEastAsia"/>
+          <w:rFonts w:asciiTheme="minorEastAsia" w:eastAsiaTheme="minorEastAsia" w:hAnsiTheme="minorEastAsia"/>
           <w:sz w:val="24"/>
           <w:szCs w:val="24"/>
           <w:lang w:eastAsia="zh-CN"/>
@@ -3343,7 +3327,7 @@
                     </pic:cNvPicPr>
                   </pic:nvPicPr>
                   <pic:blipFill>
-                    <a:blip r:embed="rId19" cstate="print"/>
+                    <a:blip xmlns:r="http://schemas.openxmlformats.org/officeDocument/2006/relationships" r:embed="rId21" cstate="print"/>
                     <a:stretch>
                       <a:fillRect/>
                     </a:stretch>
@@ -3366,22 +3350,22 @@
     </w:p>
     <w:p>
       <w:pPr>
-        <w:pStyle w:val="13"/>
+        <w:pStyle w:val="ListParagraph"/>
         <w:numPr>
           <w:ilvl w:val="0"/>
           <w:numId w:val="7"/>
         </w:numPr>
         <w:ind w:firstLineChars="0"/>
         <w:rPr>
-          <w:rFonts w:asciiTheme="minorEastAsia" w:hAnsiTheme="minorEastAsia" w:eastAsiaTheme="minorEastAsia"/>
-          <w:sz w:val="24"/>
-          <w:szCs w:val="24"/>
-          <w:lang w:eastAsia="zh-CN"/>
-        </w:rPr>
-      </w:pPr>
-      <w:r>
-        <w:rPr>
-          <w:rFonts w:hint="eastAsia" w:asciiTheme="minorEastAsia" w:hAnsiTheme="minorEastAsia" w:eastAsiaTheme="minorEastAsia"/>
+          <w:rFonts w:asciiTheme="minorEastAsia" w:eastAsiaTheme="minorEastAsia" w:hAnsiTheme="minorEastAsia"/>
+          <w:sz w:val="24"/>
+          <w:szCs w:val="24"/>
+          <w:lang w:eastAsia="zh-CN"/>
+        </w:rPr>
+      </w:pPr>
+      <w:r>
+        <w:rPr>
+          <w:rFonts w:asciiTheme="minorEastAsia" w:eastAsiaTheme="minorEastAsia" w:hAnsiTheme="minorEastAsia" w:hint="eastAsia"/>
           <w:sz w:val="24"/>
           <w:szCs w:val="24"/>
           <w:lang w:eastAsia="zh-CN"/>
@@ -3407,11 +3391,11 @@
           <w:lang w:eastAsia="zh-CN"/>
         </w:rPr>
       </w:pPr>
-      <w:bookmarkStart w:id="14" w:name="_Toc440888414"/>
-      <w:bookmarkStart w:id="15" w:name="_Toc440888599"/>
-      <w:r>
-        <w:rPr>
-          <w:rFonts w:hint="eastAsia" w:ascii="宋体" w:hAnsi="宋体"/>
+      <w:bookmarkStart w:id="15" w:name="_Toc440888414"/>
+      <w:bookmarkStart w:id="16" w:name="_Toc440888599"/>
+      <w:r>
+        <w:rPr>
+          <w:rFonts w:ascii="宋体" w:hAnsi="宋体" w:hint="eastAsia"/>
           <w:b/>
           <w:kern w:val="2"/>
           <w:sz w:val="30"/>
@@ -3420,11 +3404,11 @@
         </w:rPr>
         <w:t>2.5继续提问</w:t>
       </w:r>
-      <w:bookmarkEnd w:id="14"/>
       <w:bookmarkEnd w:id="15"/>
-      <w:r>
-        <w:rPr>
-          <w:rFonts w:hint="eastAsia" w:ascii="宋体" w:hAnsi="宋体"/>
+      <w:bookmarkEnd w:id="16"/>
+      <w:r>
+        <w:rPr>
+          <w:rFonts w:ascii="宋体" w:hAnsi="宋体" w:hint="eastAsia"/>
           <w:b/>
           <w:kern w:val="2"/>
           <w:sz w:val="30"/>
@@ -3436,18 +3420,18 @@
     </w:p>
     <w:p>
       <w:pPr>
-        <w:pStyle w:val="13"/>
+        <w:pStyle w:val="ListParagraph"/>
         <w:ind w:left="360" w:firstLine="0" w:firstLineChars="0"/>
         <w:rPr>
-          <w:rFonts w:asciiTheme="minorEastAsia" w:hAnsiTheme="minorEastAsia" w:eastAsiaTheme="minorEastAsia"/>
-          <w:sz w:val="24"/>
-          <w:szCs w:val="24"/>
-          <w:lang w:eastAsia="zh-CN"/>
-        </w:rPr>
-      </w:pPr>
-      <w:r>
-        <w:rPr>
-          <w:rFonts w:hint="eastAsia" w:asciiTheme="minorEastAsia" w:hAnsiTheme="minorEastAsia" w:eastAsiaTheme="minorEastAsia"/>
+          <w:rFonts w:asciiTheme="minorEastAsia" w:eastAsiaTheme="minorEastAsia" w:hAnsiTheme="minorEastAsia"/>
+          <w:sz w:val="24"/>
+          <w:szCs w:val="24"/>
+          <w:lang w:eastAsia="zh-CN"/>
+        </w:rPr>
+      </w:pPr>
+      <w:r>
+        <w:rPr>
+          <w:rFonts w:asciiTheme="minorEastAsia" w:eastAsiaTheme="minorEastAsia" w:hAnsiTheme="minorEastAsia" w:hint="eastAsia"/>
           <w:sz w:val="24"/>
           <w:szCs w:val="24"/>
           <w:lang w:eastAsia="zh-CN"/>
@@ -3457,10 +3441,10 @@
     </w:p>
     <w:p>
       <w:pPr>
-        <w:pStyle w:val="13"/>
+        <w:pStyle w:val="ListParagraph"/>
         <w:ind w:left="360" w:firstLine="0" w:firstLineChars="0"/>
         <w:rPr>
-          <w:rFonts w:hint="eastAsia" w:asciiTheme="minorEastAsia" w:hAnsiTheme="minorEastAsia" w:eastAsiaTheme="minorEastAsia"/>
+          <w:rFonts w:asciiTheme="minorEastAsia" w:eastAsiaTheme="minorEastAsia" w:hAnsiTheme="minorEastAsia" w:hint="eastAsia"/>
           <w:sz w:val="24"/>
           <w:szCs w:val="24"/>
           <w:lang w:eastAsia="zh-CN"/>
@@ -3488,7 +3472,7 @@
                     </pic:cNvPicPr>
                   </pic:nvPicPr>
                   <pic:blipFill>
-                    <a:blip r:embed="rId20" cstate="print"/>
+                    <a:blip xmlns:r="http://schemas.openxmlformats.org/officeDocument/2006/relationships" r:embed="rId22" cstate="print"/>
                     <a:stretch>
                       <a:fillRect/>
                     </a:stretch>
@@ -3511,22 +3495,22 @@
     </w:p>
     <w:p>
       <w:pPr>
-        <w:pStyle w:val="13"/>
+        <w:pStyle w:val="ListParagraph"/>
         <w:ind w:left="360" w:firstLine="0" w:firstLineChars="0"/>
         <w:rPr>
-          <w:rFonts w:hint="eastAsia" w:asciiTheme="minorEastAsia" w:hAnsiTheme="minorEastAsia" w:eastAsiaTheme="minorEastAsia"/>
-          <w:sz w:val="24"/>
-          <w:szCs w:val="24"/>
-          <w:lang w:eastAsia="zh-CN"/>
-        </w:rPr>
-      </w:pPr>
-    </w:p>
-    <w:p>
-      <w:pPr>
-        <w:pStyle w:val="13"/>
+          <w:rFonts w:asciiTheme="minorEastAsia" w:eastAsiaTheme="minorEastAsia" w:hAnsiTheme="minorEastAsia" w:hint="eastAsia"/>
+          <w:sz w:val="24"/>
+          <w:szCs w:val="24"/>
+          <w:lang w:eastAsia="zh-CN"/>
+        </w:rPr>
+      </w:pPr>
+    </w:p>
+    <w:p>
+      <w:pPr>
+        <w:pStyle w:val="ListParagraph"/>
         <w:ind w:left="360" w:firstLine="0" w:firstLineChars="0"/>
         <w:rPr>
-          <w:rFonts w:hint="eastAsia" w:ascii="宋体" w:hAnsi="宋体"/>
+          <w:rFonts w:ascii="宋体" w:hAnsi="宋体" w:hint="eastAsia"/>
           <w:b/>
           <w:kern w:val="2"/>
           <w:sz w:val="30"/>
@@ -3536,7 +3520,7 @@
       </w:pPr>
       <w:r>
         <w:rPr>
-          <w:rFonts w:hint="eastAsia" w:ascii="宋体" w:hAnsi="宋体"/>
+          <w:rFonts w:ascii="宋体" w:hAnsi="宋体" w:hint="eastAsia"/>
           <w:b/>
           <w:kern w:val="2"/>
           <w:sz w:val="30"/>
@@ -3548,18 +3532,18 @@
     </w:p>
     <w:p>
       <w:pPr>
-        <w:pStyle w:val="13"/>
+        <w:pStyle w:val="ListParagraph"/>
         <w:ind w:left="360" w:firstLine="0" w:firstLineChars="0"/>
         <w:rPr>
-          <w:rFonts w:hint="eastAsia" w:asciiTheme="minorEastAsia" w:hAnsiTheme="minorEastAsia" w:eastAsiaTheme="minorEastAsia"/>
-          <w:sz w:val="24"/>
-          <w:szCs w:val="24"/>
-          <w:lang w:eastAsia="zh-CN"/>
-        </w:rPr>
-      </w:pPr>
-      <w:r>
-        <w:rPr>
-          <w:rFonts w:asciiTheme="minorEastAsia" w:hAnsiTheme="minorEastAsia" w:eastAsiaTheme="minorEastAsia"/>
+          <w:rFonts w:asciiTheme="minorEastAsia" w:eastAsiaTheme="minorEastAsia" w:hAnsiTheme="minorEastAsia" w:hint="eastAsia"/>
+          <w:sz w:val="24"/>
+          <w:szCs w:val="24"/>
+          <w:lang w:eastAsia="zh-CN"/>
+        </w:rPr>
+      </w:pPr>
+      <w:r>
+        <w:rPr>
+          <w:rFonts w:asciiTheme="minorEastAsia" w:eastAsiaTheme="minorEastAsia" w:hAnsiTheme="minorEastAsia"/>
           <w:sz w:val="24"/>
           <w:szCs w:val="24"/>
           <w:lang w:eastAsia="zh-CN"/>
@@ -3568,7 +3552,7 @@
       </w:r>
       <w:r>
         <w:rPr>
-          <w:rFonts w:hint="eastAsia" w:asciiTheme="minorEastAsia" w:hAnsiTheme="minorEastAsia" w:eastAsiaTheme="minorEastAsia"/>
+          <w:rFonts w:asciiTheme="minorEastAsia" w:eastAsiaTheme="minorEastAsia" w:hAnsiTheme="minorEastAsia" w:hint="eastAsia"/>
           <w:sz w:val="24"/>
           <w:szCs w:val="24"/>
           <w:lang w:eastAsia="zh-CN"/>
@@ -3577,7 +3561,7 @@
       </w:r>
       <w:r>
         <w:rPr>
-          <w:rFonts w:asciiTheme="minorEastAsia" w:hAnsiTheme="minorEastAsia" w:eastAsiaTheme="minorEastAsia"/>
+          <w:rFonts w:asciiTheme="minorEastAsia" w:eastAsiaTheme="minorEastAsia" w:hAnsiTheme="minorEastAsia"/>
           <w:sz w:val="24"/>
           <w:szCs w:val="24"/>
           <w:lang w:eastAsia="zh-CN"/>
@@ -3586,7 +3570,7 @@
       </w:r>
       <w:r>
         <w:rPr>
-          <w:rFonts w:hint="eastAsia" w:asciiTheme="minorEastAsia" w:hAnsiTheme="minorEastAsia" w:eastAsiaTheme="minorEastAsia"/>
+          <w:rFonts w:asciiTheme="minorEastAsia" w:eastAsiaTheme="minorEastAsia" w:hAnsiTheme="minorEastAsia" w:hint="eastAsia"/>
           <w:sz w:val="24"/>
           <w:szCs w:val="24"/>
           <w:lang w:eastAsia="zh-CN"/>
@@ -3595,7 +3579,7 @@
       </w:r>
       <w:r>
         <w:rPr>
-          <w:rFonts w:asciiTheme="minorEastAsia" w:hAnsiTheme="minorEastAsia" w:eastAsiaTheme="minorEastAsia"/>
+          <w:rFonts w:asciiTheme="minorEastAsia" w:eastAsiaTheme="minorEastAsia" w:hAnsiTheme="minorEastAsia"/>
           <w:sz w:val="24"/>
           <w:szCs w:val="24"/>
           <w:lang w:eastAsia="zh-CN"/>
@@ -3604,7 +3588,7 @@
       </w:r>
       <w:r>
         <w:rPr>
-          <w:rFonts w:hint="eastAsia" w:asciiTheme="minorEastAsia" w:hAnsiTheme="minorEastAsia" w:eastAsiaTheme="minorEastAsia"/>
+          <w:rFonts w:asciiTheme="minorEastAsia" w:eastAsiaTheme="minorEastAsia" w:hAnsiTheme="minorEastAsia" w:hint="eastAsia"/>
           <w:sz w:val="24"/>
           <w:szCs w:val="24"/>
           <w:lang w:eastAsia="zh-CN"/>
@@ -3613,7 +3597,7 @@
       </w:r>
       <w:r>
         <w:rPr>
-          <w:rFonts w:asciiTheme="minorEastAsia" w:hAnsiTheme="minorEastAsia" w:eastAsiaTheme="minorEastAsia"/>
+          <w:rFonts w:asciiTheme="minorEastAsia" w:eastAsiaTheme="minorEastAsia" w:hAnsiTheme="minorEastAsia"/>
           <w:sz w:val="24"/>
           <w:szCs w:val="24"/>
           <w:lang w:eastAsia="zh-CN"/>
@@ -3622,7 +3606,7 @@
       </w:r>
       <w:r>
         <w:rPr>
-          <w:rFonts w:hint="eastAsia" w:asciiTheme="minorEastAsia" w:hAnsiTheme="minorEastAsia" w:eastAsiaTheme="minorEastAsia"/>
+          <w:rFonts w:asciiTheme="minorEastAsia" w:eastAsiaTheme="minorEastAsia" w:hAnsiTheme="minorEastAsia" w:hint="eastAsia"/>
           <w:sz w:val="24"/>
           <w:szCs w:val="24"/>
           <w:lang w:eastAsia="zh-CN"/>
@@ -3632,18 +3616,18 @@
     </w:p>
     <w:p>
       <w:pPr>
-        <w:pStyle w:val="13"/>
+        <w:pStyle w:val="ListParagraph"/>
         <w:ind w:left="360" w:firstLine="0" w:firstLineChars="0"/>
         <w:rPr>
-          <w:rFonts w:hint="eastAsia" w:asciiTheme="minorEastAsia" w:hAnsiTheme="minorEastAsia" w:eastAsiaTheme="minorEastAsia"/>
-          <w:sz w:val="24"/>
-          <w:szCs w:val="24"/>
-          <w:lang w:eastAsia="zh-CN"/>
-        </w:rPr>
-      </w:pPr>
-      <w:r>
-        <w:rPr>
-          <w:rFonts w:asciiTheme="minorEastAsia" w:hAnsiTheme="minorEastAsia" w:eastAsiaTheme="minorEastAsia"/>
+          <w:rFonts w:asciiTheme="minorEastAsia" w:eastAsiaTheme="minorEastAsia" w:hAnsiTheme="minorEastAsia" w:hint="eastAsia"/>
+          <w:sz w:val="24"/>
+          <w:szCs w:val="24"/>
+          <w:lang w:eastAsia="zh-CN"/>
+        </w:rPr>
+      </w:pPr>
+      <w:r>
+        <w:rPr>
+          <w:rFonts w:asciiTheme="minorEastAsia" w:eastAsiaTheme="minorEastAsia" w:hAnsiTheme="minorEastAsia"/>
           <w:sz w:val="24"/>
           <w:szCs w:val="24"/>
           <w:lang w:eastAsia="zh-CN"/>
@@ -3666,7 +3650,7 @@
                     </pic:cNvPicPr>
                   </pic:nvPicPr>
                   <pic:blipFill>
-                    <a:blip r:embed="rId21"/>
+                    <a:blip xmlns:r="http://schemas.openxmlformats.org/officeDocument/2006/relationships" r:embed="rId23"/>
                     <a:srcRect/>
                     <a:stretch>
                       <a:fillRect/>
@@ -3697,10 +3681,10 @@
     </w:p>
     <w:p>
       <w:pPr>
-        <w:pStyle w:val="13"/>
+        <w:pStyle w:val="ListParagraph"/>
         <w:ind w:left="360" w:firstLine="0" w:firstLineChars="0"/>
         <w:rPr>
-          <w:rFonts w:hint="eastAsia" w:asciiTheme="minorEastAsia" w:hAnsiTheme="minorEastAsia" w:eastAsiaTheme="minorEastAsia"/>
+          <w:rFonts w:asciiTheme="minorEastAsia" w:eastAsiaTheme="minorEastAsia" w:hAnsiTheme="minorEastAsia" w:hint="eastAsia"/>
           <w:sz w:val="24"/>
           <w:szCs w:val="24"/>
           <w:lang w:eastAsia="zh-CN"/>
@@ -3718,7 +3702,7 @@
         <w:spacing w:before="240" w:after="240" w:line="240" w:lineRule="auto"/>
         <w:outlineLvl w:val="0"/>
         <w:rPr>
-          <w:rFonts w:hint="eastAsia" w:ascii="宋体" w:hAnsi="宋体"/>
+          <w:rFonts w:ascii="宋体" w:hAnsi="宋体" w:hint="eastAsia"/>
           <w:b/>
           <w:bCs/>
           <w:kern w:val="44"/>
@@ -3729,7 +3713,7 @@
       </w:pPr>
       <w:r>
         <w:rPr>
-          <w:rFonts w:hint="eastAsia" w:ascii="宋体" w:hAnsi="宋体"/>
+          <w:rFonts w:ascii="宋体" w:hAnsi="宋体" w:hint="eastAsia"/>
           <w:b/>
           <w:bCs/>
           <w:kern w:val="44"/>
@@ -3747,7 +3731,7 @@
         <w:spacing w:before="240" w:after="240" w:line="240" w:lineRule="auto"/>
         <w:outlineLvl w:val="0"/>
         <w:rPr>
-          <w:rFonts w:hint="eastAsia" w:ascii="宋体" w:hAnsi="宋体"/>
+          <w:rFonts w:ascii="宋体" w:hAnsi="宋体" w:hint="eastAsia"/>
           <w:b/>
           <w:bCs/>
           <w:kern w:val="44"/>
@@ -3784,7 +3768,7 @@
                     </pic:cNvPicPr>
                   </pic:nvPicPr>
                   <pic:blipFill>
-                    <a:blip r:embed="rId22"/>
+                    <a:blip xmlns:r="http://schemas.openxmlformats.org/officeDocument/2006/relationships" r:embed="rId24"/>
                     <a:srcRect/>
                     <a:stretch>
                       <a:fillRect/>
@@ -3820,7 +3804,7 @@
         <w:spacing w:before="240" w:after="240" w:line="240" w:lineRule="auto"/>
         <w:outlineLvl w:val="0"/>
         <w:rPr>
-          <w:rFonts w:hint="eastAsia" w:ascii="宋体" w:hAnsi="宋体"/>
+          <w:rFonts w:ascii="宋体" w:hAnsi="宋体" w:hint="eastAsia"/>
           <w:b/>
           <w:bCs/>
           <w:kern w:val="44"/>
@@ -3857,7 +3841,7 @@
                     </pic:cNvPicPr>
                   </pic:nvPicPr>
                   <pic:blipFill>
-                    <a:blip r:embed="rId23"/>
+                    <a:blip xmlns:r="http://schemas.openxmlformats.org/officeDocument/2006/relationships" r:embed="rId25"/>
                     <a:srcRect/>
                     <a:stretch>
                       <a:fillRect/>
@@ -3897,7 +3881,7 @@
         <w:spacing w:before="240" w:after="240" w:line="240" w:lineRule="auto"/>
         <w:outlineLvl w:val="0"/>
         <w:rPr>
-          <w:rFonts w:hint="eastAsia" w:ascii="宋体" w:hAnsi="宋体"/>
+          <w:rFonts w:ascii="宋体" w:hAnsi="宋体" w:hint="eastAsia"/>
           <w:b/>
           <w:bCs/>
           <w:kern w:val="44"/>
@@ -3908,7 +3892,7 @@
       </w:pPr>
       <w:r>
         <w:rPr>
-          <w:rFonts w:hint="eastAsia" w:ascii="宋体" w:hAnsi="宋体"/>
+          <w:rFonts w:ascii="宋体" w:hAnsi="宋体" w:hint="eastAsia"/>
           <w:b/>
           <w:bCs/>
           <w:kern w:val="44"/>
@@ -3926,7 +3910,7 @@
         <w:spacing w:before="240" w:after="240" w:line="240" w:lineRule="auto"/>
         <w:outlineLvl w:val="0"/>
         <w:rPr>
-          <w:rFonts w:hint="eastAsia" w:ascii="宋体" w:hAnsi="宋体"/>
+          <w:rFonts w:ascii="宋体" w:hAnsi="宋体" w:hint="eastAsia"/>
           <w:b/>
           <w:bCs/>
           <w:kern w:val="44"/>
@@ -3963,7 +3947,7 @@
                     </pic:cNvPicPr>
                   </pic:nvPicPr>
                   <pic:blipFill>
-                    <a:blip r:embed="rId24"/>
+                    <a:blip xmlns:r="http://schemas.openxmlformats.org/officeDocument/2006/relationships" r:embed="rId26"/>
                     <a:srcRect/>
                     <a:stretch>
                       <a:fillRect/>
@@ -3999,7 +3983,7 @@
         <w:spacing w:before="240" w:after="240" w:line="240" w:lineRule="auto"/>
         <w:outlineLvl w:val="0"/>
         <w:rPr>
-          <w:rFonts w:hint="eastAsia" w:ascii="宋体" w:hAnsi="宋体"/>
+          <w:rFonts w:ascii="宋体" w:hAnsi="宋体" w:hint="eastAsia"/>
           <w:b/>
           <w:bCs/>
           <w:kern w:val="44"/>
@@ -4036,7 +4020,7 @@
                     </pic:cNvPicPr>
                   </pic:nvPicPr>
                   <pic:blipFill>
-                    <a:blip r:embed="rId25"/>
+                    <a:blip xmlns:r="http://schemas.openxmlformats.org/officeDocument/2006/relationships" r:embed="rId27"/>
                     <a:srcRect/>
                     <a:stretch>
                       <a:fillRect/>
@@ -4104,7 +4088,7 @@
                     </pic:cNvPicPr>
                   </pic:nvPicPr>
                   <pic:blipFill>
-                    <a:blip r:embed="rId26"/>
+                    <a:blip xmlns:r="http://schemas.openxmlformats.org/officeDocument/2006/relationships" r:embed="rId28"/>
                     <a:srcRect/>
                     <a:stretch>
                       <a:fillRect/>
@@ -4140,7 +4124,7 @@
         <w:spacing w:before="240" w:after="240" w:line="240" w:lineRule="auto"/>
         <w:outlineLvl w:val="0"/>
         <w:rPr>
-          <w:rFonts w:hint="eastAsia" w:ascii="宋体" w:hAnsi="宋体"/>
+          <w:rFonts w:ascii="宋体" w:hAnsi="宋体" w:hint="eastAsia"/>
           <w:b/>
           <w:bCs/>
           <w:kern w:val="44"/>
@@ -4177,7 +4161,7 @@
                     </pic:cNvPicPr>
                   </pic:nvPicPr>
                   <pic:blipFill>
-                    <a:blip r:embed="rId27"/>
+                    <a:blip xmlns:r="http://schemas.openxmlformats.org/officeDocument/2006/relationships" r:embed="rId29"/>
                     <a:srcRect/>
                     <a:stretch>
                       <a:fillRect/>
@@ -4213,7 +4197,7 @@
         <w:spacing w:before="240" w:after="240" w:line="240" w:lineRule="auto"/>
         <w:outlineLvl w:val="0"/>
         <w:rPr>
-          <w:rFonts w:hint="eastAsia" w:ascii="宋体" w:hAnsi="宋体"/>
+          <w:rFonts w:ascii="宋体" w:hAnsi="宋体" w:hint="eastAsia"/>
           <w:b/>
           <w:bCs/>
           <w:kern w:val="44"/>
@@ -4250,7 +4234,7 @@
                     </pic:cNvPicPr>
                   </pic:nvPicPr>
                   <pic:blipFill>
-                    <a:blip r:embed="rId28"/>
+                    <a:blip xmlns:r="http://schemas.openxmlformats.org/officeDocument/2006/relationships" r:embed="rId30"/>
                     <a:srcRect/>
                     <a:stretch>
                       <a:fillRect/>
@@ -4323,7 +4307,7 @@
                     </pic:cNvPicPr>
                   </pic:nvPicPr>
                   <pic:blipFill>
-                    <a:blip r:embed="rId29"/>
+                    <a:blip xmlns:r="http://schemas.openxmlformats.org/officeDocument/2006/relationships" r:embed="rId31"/>
                     <a:srcRect/>
                     <a:stretch>
                       <a:fillRect/>
@@ -4354,10 +4338,10 @@
     </w:p>
     <w:p>
       <w:pPr>
-        <w:pStyle w:val="13"/>
+        <w:pStyle w:val="ListParagraph"/>
         <w:ind w:left="360" w:firstLine="0" w:firstLineChars="0"/>
         <w:rPr>
-          <w:rFonts w:asciiTheme="minorEastAsia" w:hAnsiTheme="minorEastAsia" w:eastAsiaTheme="minorEastAsia"/>
+          <w:rFonts w:asciiTheme="minorEastAsia" w:eastAsiaTheme="minorEastAsia" w:hAnsiTheme="minorEastAsia"/>
           <w:sz w:val="24"/>
           <w:szCs w:val="24"/>
           <w:lang w:eastAsia="zh-CN"/>
@@ -4368,7 +4352,7 @@
       <w:pgSz w:w="11906" w:h="16838"/>
       <w:pgMar w:top="1440" w:right="1800" w:bottom="1440" w:left="1800" w:header="851" w:footer="992" w:gutter="0"/>
       <w:pgNumType w:fmt="decimal" w:start="1"/>
-      <w:cols w:space="425" w:num="1"/>
+      <w:cols w:num="1" w:space="425"/>
       <w:docGrid w:type="lines" w:linePitch="312" w:charSpace="0"/>
     </w:sectPr>
   </w:body>
@@ -4376,29 +4360,30 @@
 </file>
 
 <file path=word/footer1.xml><?xml version="1.0" encoding="utf-8"?>
-<w:ftr xmlns:wpc="http://schemas.microsoft.com/office/word/2010/wordprocessingCanvas" xmlns:mc="http://schemas.openxmlformats.org/markup-compatibility/2006" xmlns:o="urn:schemas-microsoft-com:office:office" xmlns:r="http://schemas.openxmlformats.org/officeDocument/2006/relationships" xmlns:m="http://schemas.openxmlformats.org/officeDocument/2006/math" xmlns:v="urn:schemas-microsoft-com:vml" xmlns:wp14="http://schemas.microsoft.com/office/word/2010/wordprocessingDrawing" xmlns:wp="http://schemas.openxmlformats.org/drawingml/2006/wordprocessingDrawing" xmlns:w10="urn:schemas-microsoft-com:office:word" xmlns:w="http://schemas.openxmlformats.org/wordprocessingml/2006/main" xmlns:w14="http://schemas.microsoft.com/office/word/2010/wordml" xmlns:w15="http://schemas.microsoft.com/office/word/2012/wordml" xmlns:wpg="http://schemas.microsoft.com/office/word/2010/wordprocessingGroup" xmlns:wpi="http://schemas.microsoft.com/office/word/2010/wordprocessingInk" xmlns:wne="http://schemas.microsoft.com/office/word/2006/wordml" xmlns:wps="http://schemas.microsoft.com/office/word/2010/wordprocessingShape" xmlns:wpsCustomData="http://www.wps.cn/officeDocument/2013/wpsCustomData" mc:Ignorable="w14 w15 wp14">
+<w:ftr xmlns:wpc="http://schemas.microsoft.com/office/word/2010/wordprocessingCanvas" xmlns:mc="http://schemas.openxmlformats.org/markup-compatibility/2006" xmlns:o="urn:schemas-microsoft-com:office:office" xmlns:r="http://schemas.openxmlformats.org/officeDocument/2006/relationships" xmlns:m="http://schemas.openxmlformats.org/officeDocument/2006/math" xmlns:v="urn:schemas-microsoft-com:vml" xmlns:wp14="http://schemas.microsoft.com/office/word/2010/wordprocessingDrawing" xmlns:wp="http://schemas.openxmlformats.org/drawingml/2006/wordprocessingDrawing" xmlns:w10="urn:schemas-microsoft-com:office:word" xmlns:w="http://schemas.openxmlformats.org/wordprocessingml/2006/main" xmlns:w14="http://schemas.microsoft.com/office/word/2010/wordml" xmlns:w15="http://schemas.microsoft.com/office/word/2012/wordml" xmlns:wne="http://schemas.microsoft.com/office/word/2006/wordml" xmlns:wpg="http://schemas.microsoft.com/office/word/2010/wordprocessingGroup" xmlns:wpi="http://schemas.microsoft.com/office/word/2010/wordprocessingInk" xmlns:wps="http://schemas.microsoft.com/office/word/2010/wordprocessingShape" mc:Ignorable="w14 w15 wp14">
   <w:p>
     <w:pPr>
-      <w:pStyle w:val="5"/>
+      <w:pStyle w:val="Footer"/>
     </w:pPr>
     <w:r>
       <w:rPr>
         <w:sz w:val="18"/>
       </w:rPr>
       <w:pict>
-        <v:shape id="_x0000_s2049" o:spid="_x0000_s2049" o:spt="202" type="#_x0000_t202" style="position:absolute;left:0pt;margin-top:0pt;height:144pt;width:144pt;mso-position-horizontal:center;mso-position-horizontal-relative:margin;mso-wrap-style:none;z-index:251658240;mso-width-relative:page;mso-height-relative:page;" filled="f" stroked="f" coordsize="21600,21600">
-          <v:path/>
-          <v:fill on="f" focussize="0,0"/>
-          <v:stroke on="f"/>
-          <v:imagedata o:title=""/>
+        <v:shapetype id="_x0000_t202" coordsize="21600,21600" o:spt="202" path="m,l,21600r21600,l21600,xe">
+          <v:stroke joinstyle="miter"/>
+          <v:path gradientshapeok="t" o:connecttype="rect"/>
+        </v:shapetype>
+        <v:shape id="_x0000_s2049" o:spid="_x0000_s2049" type="#_x0000_t202" style="height:2in;margin-left:0;margin-top:0;mso-height-relative:page;mso-position-horizontal:center;mso-position-horizontal-relative:margin;mso-width-relative:page;mso-wrap-style:none;position:absolute;width:2in;z-index:251658240" coordsize="21600,21600" filled="f" stroked="f">
+          <v:stroke joinstyle="miter"/>
           <o:lock v:ext="edit" aspectratio="f"/>
-          <v:textbox inset="0mm,0mm,0mm,0mm" style="mso-fit-shape-to-text:t;">
+          <v:textbox style="mso-fit-shape-to-text:t" inset="0,0,0,0">
             <w:txbxContent>
               <w:p>
                 <w:pPr>
-                  <w:pStyle w:val="5"/>
+                  <w:pStyle w:val="Footer"/>
                   <w:rPr>
-                    <w:rFonts w:hint="eastAsia" w:eastAsia="宋体"/>
+                    <w:rFonts w:eastAsia="宋体" w:hint="eastAsia"/>
                     <w:lang w:eastAsia="zh-CN"/>
                   </w:rPr>
                 </w:pPr>
@@ -4448,12 +4433,12 @@
 </file>
 
 <file path=word/header1.xml><?xml version="1.0" encoding="utf-8"?>
-<w:hdr xmlns:wpc="http://schemas.microsoft.com/office/word/2010/wordprocessingCanvas" xmlns:mc="http://schemas.openxmlformats.org/markup-compatibility/2006" xmlns:o="urn:schemas-microsoft-com:office:office" xmlns:r="http://schemas.openxmlformats.org/officeDocument/2006/relationships" xmlns:m="http://schemas.openxmlformats.org/officeDocument/2006/math" xmlns:v="urn:schemas-microsoft-com:vml" xmlns:wp14="http://schemas.microsoft.com/office/word/2010/wordprocessingDrawing" xmlns:wp="http://schemas.openxmlformats.org/drawingml/2006/wordprocessingDrawing" xmlns:w10="urn:schemas-microsoft-com:office:word" xmlns:w="http://schemas.openxmlformats.org/wordprocessingml/2006/main" xmlns:w14="http://schemas.microsoft.com/office/word/2010/wordml" xmlns:w15="http://schemas.microsoft.com/office/word/2012/wordml" xmlns:wpg="http://schemas.microsoft.com/office/word/2010/wordprocessingGroup" xmlns:wpi="http://schemas.microsoft.com/office/word/2010/wordprocessingInk" xmlns:wne="http://schemas.microsoft.com/office/word/2006/wordml" xmlns:wps="http://schemas.microsoft.com/office/word/2010/wordprocessingShape" xmlns:wpsCustomData="http://www.wps.cn/officeDocument/2013/wpsCustomData" mc:Ignorable="w14 w15 wp14">
+<w:hdr xmlns:wpc="http://schemas.microsoft.com/office/word/2010/wordprocessingCanvas" xmlns:mc="http://schemas.openxmlformats.org/markup-compatibility/2006" xmlns:o="urn:schemas-microsoft-com:office:office" xmlns:r="http://schemas.openxmlformats.org/officeDocument/2006/relationships" xmlns:m="http://schemas.openxmlformats.org/officeDocument/2006/math" xmlns:v="urn:schemas-microsoft-com:vml" xmlns:wp14="http://schemas.microsoft.com/office/word/2010/wordprocessingDrawing" xmlns:wp="http://schemas.openxmlformats.org/drawingml/2006/wordprocessingDrawing" xmlns:w10="urn:schemas-microsoft-com:office:word" xmlns:w="http://schemas.openxmlformats.org/wordprocessingml/2006/main" xmlns:w14="http://schemas.microsoft.com/office/word/2010/wordml" xmlns:w15="http://schemas.microsoft.com/office/word/2012/wordml" xmlns:wne="http://schemas.microsoft.com/office/word/2006/wordml" xmlns:wpg="http://schemas.microsoft.com/office/word/2010/wordprocessingGroup" xmlns:wpi="http://schemas.microsoft.com/office/word/2010/wordprocessingInk" xmlns:wps="http://schemas.microsoft.com/office/word/2010/wordprocessingShape" mc:Ignorable="w14 w15 wp14">
   <w:p>
     <w:pPr>
-      <w:pStyle w:val="6"/>
+      <w:pStyle w:val="Header"/>
       <w:rPr>
-        <w:rFonts w:hint="eastAsia" w:eastAsia="宋体"/>
+        <w:rFonts w:eastAsia="宋体" w:hint="eastAsia"/>
         <w:lang w:val="en-US" w:eastAsia="zh-CN"/>
       </w:rPr>
     </w:pPr>
@@ -4462,17 +4447,36 @@
         <w:rFonts w:hint="eastAsia"/>
         <w:lang w:val="en-US" w:eastAsia="zh-CN"/>
       </w:rPr>
-      <w:t>青岛九邮信息技术有限公司</w:t>
+      <w:t>南京航之舟数字科技有限公司</w:t>
     </w:r>
   </w:p>
 </w:hdr>
 </file>
 
 <file path=word/numbering.xml><?xml version="1.0" encoding="utf-8"?>
-<w:numbering xmlns:wpc="http://schemas.microsoft.com/office/word/2010/wordprocessingCanvas" xmlns:mc="http://schemas.openxmlformats.org/markup-compatibility/2006" xmlns:o="urn:schemas-microsoft-com:office:office" xmlns:r="http://schemas.openxmlformats.org/officeDocument/2006/relationships" xmlns:m="http://schemas.openxmlformats.org/officeDocument/2006/math" xmlns:v="urn:schemas-microsoft-com:vml" xmlns:wp14="http://schemas.microsoft.com/office/word/2010/wordprocessingDrawing" xmlns:wp="http://schemas.openxmlformats.org/drawingml/2006/wordprocessingDrawing" xmlns:w10="urn:schemas-microsoft-com:office:word" xmlns:w="http://schemas.openxmlformats.org/wordprocessingml/2006/main" xmlns:w14="http://schemas.microsoft.com/office/word/2010/wordml" xmlns:wpg="http://schemas.microsoft.com/office/word/2010/wordprocessingGroup" xmlns:wpi="http://schemas.microsoft.com/office/word/2010/wordprocessingInk" xmlns:wne="http://schemas.microsoft.com/office/word/2006/wordml" xmlns:wps="http://schemas.microsoft.com/office/word/2010/wordprocessingShape" mc:Ignorable="w14 wp14">
+<w:numbering xmlns:wpc="http://schemas.microsoft.com/office/word/2010/wordprocessingCanvas" xmlns:mc="http://schemas.openxmlformats.org/markup-compatibility/2006" xmlns:o="urn:schemas-microsoft-com:office:office" xmlns:r="http://schemas.openxmlformats.org/officeDocument/2006/relationships" xmlns:m="http://schemas.openxmlformats.org/officeDocument/2006/math" xmlns:v="urn:schemas-microsoft-com:vml" xmlns:wp14="http://schemas.microsoft.com/office/word/2010/wordprocessingDrawing" xmlns:wp="http://schemas.openxmlformats.org/drawingml/2006/wordprocessingDrawing" xmlns:w10="urn:schemas-microsoft-com:office:word" xmlns:w="http://schemas.openxmlformats.org/wordprocessingml/2006/main" xmlns:w14="http://schemas.microsoft.com/office/word/2010/wordml" xmlns:w15="http://schemas.microsoft.com/office/word/2012/wordml" xmlns:wne="http://schemas.microsoft.com/office/word/2006/wordml" xmlns:wpg="http://schemas.microsoft.com/office/word/2010/wordprocessingGroup" xmlns:wpi="http://schemas.microsoft.com/office/word/2010/wordprocessingInk" xmlns:wps="http://schemas.microsoft.com/office/word/2010/wordprocessingShape" mc:Ignorable="w14 w15 wp14">
   <w:numPicBullet w:numPicBulletId="0">
     <w:pict>
-      <v:shape id="0" type="#_x0000_t75" style="width:20px;height:13px" o:bullet="t">
+      <v:shapetype id="_x0000_t75" coordsize="21600,21600" o:spt="75" o:preferrelative="t" path="m@4@5l@4@11@9@11@9@5xe" filled="f" stroked="f">
+        <v:stroke joinstyle="miter"/>
+        <v:formulas>
+          <v:f eqn="if lineDrawn pixelLineWidth 0"/>
+          <v:f eqn="sum @0 1 0"/>
+          <v:f eqn="sum 0 0 @1"/>
+          <v:f eqn="prod @2 1 2"/>
+          <v:f eqn="prod @3 21600 pixelWidth"/>
+          <v:f eqn="prod @3 21600 pixelHeight"/>
+          <v:f eqn="sum @0 0 1"/>
+          <v:f eqn="prod @6 1 2"/>
+          <v:f eqn="prod @7 21600 pixelWidth"/>
+          <v:f eqn="sum @8 21600 0"/>
+          <v:f eqn="prod @7 21600 pixelHeight"/>
+          <v:f eqn="sum @10 21600 0"/>
+        </v:formulas>
+        <v:path o:extrusionok="f" gradientshapeok="t" o:connecttype="rect"/>
+        <o:lock v:ext="edit" aspectratio="t"/>
+      </v:shapetype>
+      <v:shape id="_x0000_i1025" type="#_x0000_t75" style="height:9.75pt;width:15pt" o:bullet="t">
         <v:imagedata r:id="rId1" o:title=""/>
       </v:shape>
     </w:pict>
@@ -4481,7 +4485,7 @@
     <w:nsid w:val="1BD3369F"/>
     <w:multiLevelType w:val="multilevel"/>
     <w:tmpl w:val="1BD3369F"/>
-    <w:lvl w:ilvl="0" w:tentative="0">
+    <w:lvl w:ilvl="0">
       <w:start w:val="1"/>
       <w:numFmt w:val="decimal"/>
       <w:lvlText w:val="第%1章"/>
@@ -4490,10 +4494,10 @@
         <w:ind w:left="720" w:hanging="720"/>
       </w:pPr>
       <w:rPr>
-        <w:rFonts w:ascii="Times New Roman" w:hAnsi="Times New Roman" w:eastAsia="宋体" w:cs="Times New Roman"/>
+        <w:rFonts w:ascii="Times New Roman" w:eastAsia="宋体" w:hAnsi="Times New Roman" w:cs="Times New Roman"/>
       </w:rPr>
     </w:lvl>
-    <w:lvl w:ilvl="1" w:tentative="0">
+    <w:lvl w:ilvl="1">
       <w:start w:val="1"/>
       <w:numFmt w:val="lowerLetter"/>
       <w:lvlText w:val="%2)"/>
@@ -4502,7 +4506,7 @@
         <w:ind w:left="840" w:hanging="420"/>
       </w:pPr>
     </w:lvl>
-    <w:lvl w:ilvl="2" w:tentative="0">
+    <w:lvl w:ilvl="2">
       <w:start w:val="1"/>
       <w:numFmt w:val="lowerRoman"/>
       <w:lvlText w:val="%3."/>
@@ -4511,7 +4515,7 @@
         <w:ind w:left="1260" w:hanging="420"/>
       </w:pPr>
     </w:lvl>
-    <w:lvl w:ilvl="3" w:tentative="0">
+    <w:lvl w:ilvl="3">
       <w:start w:val="1"/>
       <w:numFmt w:val="decimal"/>
       <w:lvlText w:val="%4."/>
@@ -4520,7 +4524,7 @@
         <w:ind w:left="1680" w:hanging="420"/>
       </w:pPr>
     </w:lvl>
-    <w:lvl w:ilvl="4" w:tentative="0">
+    <w:lvl w:ilvl="4">
       <w:start w:val="1"/>
       <w:numFmt w:val="lowerLetter"/>
       <w:lvlText w:val="%5)"/>
@@ -4529,7 +4533,7 @@
         <w:ind w:left="2100" w:hanging="420"/>
       </w:pPr>
     </w:lvl>
-    <w:lvl w:ilvl="5" w:tentative="0">
+    <w:lvl w:ilvl="5">
       <w:start w:val="1"/>
       <w:numFmt w:val="lowerRoman"/>
       <w:lvlText w:val="%6."/>
@@ -4538,7 +4542,7 @@
         <w:ind w:left="2520" w:hanging="420"/>
       </w:pPr>
     </w:lvl>
-    <w:lvl w:ilvl="6" w:tentative="0">
+    <w:lvl w:ilvl="6">
       <w:start w:val="1"/>
       <w:numFmt w:val="decimal"/>
       <w:lvlText w:val="%7."/>
@@ -4547,7 +4551,7 @@
         <w:ind w:left="2940" w:hanging="420"/>
       </w:pPr>
     </w:lvl>
-    <w:lvl w:ilvl="7" w:tentative="0">
+    <w:lvl w:ilvl="7">
       <w:start w:val="1"/>
       <w:numFmt w:val="lowerLetter"/>
       <w:lvlText w:val="%8)"/>
@@ -4556,7 +4560,7 @@
         <w:ind w:left="3360" w:hanging="420"/>
       </w:pPr>
     </w:lvl>
-    <w:lvl w:ilvl="8" w:tentative="0">
+    <w:lvl w:ilvl="8">
       <w:start w:val="1"/>
       <w:numFmt w:val="lowerRoman"/>
       <w:lvlText w:val="%9."/>
@@ -4570,7 +4574,7 @@
     <w:nsid w:val="1E1553A6"/>
     <w:multiLevelType w:val="multilevel"/>
     <w:tmpl w:val="1E1553A6"/>
-    <w:lvl w:ilvl="0" w:tentative="0">
+    <w:lvl w:ilvl="0">
       <w:start w:val="1"/>
       <w:numFmt w:val="bullet"/>
       <w:lvlText w:val=""/>
@@ -4583,10 +4587,10 @@
         <w:ind w:left="420" w:firstLine="0"/>
       </w:pPr>
       <w:rPr>
-        <w:rFonts w:hint="default" w:ascii="Symbol" w:hAnsi="Symbol"/>
+        <w:rFonts w:ascii="Symbol" w:hAnsi="Symbol" w:hint="default"/>
       </w:rPr>
     </w:lvl>
-    <w:lvl w:ilvl="1" w:tentative="0">
+    <w:lvl w:ilvl="1">
       <w:start w:val="1"/>
       <w:numFmt w:val="bullet"/>
       <w:lvlText w:val=""/>
@@ -4598,10 +4602,10 @@
         <w:ind w:left="840" w:firstLine="0"/>
       </w:pPr>
       <w:rPr>
-        <w:rFonts w:hint="default" w:ascii="Symbol" w:hAnsi="Symbol"/>
+        <w:rFonts w:ascii="Symbol" w:hAnsi="Symbol" w:hint="default"/>
       </w:rPr>
     </w:lvl>
-    <w:lvl w:ilvl="2" w:tentative="0">
+    <w:lvl w:ilvl="2">
       <w:start w:val="1"/>
       <w:numFmt w:val="bullet"/>
       <w:lvlText w:val=""/>
@@ -4613,10 +4617,10 @@
         <w:ind w:left="1260" w:firstLine="0"/>
       </w:pPr>
       <w:rPr>
-        <w:rFonts w:hint="default" w:ascii="Symbol" w:hAnsi="Symbol"/>
+        <w:rFonts w:ascii="Symbol" w:hAnsi="Symbol" w:hint="default"/>
       </w:rPr>
     </w:lvl>
-    <w:lvl w:ilvl="3" w:tentative="0">
+    <w:lvl w:ilvl="3">
       <w:start w:val="1"/>
       <w:numFmt w:val="bullet"/>
       <w:lvlText w:val=""/>
@@ -4628,10 +4632,10 @@
         <w:ind w:left="1680" w:firstLine="0"/>
       </w:pPr>
       <w:rPr>
-        <w:rFonts w:hint="default" w:ascii="Symbol" w:hAnsi="Symbol"/>
+        <w:rFonts w:ascii="Symbol" w:hAnsi="Symbol" w:hint="default"/>
       </w:rPr>
     </w:lvl>
-    <w:lvl w:ilvl="4" w:tentative="0">
+    <w:lvl w:ilvl="4">
       <w:start w:val="1"/>
       <w:numFmt w:val="bullet"/>
       <w:lvlText w:val=""/>
@@ -4643,10 +4647,10 @@
         <w:ind w:left="2100" w:firstLine="0"/>
       </w:pPr>
       <w:rPr>
-        <w:rFonts w:hint="default" w:ascii="Symbol" w:hAnsi="Symbol"/>
+        <w:rFonts w:ascii="Symbol" w:hAnsi="Symbol" w:hint="default"/>
       </w:rPr>
     </w:lvl>
-    <w:lvl w:ilvl="5" w:tentative="0">
+    <w:lvl w:ilvl="5">
       <w:start w:val="1"/>
       <w:numFmt w:val="bullet"/>
       <w:lvlText w:val=""/>
@@ -4658,10 +4662,10 @@
         <w:ind w:left="2520" w:firstLine="0"/>
       </w:pPr>
       <w:rPr>
-        <w:rFonts w:hint="default" w:ascii="Symbol" w:hAnsi="Symbol"/>
+        <w:rFonts w:ascii="Symbol" w:hAnsi="Symbol" w:hint="default"/>
       </w:rPr>
     </w:lvl>
-    <w:lvl w:ilvl="6" w:tentative="0">
+    <w:lvl w:ilvl="6">
       <w:start w:val="1"/>
       <w:numFmt w:val="bullet"/>
       <w:lvlText w:val=""/>
@@ -4673,10 +4677,10 @@
         <w:ind w:left="2940" w:firstLine="0"/>
       </w:pPr>
       <w:rPr>
-        <w:rFonts w:hint="default" w:ascii="Symbol" w:hAnsi="Symbol"/>
+        <w:rFonts w:ascii="Symbol" w:hAnsi="Symbol" w:hint="default"/>
       </w:rPr>
     </w:lvl>
-    <w:lvl w:ilvl="7" w:tentative="0">
+    <w:lvl w:ilvl="7">
       <w:start w:val="1"/>
       <w:numFmt w:val="bullet"/>
       <w:lvlText w:val=""/>
@@ -4688,10 +4692,10 @@
         <w:ind w:left="3360" w:firstLine="0"/>
       </w:pPr>
       <w:rPr>
-        <w:rFonts w:hint="default" w:ascii="Symbol" w:hAnsi="Symbol"/>
+        <w:rFonts w:ascii="Symbol" w:hAnsi="Symbol" w:hint="default"/>
       </w:rPr>
     </w:lvl>
-    <w:lvl w:ilvl="8" w:tentative="0">
+    <w:lvl w:ilvl="8">
       <w:start w:val="1"/>
       <w:numFmt w:val="bullet"/>
       <w:lvlText w:val=""/>
@@ -4703,7 +4707,7 @@
         <w:ind w:left="3780" w:firstLine="0"/>
       </w:pPr>
       <w:rPr>
-        <w:rFonts w:hint="default" w:ascii="Symbol" w:hAnsi="Symbol"/>
+        <w:rFonts w:ascii="Symbol" w:hAnsi="Symbol" w:hint="default"/>
       </w:rPr>
     </w:lvl>
   </w:abstractNum>
@@ -4711,7 +4715,7 @@
     <w:nsid w:val="4E7825C8"/>
     <w:multiLevelType w:val="multilevel"/>
     <w:tmpl w:val="4E7825C8"/>
-    <w:lvl w:ilvl="0" w:tentative="0">
+    <w:lvl w:ilvl="0">
       <w:start w:val="1"/>
       <w:numFmt w:val="decimal"/>
       <w:lvlText w:val="%1、"/>
@@ -4723,7 +4727,7 @@
         <w:rFonts w:hint="default"/>
       </w:rPr>
     </w:lvl>
-    <w:lvl w:ilvl="1" w:tentative="0">
+    <w:lvl w:ilvl="1">
       <w:start w:val="1"/>
       <w:numFmt w:val="lowerLetter"/>
       <w:lvlText w:val="%2)"/>
@@ -4732,7 +4736,7 @@
         <w:ind w:left="840" w:hanging="420"/>
       </w:pPr>
     </w:lvl>
-    <w:lvl w:ilvl="2" w:tentative="0">
+    <w:lvl w:ilvl="2">
       <w:start w:val="1"/>
       <w:numFmt w:val="lowerRoman"/>
       <w:lvlText w:val="%3."/>
@@ -4741,7 +4745,7 @@
         <w:ind w:left="1260" w:hanging="420"/>
       </w:pPr>
     </w:lvl>
-    <w:lvl w:ilvl="3" w:tentative="0">
+    <w:lvl w:ilvl="3">
       <w:start w:val="1"/>
       <w:numFmt w:val="decimal"/>
       <w:lvlText w:val="%4."/>
@@ -4750,7 +4754,7 @@
         <w:ind w:left="1680" w:hanging="420"/>
       </w:pPr>
     </w:lvl>
-    <w:lvl w:ilvl="4" w:tentative="0">
+    <w:lvl w:ilvl="4">
       <w:start w:val="1"/>
       <w:numFmt w:val="lowerLetter"/>
       <w:lvlText w:val="%5)"/>
@@ -4759,7 +4763,7 @@
         <w:ind w:left="2100" w:hanging="420"/>
       </w:pPr>
     </w:lvl>
-    <w:lvl w:ilvl="5" w:tentative="0">
+    <w:lvl w:ilvl="5">
       <w:start w:val="1"/>
       <w:numFmt w:val="lowerRoman"/>
       <w:lvlText w:val="%6."/>
@@ -4768,7 +4772,7 @@
         <w:ind w:left="2520" w:hanging="420"/>
       </w:pPr>
     </w:lvl>
-    <w:lvl w:ilvl="6" w:tentative="0">
+    <w:lvl w:ilvl="6">
       <w:start w:val="1"/>
       <w:numFmt w:val="decimal"/>
       <w:lvlText w:val="%7."/>
@@ -4777,7 +4781,7 @@
         <w:ind w:left="2940" w:hanging="420"/>
       </w:pPr>
     </w:lvl>
-    <w:lvl w:ilvl="7" w:tentative="0">
+    <w:lvl w:ilvl="7">
       <w:start w:val="1"/>
       <w:numFmt w:val="lowerLetter"/>
       <w:lvlText w:val="%8)"/>
@@ -4786,7 +4790,7 @@
         <w:ind w:left="3360" w:hanging="420"/>
       </w:pPr>
     </w:lvl>
-    <w:lvl w:ilvl="8" w:tentative="0">
+    <w:lvl w:ilvl="8">
       <w:start w:val="1"/>
       <w:numFmt w:val="lowerRoman"/>
       <w:lvlText w:val="%9."/>
@@ -4800,7 +4804,7 @@
     <w:nsid w:val="53FF120C"/>
     <w:multiLevelType w:val="multilevel"/>
     <w:tmpl w:val="53FF120C"/>
-    <w:lvl w:ilvl="0" w:tentative="0">
+    <w:lvl w:ilvl="0">
       <w:start w:val="1"/>
       <w:numFmt w:val="decimal"/>
       <w:lvlText w:val="%1、"/>
@@ -4812,7 +4816,7 @@
         <w:rFonts w:hint="default"/>
       </w:rPr>
     </w:lvl>
-    <w:lvl w:ilvl="1" w:tentative="0">
+    <w:lvl w:ilvl="1">
       <w:start w:val="1"/>
       <w:numFmt w:val="lowerLetter"/>
       <w:lvlText w:val="%2)"/>
@@ -4821,7 +4825,7 @@
         <w:ind w:left="840" w:hanging="420"/>
       </w:pPr>
     </w:lvl>
-    <w:lvl w:ilvl="2" w:tentative="0">
+    <w:lvl w:ilvl="2">
       <w:start w:val="1"/>
       <w:numFmt w:val="lowerRoman"/>
       <w:lvlText w:val="%3."/>
@@ -4830,7 +4834,7 @@
         <w:ind w:left="1260" w:hanging="420"/>
       </w:pPr>
     </w:lvl>
-    <w:lvl w:ilvl="3" w:tentative="0">
+    <w:lvl w:ilvl="3">
       <w:start w:val="1"/>
       <w:numFmt w:val="decimal"/>
       <w:lvlText w:val="%4."/>
@@ -4839,7 +4843,7 @@
         <w:ind w:left="1680" w:hanging="420"/>
       </w:pPr>
     </w:lvl>
-    <w:lvl w:ilvl="4" w:tentative="0">
+    <w:lvl w:ilvl="4">
       <w:start w:val="1"/>
       <w:numFmt w:val="lowerLetter"/>
       <w:lvlText w:val="%5)"/>
@@ -4848,7 +4852,7 @@
         <w:ind w:left="2100" w:hanging="420"/>
       </w:pPr>
     </w:lvl>
-    <w:lvl w:ilvl="5" w:tentative="0">
+    <w:lvl w:ilvl="5">
       <w:start w:val="1"/>
       <w:numFmt w:val="lowerRoman"/>
       <w:lvlText w:val="%6."/>
@@ -4857,7 +4861,7 @@
         <w:ind w:left="2520" w:hanging="420"/>
       </w:pPr>
     </w:lvl>
-    <w:lvl w:ilvl="6" w:tentative="0">
+    <w:lvl w:ilvl="6">
       <w:start w:val="1"/>
       <w:numFmt w:val="decimal"/>
       <w:lvlText w:val="%7."/>
@@ -4866,7 +4870,7 @@
         <w:ind w:left="2940" w:hanging="420"/>
       </w:pPr>
     </w:lvl>
-    <w:lvl w:ilvl="7" w:tentative="0">
+    <w:lvl w:ilvl="7">
       <w:start w:val="1"/>
       <w:numFmt w:val="lowerLetter"/>
       <w:lvlText w:val="%8)"/>
@@ -4875,7 +4879,7 @@
         <w:ind w:left="3360" w:hanging="420"/>
       </w:pPr>
     </w:lvl>
-    <w:lvl w:ilvl="8" w:tentative="0">
+    <w:lvl w:ilvl="8">
       <w:start w:val="1"/>
       <w:numFmt w:val="lowerRoman"/>
       <w:lvlText w:val="%9."/>
@@ -4889,7 +4893,7 @@
     <w:nsid w:val="5B5C2A98"/>
     <w:multiLevelType w:val="multilevel"/>
     <w:tmpl w:val="5B5C2A98"/>
-    <w:lvl w:ilvl="0" w:tentative="0">
+    <w:lvl w:ilvl="0">
       <w:start w:val="1"/>
       <w:numFmt w:val="decimal"/>
       <w:lvlText w:val="%1."/>
@@ -4901,7 +4905,7 @@
         <w:rFonts w:hint="default"/>
       </w:rPr>
     </w:lvl>
-    <w:lvl w:ilvl="1" w:tentative="0">
+    <w:lvl w:ilvl="1">
       <w:start w:val="1"/>
       <w:numFmt w:val="lowerLetter"/>
       <w:lvlText w:val="%2)"/>
@@ -4910,7 +4914,7 @@
         <w:ind w:left="840" w:hanging="420"/>
       </w:pPr>
     </w:lvl>
-    <w:lvl w:ilvl="2" w:tentative="0">
+    <w:lvl w:ilvl="2">
       <w:start w:val="1"/>
       <w:numFmt w:val="lowerRoman"/>
       <w:lvlText w:val="%3."/>
@@ -4919,7 +4923,7 @@
         <w:ind w:left="1260" w:hanging="420"/>
       </w:pPr>
     </w:lvl>
-    <w:lvl w:ilvl="3" w:tentative="0">
+    <w:lvl w:ilvl="3">
       <w:start w:val="1"/>
       <w:numFmt w:val="decimal"/>
       <w:lvlText w:val="%4."/>
@@ -4928,7 +4932,7 @@
         <w:ind w:left="1680" w:hanging="420"/>
       </w:pPr>
     </w:lvl>
-    <w:lvl w:ilvl="4" w:tentative="0">
+    <w:lvl w:ilvl="4">
       <w:start w:val="1"/>
       <w:numFmt w:val="lowerLetter"/>
       <w:lvlText w:val="%5)"/>
@@ -4937,7 +4941,7 @@
         <w:ind w:left="2100" w:hanging="420"/>
       </w:pPr>
     </w:lvl>
-    <w:lvl w:ilvl="5" w:tentative="0">
+    <w:lvl w:ilvl="5">
       <w:start w:val="1"/>
       <w:numFmt w:val="lowerRoman"/>
       <w:lvlText w:val="%6."/>
@@ -4946,7 +4950,7 @@
         <w:ind w:left="2520" w:hanging="420"/>
       </w:pPr>
     </w:lvl>
-    <w:lvl w:ilvl="6" w:tentative="0">
+    <w:lvl w:ilvl="6">
       <w:start w:val="1"/>
       <w:numFmt w:val="decimal"/>
       <w:lvlText w:val="%7."/>
@@ -4955,7 +4959,7 @@
         <w:ind w:left="2940" w:hanging="420"/>
       </w:pPr>
     </w:lvl>
-    <w:lvl w:ilvl="7" w:tentative="0">
+    <w:lvl w:ilvl="7">
       <w:start w:val="1"/>
       <w:numFmt w:val="lowerLetter"/>
       <w:lvlText w:val="%8)"/>
@@ -4964,7 +4968,7 @@
         <w:ind w:left="3360" w:hanging="420"/>
       </w:pPr>
     </w:lvl>
-    <w:lvl w:ilvl="8" w:tentative="0">
+    <w:lvl w:ilvl="8">
       <w:start w:val="1"/>
       <w:numFmt w:val="lowerRoman"/>
       <w:lvlText w:val="%9."/>
@@ -4978,7 +4982,7 @@
     <w:nsid w:val="61B82D59"/>
     <w:multiLevelType w:val="multilevel"/>
     <w:tmpl w:val="61B82D59"/>
-    <w:lvl w:ilvl="0" w:tentative="0">
+    <w:lvl w:ilvl="0">
       <w:start w:val="1"/>
       <w:numFmt w:val="decimal"/>
       <w:lvlText w:val="%1、"/>
@@ -4990,7 +4994,7 @@
         <w:rFonts w:hint="default"/>
       </w:rPr>
     </w:lvl>
-    <w:lvl w:ilvl="1" w:tentative="0">
+    <w:lvl w:ilvl="1">
       <w:start w:val="1"/>
       <w:numFmt w:val="lowerLetter"/>
       <w:lvlText w:val="%2)"/>
@@ -4999,7 +5003,7 @@
         <w:ind w:left="1200" w:hanging="420"/>
       </w:pPr>
     </w:lvl>
-    <w:lvl w:ilvl="2" w:tentative="0">
+    <w:lvl w:ilvl="2">
       <w:start w:val="1"/>
       <w:numFmt w:val="lowerRoman"/>
       <w:lvlText w:val="%3."/>
@@ -5008,7 +5012,7 @@
         <w:ind w:left="1620" w:hanging="420"/>
       </w:pPr>
     </w:lvl>
-    <w:lvl w:ilvl="3" w:tentative="0">
+    <w:lvl w:ilvl="3">
       <w:start w:val="1"/>
       <w:numFmt w:val="decimal"/>
       <w:lvlText w:val="%4."/>
@@ -5017,7 +5021,7 @@
         <w:ind w:left="2040" w:hanging="420"/>
       </w:pPr>
     </w:lvl>
-    <w:lvl w:ilvl="4" w:tentative="0">
+    <w:lvl w:ilvl="4">
       <w:start w:val="1"/>
       <w:numFmt w:val="lowerLetter"/>
       <w:lvlText w:val="%5)"/>
@@ -5026,7 +5030,7 @@
         <w:ind w:left="2460" w:hanging="420"/>
       </w:pPr>
     </w:lvl>
-    <w:lvl w:ilvl="5" w:tentative="0">
+    <w:lvl w:ilvl="5">
       <w:start w:val="1"/>
       <w:numFmt w:val="lowerRoman"/>
       <w:lvlText w:val="%6."/>
@@ -5035,7 +5039,7 @@
         <w:ind w:left="2880" w:hanging="420"/>
       </w:pPr>
     </w:lvl>
-    <w:lvl w:ilvl="6" w:tentative="0">
+    <w:lvl w:ilvl="6">
       <w:start w:val="1"/>
       <w:numFmt w:val="decimal"/>
       <w:lvlText w:val="%7."/>
@@ -5044,7 +5048,7 @@
         <w:ind w:left="3300" w:hanging="420"/>
       </w:pPr>
     </w:lvl>
-    <w:lvl w:ilvl="7" w:tentative="0">
+    <w:lvl w:ilvl="7">
       <w:start w:val="1"/>
       <w:numFmt w:val="lowerLetter"/>
       <w:lvlText w:val="%8)"/>
@@ -5053,7 +5057,7 @@
         <w:ind w:left="3720" w:hanging="420"/>
       </w:pPr>
     </w:lvl>
-    <w:lvl w:ilvl="8" w:tentative="0">
+    <w:lvl w:ilvl="8">
       <w:start w:val="1"/>
       <w:numFmt w:val="lowerRoman"/>
       <w:lvlText w:val="%9."/>
@@ -5067,7 +5071,7 @@
     <w:nsid w:val="683C0038"/>
     <w:multiLevelType w:val="multilevel"/>
     <w:tmpl w:val="683C0038"/>
-    <w:lvl w:ilvl="0" w:tentative="0">
+    <w:lvl w:ilvl="0">
       <w:start w:val="1"/>
       <w:numFmt w:val="decimal"/>
       <w:lvlText w:val="%1、"/>
@@ -5079,7 +5083,7 @@
         <w:rFonts w:hint="default"/>
       </w:rPr>
     </w:lvl>
-    <w:lvl w:ilvl="1" w:tentative="0">
+    <w:lvl w:ilvl="1">
       <w:start w:val="1"/>
       <w:numFmt w:val="lowerLetter"/>
       <w:lvlText w:val="%2)"/>
@@ -5088,7 +5092,7 @@
         <w:ind w:left="840" w:hanging="420"/>
       </w:pPr>
     </w:lvl>
-    <w:lvl w:ilvl="2" w:tentative="0">
+    <w:lvl w:ilvl="2">
       <w:start w:val="1"/>
       <w:numFmt w:val="lowerRoman"/>
       <w:lvlText w:val="%3."/>
@@ -5097,7 +5101,7 @@
         <w:ind w:left="1260" w:hanging="420"/>
       </w:pPr>
     </w:lvl>
-    <w:lvl w:ilvl="3" w:tentative="0">
+    <w:lvl w:ilvl="3">
       <w:start w:val="1"/>
       <w:numFmt w:val="decimal"/>
       <w:lvlText w:val="%4."/>
@@ -5106,7 +5110,7 @@
         <w:ind w:left="1680" w:hanging="420"/>
       </w:pPr>
     </w:lvl>
-    <w:lvl w:ilvl="4" w:tentative="0">
+    <w:lvl w:ilvl="4">
       <w:start w:val="1"/>
       <w:numFmt w:val="lowerLetter"/>
       <w:lvlText w:val="%5)"/>
@@ -5115,7 +5119,7 @@
         <w:ind w:left="2100" w:hanging="420"/>
       </w:pPr>
     </w:lvl>
-    <w:lvl w:ilvl="5" w:tentative="0">
+    <w:lvl w:ilvl="5">
       <w:start w:val="1"/>
       <w:numFmt w:val="lowerRoman"/>
       <w:lvlText w:val="%6."/>
@@ -5124,7 +5128,7 @@
         <w:ind w:left="2520" w:hanging="420"/>
       </w:pPr>
     </w:lvl>
-    <w:lvl w:ilvl="6" w:tentative="0">
+    <w:lvl w:ilvl="6">
       <w:start w:val="1"/>
       <w:numFmt w:val="decimal"/>
       <w:lvlText w:val="%7."/>
@@ -5133,7 +5137,7 @@
         <w:ind w:left="2940" w:hanging="420"/>
       </w:pPr>
     </w:lvl>
-    <w:lvl w:ilvl="7" w:tentative="0">
+    <w:lvl w:ilvl="7">
       <w:start w:val="1"/>
       <w:numFmt w:val="lowerLetter"/>
       <w:lvlText w:val="%8)"/>
@@ -5142,7 +5146,7 @@
         <w:ind w:left="3360" w:hanging="420"/>
       </w:pPr>
     </w:lvl>
-    <w:lvl w:ilvl="8" w:tentative="0">
+    <w:lvl w:ilvl="8">
       <w:start w:val="1"/>
       <w:numFmt w:val="lowerRoman"/>
       <w:lvlText w:val="%9."/>
@@ -5177,289 +5181,288 @@
 </file>
 
 <file path=word/styles.xml><?xml version="1.0" encoding="utf-8"?>
-<w:styles xmlns:mc="http://schemas.openxmlformats.org/markup-compatibility/2006" xmlns:o="urn:schemas-microsoft-com:office:office" xmlns:r="http://schemas.openxmlformats.org/officeDocument/2006/relationships" xmlns:m="http://schemas.openxmlformats.org/officeDocument/2006/math" xmlns:v="urn:schemas-microsoft-com:vml" xmlns:w="http://schemas.openxmlformats.org/wordprocessingml/2006/main" xmlns:w14="http://schemas.microsoft.com/office/word/2010/wordml" xmlns:w10="urn:schemas-microsoft-com:office:word" xmlns:sl="http://schemas.openxmlformats.org/schemaLibrary/2006/main" mc:Ignorable="w14">
+<w:styles xmlns:mc="http://schemas.openxmlformats.org/markup-compatibility/2006" xmlns:r="http://schemas.openxmlformats.org/officeDocument/2006/relationships" xmlns:w="http://schemas.openxmlformats.org/wordprocessingml/2006/main" xmlns:w14="http://schemas.microsoft.com/office/word/2010/wordml" xmlns:w15="http://schemas.microsoft.com/office/word/2012/wordml" mc:Ignorable="w14 w15">
   <w:docDefaults>
     <w:rPrDefault>
       <w:rPr>
-        <w:rFonts w:asciiTheme="minorHAnsi" w:hAnsiTheme="minorHAnsi" w:eastAsiaTheme="minorEastAsia" w:cstheme="minorBidi"/>
+        <w:rFonts w:asciiTheme="minorHAnsi" w:eastAsiaTheme="minorEastAsia" w:hAnsiTheme="minorHAnsi" w:cstheme="minorBidi"/>
       </w:rPr>
     </w:rPrDefault>
+    <w:pPrDefault/>
   </w:docDefaults>
-  <w:latentStyles w:count="260" w:defQFormat="0" w:defUnhideWhenUsed="1" w:defSemiHidden="1" w:defUIPriority="99" w:defLockedState="0">
-    <w:lsdException w:qFormat="1" w:unhideWhenUsed="0" w:uiPriority="0" w:semiHidden="0" w:name="Normal"/>
-    <w:lsdException w:qFormat="1" w:unhideWhenUsed="0" w:uiPriority="9" w:semiHidden="0" w:name="heading 1"/>
-    <w:lsdException w:qFormat="1" w:uiPriority="9" w:name="heading 2"/>
-    <w:lsdException w:qFormat="1" w:uiPriority="9" w:name="heading 3"/>
-    <w:lsdException w:qFormat="1" w:uiPriority="9" w:name="heading 4"/>
-    <w:lsdException w:qFormat="1" w:uiPriority="9" w:name="heading 5"/>
-    <w:lsdException w:qFormat="1" w:uiPriority="9" w:name="heading 6"/>
-    <w:lsdException w:qFormat="1" w:uiPriority="9" w:name="heading 7"/>
-    <w:lsdException w:qFormat="1" w:uiPriority="9" w:name="heading 8"/>
-    <w:lsdException w:qFormat="1" w:uiPriority="9" w:name="heading 9"/>
-    <w:lsdException w:uiPriority="99" w:name="index 1"/>
-    <w:lsdException w:uiPriority="99" w:name="index 2"/>
-    <w:lsdException w:uiPriority="99" w:name="index 3"/>
-    <w:lsdException w:uiPriority="99" w:name="index 4"/>
-    <w:lsdException w:uiPriority="99" w:name="index 5"/>
-    <w:lsdException w:uiPriority="99" w:name="index 6"/>
-    <w:lsdException w:uiPriority="99" w:name="index 7"/>
-    <w:lsdException w:uiPriority="99" w:name="index 8"/>
-    <w:lsdException w:uiPriority="99" w:name="index 9"/>
-    <w:lsdException w:qFormat="1" w:uiPriority="39" w:semiHidden="0" w:name="toc 1"/>
-    <w:lsdException w:qFormat="1" w:uiPriority="39" w:semiHidden="0" w:name="toc 2"/>
-    <w:lsdException w:qFormat="1" w:uiPriority="39" w:semiHidden="0" w:name="toc 3"/>
-    <w:lsdException w:uiPriority="39" w:name="toc 4"/>
-    <w:lsdException w:uiPriority="39" w:name="toc 5"/>
-    <w:lsdException w:uiPriority="39" w:name="toc 6"/>
-    <w:lsdException w:uiPriority="39" w:name="toc 7"/>
-    <w:lsdException w:uiPriority="39" w:name="toc 8"/>
-    <w:lsdException w:uiPriority="39" w:name="toc 9"/>
-    <w:lsdException w:uiPriority="99" w:name="Normal Indent"/>
-    <w:lsdException w:uiPriority="99" w:name="footnote text"/>
-    <w:lsdException w:uiPriority="99" w:name="annotation text"/>
-    <w:lsdException w:uiPriority="99" w:semiHidden="0" w:name="header"/>
-    <w:lsdException w:uiPriority="99" w:semiHidden="0" w:name="footer"/>
-    <w:lsdException w:uiPriority="99" w:name="index heading"/>
-    <w:lsdException w:qFormat="1" w:uiPriority="35" w:name="caption"/>
-    <w:lsdException w:uiPriority="99" w:name="table of figures"/>
-    <w:lsdException w:uiPriority="99" w:name="envelope address"/>
-    <w:lsdException w:uiPriority="99" w:name="envelope return"/>
-    <w:lsdException w:uiPriority="99" w:name="footnote reference"/>
-    <w:lsdException w:uiPriority="99" w:name="annotation reference"/>
-    <w:lsdException w:uiPriority="99" w:name="line number"/>
-    <w:lsdException w:uiPriority="99" w:name="page number"/>
-    <w:lsdException w:uiPriority="99" w:name="endnote reference"/>
-    <w:lsdException w:uiPriority="99" w:name="endnote text"/>
-    <w:lsdException w:uiPriority="99" w:name="table of authorities"/>
-    <w:lsdException w:uiPriority="99" w:name="macro"/>
-    <w:lsdException w:uiPriority="99" w:name="toa heading"/>
-    <w:lsdException w:uiPriority="99" w:name="List"/>
-    <w:lsdException w:uiPriority="99" w:name="List Bullet"/>
-    <w:lsdException w:uiPriority="99" w:name="List Number"/>
-    <w:lsdException w:uiPriority="99" w:name="List 2"/>
-    <w:lsdException w:uiPriority="99" w:name="List 3"/>
-    <w:lsdException w:uiPriority="99" w:name="List 4"/>
-    <w:lsdException w:uiPriority="99" w:name="List 5"/>
-    <w:lsdException w:uiPriority="99" w:name="List Bullet 2"/>
-    <w:lsdException w:uiPriority="99" w:name="List Bullet 3"/>
-    <w:lsdException w:uiPriority="99" w:name="List Bullet 4"/>
-    <w:lsdException w:uiPriority="99" w:name="List Bullet 5"/>
-    <w:lsdException w:uiPriority="99" w:name="List Number 2"/>
-    <w:lsdException w:uiPriority="99" w:name="List Number 3"/>
-    <w:lsdException w:uiPriority="99" w:name="List Number 4"/>
-    <w:lsdException w:uiPriority="99" w:name="List Number 5"/>
-    <w:lsdException w:qFormat="1" w:unhideWhenUsed="0" w:uiPriority="10" w:semiHidden="0" w:name="Title"/>
-    <w:lsdException w:uiPriority="99" w:name="Closing"/>
-    <w:lsdException w:uiPriority="99" w:name="Signature"/>
-    <w:lsdException w:uiPriority="1" w:semiHidden="0" w:name="Default Paragraph Font"/>
-    <w:lsdException w:uiPriority="99" w:name="Body Text"/>
-    <w:lsdException w:uiPriority="99" w:name="Body Text Indent"/>
-    <w:lsdException w:uiPriority="99" w:name="List Continue"/>
-    <w:lsdException w:uiPriority="99" w:name="List Continue 2"/>
-    <w:lsdException w:uiPriority="99" w:name="List Continue 3"/>
-    <w:lsdException w:uiPriority="99" w:name="List Continue 4"/>
-    <w:lsdException w:uiPriority="99" w:name="List Continue 5"/>
-    <w:lsdException w:uiPriority="99" w:name="Message Header"/>
-    <w:lsdException w:qFormat="1" w:unhideWhenUsed="0" w:uiPriority="11" w:semiHidden="0" w:name="Subtitle"/>
-    <w:lsdException w:uiPriority="99" w:name="Salutation"/>
-    <w:lsdException w:uiPriority="99" w:name="Date"/>
-    <w:lsdException w:uiPriority="99" w:name="Body Text First Indent"/>
-    <w:lsdException w:uiPriority="99" w:name="Body Text First Indent 2"/>
-    <w:lsdException w:uiPriority="99" w:name="Note Heading"/>
-    <w:lsdException w:uiPriority="99" w:name="Body Text 2"/>
-    <w:lsdException w:uiPriority="99" w:name="Body Text 3"/>
-    <w:lsdException w:uiPriority="99" w:name="Body Text Indent 2"/>
-    <w:lsdException w:uiPriority="99" w:name="Body Text Indent 3"/>
-    <w:lsdException w:uiPriority="99" w:name="Block Text"/>
-    <w:lsdException w:uiPriority="99" w:semiHidden="0" w:name="Hyperlink"/>
-    <w:lsdException w:uiPriority="99" w:semiHidden="0" w:name="FollowedHyperlink"/>
-    <w:lsdException w:qFormat="1" w:unhideWhenUsed="0" w:uiPriority="22" w:semiHidden="0" w:name="Strong"/>
-    <w:lsdException w:qFormat="1" w:unhideWhenUsed="0" w:uiPriority="20" w:semiHidden="0" w:name="Emphasis"/>
-    <w:lsdException w:uiPriority="99" w:name="Document Map"/>
-    <w:lsdException w:uiPriority="99" w:name="Plain Text"/>
-    <w:lsdException w:uiPriority="99" w:name="E-mail Signature"/>
-    <w:lsdException w:uiPriority="99" w:name="Normal (Web)"/>
-    <w:lsdException w:uiPriority="99" w:name="HTML Acronym"/>
-    <w:lsdException w:uiPriority="99" w:name="HTML Address"/>
-    <w:lsdException w:uiPriority="99" w:name="HTML Cite"/>
-    <w:lsdException w:uiPriority="99" w:name="HTML Code"/>
-    <w:lsdException w:uiPriority="99" w:name="HTML Definition"/>
-    <w:lsdException w:uiPriority="99" w:name="HTML Keyboard"/>
-    <w:lsdException w:uiPriority="99" w:name="HTML Preformatted"/>
-    <w:lsdException w:uiPriority="99" w:name="HTML Sample"/>
-    <w:lsdException w:uiPriority="99" w:name="HTML Typewriter"/>
-    <w:lsdException w:uiPriority="99" w:name="HTML Variable"/>
-    <w:lsdException w:qFormat="1" w:uiPriority="99" w:semiHidden="0" w:name="Normal Table"/>
-    <w:lsdException w:uiPriority="99" w:name="annotation subject"/>
-    <w:lsdException w:uiPriority="99" w:name="Table Simple 1"/>
-    <w:lsdException w:uiPriority="99" w:name="Table Simple 2"/>
-    <w:lsdException w:uiPriority="99" w:name="Table Simple 3"/>
-    <w:lsdException w:uiPriority="99" w:name="Table Classic 1"/>
-    <w:lsdException w:uiPriority="99" w:name="Table Classic 2"/>
-    <w:lsdException w:uiPriority="99" w:name="Table Classic 3"/>
-    <w:lsdException w:uiPriority="99" w:name="Table Classic 4"/>
-    <w:lsdException w:uiPriority="99" w:name="Table Colorful 1"/>
-    <w:lsdException w:uiPriority="99" w:name="Table Colorful 2"/>
-    <w:lsdException w:uiPriority="99" w:name="Table Colorful 3"/>
-    <w:lsdException w:uiPriority="99" w:name="Table Columns 1"/>
-    <w:lsdException w:uiPriority="99" w:name="Table Columns 2"/>
-    <w:lsdException w:uiPriority="99" w:name="Table Columns 3"/>
-    <w:lsdException w:uiPriority="99" w:name="Table Columns 4"/>
-    <w:lsdException w:uiPriority="99" w:name="Table Columns 5"/>
-    <w:lsdException w:uiPriority="99" w:name="Table Grid 1"/>
-    <w:lsdException w:uiPriority="99" w:name="Table Grid 2"/>
-    <w:lsdException w:uiPriority="99" w:name="Table Grid 3"/>
-    <w:lsdException w:uiPriority="99" w:name="Table Grid 4"/>
-    <w:lsdException w:uiPriority="99" w:name="Table Grid 5"/>
-    <w:lsdException w:uiPriority="99" w:name="Table Grid 6"/>
-    <w:lsdException w:uiPriority="99" w:name="Table Grid 7"/>
-    <w:lsdException w:uiPriority="99" w:name="Table Grid 8"/>
-    <w:lsdException w:uiPriority="99" w:name="Table List 1"/>
-    <w:lsdException w:uiPriority="99" w:name="Table List 2"/>
-    <w:lsdException w:uiPriority="99" w:name="Table List 3"/>
-    <w:lsdException w:uiPriority="99" w:name="Table List 4"/>
-    <w:lsdException w:uiPriority="99" w:name="Table List 5"/>
-    <w:lsdException w:uiPriority="99" w:name="Table List 6"/>
-    <w:lsdException w:uiPriority="99" w:name="Table List 7"/>
-    <w:lsdException w:uiPriority="99" w:name="Table List 8"/>
-    <w:lsdException w:uiPriority="99" w:name="Table 3D effects 1"/>
-    <w:lsdException w:uiPriority="99" w:name="Table 3D effects 2"/>
-    <w:lsdException w:uiPriority="99" w:name="Table 3D effects 3"/>
-    <w:lsdException w:uiPriority="99" w:name="Table Contemporary"/>
-    <w:lsdException w:uiPriority="99" w:name="Table Elegant"/>
-    <w:lsdException w:uiPriority="99" w:name="Table Professional"/>
-    <w:lsdException w:uiPriority="99" w:name="Table Subtle 1"/>
-    <w:lsdException w:uiPriority="99" w:name="Table Subtle 2"/>
-    <w:lsdException w:uiPriority="99" w:name="Table Web 1"/>
-    <w:lsdException w:uiPriority="99" w:name="Table Web 2"/>
-    <w:lsdException w:uiPriority="99" w:name="Table Web 3"/>
-    <w:lsdException w:uiPriority="99" w:semiHidden="0" w:name="Balloon Text"/>
-    <w:lsdException w:unhideWhenUsed="0" w:uiPriority="59" w:semiHidden="0" w:name="Table Grid"/>
-    <w:lsdException w:uiPriority="99" w:name="Table Theme"/>
-    <w:lsdException w:unhideWhenUsed="0" w:uiPriority="60" w:semiHidden="0" w:name="Light Shading"/>
-    <w:lsdException w:unhideWhenUsed="0" w:uiPriority="61" w:semiHidden="0" w:name="Light List"/>
-    <w:lsdException w:unhideWhenUsed="0" w:uiPriority="62" w:semiHidden="0" w:name="Light Grid"/>
-    <w:lsdException w:unhideWhenUsed="0" w:uiPriority="63" w:semiHidden="0" w:name="Medium Shading 1"/>
-    <w:lsdException w:unhideWhenUsed="0" w:uiPriority="64" w:semiHidden="0" w:name="Medium Shading 2"/>
-    <w:lsdException w:unhideWhenUsed="0" w:uiPriority="65" w:semiHidden="0" w:name="Medium List 1"/>
-    <w:lsdException w:unhideWhenUsed="0" w:uiPriority="66" w:semiHidden="0" w:name="Medium List 2"/>
-    <w:lsdException w:unhideWhenUsed="0" w:uiPriority="67" w:semiHidden="0" w:name="Medium Grid 1"/>
-    <w:lsdException w:unhideWhenUsed="0" w:uiPriority="68" w:semiHidden="0" w:name="Medium Grid 2"/>
-    <w:lsdException w:unhideWhenUsed="0" w:uiPriority="69" w:semiHidden="0" w:name="Medium Grid 3"/>
-    <w:lsdException w:unhideWhenUsed="0" w:uiPriority="70" w:semiHidden="0" w:name="Dark List"/>
-    <w:lsdException w:unhideWhenUsed="0" w:uiPriority="71" w:semiHidden="0" w:name="Colorful Shading"/>
-    <w:lsdException w:unhideWhenUsed="0" w:uiPriority="72" w:semiHidden="0" w:name="Colorful List"/>
-    <w:lsdException w:unhideWhenUsed="0" w:uiPriority="73" w:semiHidden="0" w:name="Colorful Grid"/>
-    <w:lsdException w:unhideWhenUsed="0" w:uiPriority="60" w:semiHidden="0" w:name="Light Shading Accent 1"/>
-    <w:lsdException w:unhideWhenUsed="0" w:uiPriority="61" w:semiHidden="0" w:name="Light List Accent 1"/>
-    <w:lsdException w:unhideWhenUsed="0" w:uiPriority="62" w:semiHidden="0" w:name="Light Grid Accent 1"/>
-    <w:lsdException w:unhideWhenUsed="0" w:uiPriority="63" w:semiHidden="0" w:name="Medium Shading 1 Accent 1"/>
-    <w:lsdException w:unhideWhenUsed="0" w:uiPriority="64" w:semiHidden="0" w:name="Medium Shading 2 Accent 1"/>
-    <w:lsdException w:unhideWhenUsed="0" w:uiPriority="65" w:semiHidden="0" w:name="Medium List 1 Accent 1"/>
-    <w:lsdException w:unhideWhenUsed="0" w:uiPriority="66" w:semiHidden="0" w:name="Medium List 2 Accent 1"/>
-    <w:lsdException w:unhideWhenUsed="0" w:uiPriority="67" w:semiHidden="0" w:name="Medium Grid 1 Accent 1"/>
-    <w:lsdException w:unhideWhenUsed="0" w:uiPriority="68" w:semiHidden="0" w:name="Medium Grid 2 Accent 1"/>
-    <w:lsdException w:unhideWhenUsed="0" w:uiPriority="69" w:semiHidden="0" w:name="Medium Grid 3 Accent 1"/>
-    <w:lsdException w:unhideWhenUsed="0" w:uiPriority="70" w:semiHidden="0" w:name="Dark List Accent 1"/>
-    <w:lsdException w:unhideWhenUsed="0" w:uiPriority="71" w:semiHidden="0" w:name="Colorful Shading Accent 1"/>
-    <w:lsdException w:unhideWhenUsed="0" w:uiPriority="72" w:semiHidden="0" w:name="Colorful List Accent 1"/>
-    <w:lsdException w:unhideWhenUsed="0" w:uiPriority="73" w:semiHidden="0" w:name="Colorful Grid Accent 1"/>
-    <w:lsdException w:unhideWhenUsed="0" w:uiPriority="60" w:semiHidden="0" w:name="Light Shading Accent 2"/>
-    <w:lsdException w:unhideWhenUsed="0" w:uiPriority="61" w:semiHidden="0" w:name="Light List Accent 2"/>
-    <w:lsdException w:unhideWhenUsed="0" w:uiPriority="62" w:semiHidden="0" w:name="Light Grid Accent 2"/>
-    <w:lsdException w:unhideWhenUsed="0" w:uiPriority="63" w:semiHidden="0" w:name="Medium Shading 1 Accent 2"/>
-    <w:lsdException w:unhideWhenUsed="0" w:uiPriority="64" w:semiHidden="0" w:name="Medium Shading 2 Accent 2"/>
-    <w:lsdException w:unhideWhenUsed="0" w:uiPriority="65" w:semiHidden="0" w:name="Medium List 1 Accent 2"/>
-    <w:lsdException w:unhideWhenUsed="0" w:uiPriority="66" w:semiHidden="0" w:name="Medium List 2 Accent 2"/>
-    <w:lsdException w:unhideWhenUsed="0" w:uiPriority="67" w:semiHidden="0" w:name="Medium Grid 1 Accent 2"/>
-    <w:lsdException w:unhideWhenUsed="0" w:uiPriority="68" w:semiHidden="0" w:name="Medium Grid 2 Accent 2"/>
-    <w:lsdException w:unhideWhenUsed="0" w:uiPriority="69" w:semiHidden="0" w:name="Medium Grid 3 Accent 2"/>
-    <w:lsdException w:unhideWhenUsed="0" w:uiPriority="70" w:semiHidden="0" w:name="Dark List Accent 2"/>
-    <w:lsdException w:unhideWhenUsed="0" w:uiPriority="71" w:semiHidden="0" w:name="Colorful Shading Accent 2"/>
-    <w:lsdException w:unhideWhenUsed="0" w:uiPriority="72" w:semiHidden="0" w:name="Colorful List Accent 2"/>
-    <w:lsdException w:unhideWhenUsed="0" w:uiPriority="73" w:semiHidden="0" w:name="Colorful Grid Accent 2"/>
-    <w:lsdException w:unhideWhenUsed="0" w:uiPriority="60" w:semiHidden="0" w:name="Light Shading Accent 3"/>
-    <w:lsdException w:unhideWhenUsed="0" w:uiPriority="61" w:semiHidden="0" w:name="Light List Accent 3"/>
-    <w:lsdException w:unhideWhenUsed="0" w:uiPriority="62" w:semiHidden="0" w:name="Light Grid Accent 3"/>
-    <w:lsdException w:unhideWhenUsed="0" w:uiPriority="63" w:semiHidden="0" w:name="Medium Shading 1 Accent 3"/>
-    <w:lsdException w:unhideWhenUsed="0" w:uiPriority="64" w:semiHidden="0" w:name="Medium Shading 2 Accent 3"/>
-    <w:lsdException w:unhideWhenUsed="0" w:uiPriority="65" w:semiHidden="0" w:name="Medium List 1 Accent 3"/>
-    <w:lsdException w:unhideWhenUsed="0" w:uiPriority="66" w:semiHidden="0" w:name="Medium List 2 Accent 3"/>
-    <w:lsdException w:unhideWhenUsed="0" w:uiPriority="67" w:semiHidden="0" w:name="Medium Grid 1 Accent 3"/>
-    <w:lsdException w:unhideWhenUsed="0" w:uiPriority="68" w:semiHidden="0" w:name="Medium Grid 2 Accent 3"/>
-    <w:lsdException w:unhideWhenUsed="0" w:uiPriority="69" w:semiHidden="0" w:name="Medium Grid 3 Accent 3"/>
-    <w:lsdException w:unhideWhenUsed="0" w:uiPriority="70" w:semiHidden="0" w:name="Dark List Accent 3"/>
-    <w:lsdException w:unhideWhenUsed="0" w:uiPriority="71" w:semiHidden="0" w:name="Colorful Shading Accent 3"/>
-    <w:lsdException w:unhideWhenUsed="0" w:uiPriority="72" w:semiHidden="0" w:name="Colorful List Accent 3"/>
-    <w:lsdException w:unhideWhenUsed="0" w:uiPriority="73" w:semiHidden="0" w:name="Colorful Grid Accent 3"/>
-    <w:lsdException w:unhideWhenUsed="0" w:uiPriority="60" w:semiHidden="0" w:name="Light Shading Accent 4"/>
-    <w:lsdException w:unhideWhenUsed="0" w:uiPriority="61" w:semiHidden="0" w:name="Light List Accent 4"/>
-    <w:lsdException w:unhideWhenUsed="0" w:uiPriority="62" w:semiHidden="0" w:name="Light Grid Accent 4"/>
-    <w:lsdException w:unhideWhenUsed="0" w:uiPriority="63" w:semiHidden="0" w:name="Medium Shading 1 Accent 4"/>
-    <w:lsdException w:unhideWhenUsed="0" w:uiPriority="64" w:semiHidden="0" w:name="Medium Shading 2 Accent 4"/>
-    <w:lsdException w:unhideWhenUsed="0" w:uiPriority="65" w:semiHidden="0" w:name="Medium List 1 Accent 4"/>
-    <w:lsdException w:unhideWhenUsed="0" w:uiPriority="66" w:semiHidden="0" w:name="Medium List 2 Accent 4"/>
-    <w:lsdException w:unhideWhenUsed="0" w:uiPriority="67" w:semiHidden="0" w:name="Medium Grid 1 Accent 4"/>
-    <w:lsdException w:unhideWhenUsed="0" w:uiPriority="68" w:semiHidden="0" w:name="Medium Grid 2 Accent 4"/>
-    <w:lsdException w:unhideWhenUsed="0" w:uiPriority="69" w:semiHidden="0" w:name="Medium Grid 3 Accent 4"/>
-    <w:lsdException w:unhideWhenUsed="0" w:uiPriority="70" w:semiHidden="0" w:name="Dark List Accent 4"/>
-    <w:lsdException w:unhideWhenUsed="0" w:uiPriority="71" w:semiHidden="0" w:name="Colorful Shading Accent 4"/>
-    <w:lsdException w:unhideWhenUsed="0" w:uiPriority="72" w:semiHidden="0" w:name="Colorful List Accent 4"/>
-    <w:lsdException w:unhideWhenUsed="0" w:uiPriority="73" w:semiHidden="0" w:name="Colorful Grid Accent 4"/>
-    <w:lsdException w:unhideWhenUsed="0" w:uiPriority="60" w:semiHidden="0" w:name="Light Shading Accent 5"/>
-    <w:lsdException w:unhideWhenUsed="0" w:uiPriority="61" w:semiHidden="0" w:name="Light List Accent 5"/>
-    <w:lsdException w:unhideWhenUsed="0" w:uiPriority="62" w:semiHidden="0" w:name="Light Grid Accent 5"/>
-    <w:lsdException w:unhideWhenUsed="0" w:uiPriority="63" w:semiHidden="0" w:name="Medium Shading 1 Accent 5"/>
-    <w:lsdException w:unhideWhenUsed="0" w:uiPriority="64" w:semiHidden="0" w:name="Medium Shading 2 Accent 5"/>
-    <w:lsdException w:unhideWhenUsed="0" w:uiPriority="65" w:semiHidden="0" w:name="Medium List 1 Accent 5"/>
-    <w:lsdException w:unhideWhenUsed="0" w:uiPriority="66" w:semiHidden="0" w:name="Medium List 2 Accent 5"/>
-    <w:lsdException w:unhideWhenUsed="0" w:uiPriority="67" w:semiHidden="0" w:name="Medium Grid 1 Accent 5"/>
-    <w:lsdException w:unhideWhenUsed="0" w:uiPriority="68" w:semiHidden="0" w:name="Medium Grid 2 Accent 5"/>
-    <w:lsdException w:unhideWhenUsed="0" w:uiPriority="69" w:semiHidden="0" w:name="Medium Grid 3 Accent 5"/>
-    <w:lsdException w:unhideWhenUsed="0" w:uiPriority="70" w:semiHidden="0" w:name="Dark List Accent 5"/>
-    <w:lsdException w:unhideWhenUsed="0" w:uiPriority="71" w:semiHidden="0" w:name="Colorful Shading Accent 5"/>
-    <w:lsdException w:unhideWhenUsed="0" w:uiPriority="72" w:semiHidden="0" w:name="Colorful List Accent 5"/>
-    <w:lsdException w:unhideWhenUsed="0" w:uiPriority="73" w:semiHidden="0" w:name="Colorful Grid Accent 5"/>
-    <w:lsdException w:unhideWhenUsed="0" w:uiPriority="60" w:semiHidden="0" w:name="Light Shading Accent 6"/>
-    <w:lsdException w:unhideWhenUsed="0" w:uiPriority="61" w:semiHidden="0" w:name="Light List Accent 6"/>
-    <w:lsdException w:unhideWhenUsed="0" w:uiPriority="62" w:semiHidden="0" w:name="Light Grid Accent 6"/>
-    <w:lsdException w:unhideWhenUsed="0" w:uiPriority="63" w:semiHidden="0" w:name="Medium Shading 1 Accent 6"/>
-    <w:lsdException w:unhideWhenUsed="0" w:uiPriority="64" w:semiHidden="0" w:name="Medium Shading 2 Accent 6"/>
-    <w:lsdException w:unhideWhenUsed="0" w:uiPriority="65" w:semiHidden="0" w:name="Medium List 1 Accent 6"/>
-    <w:lsdException w:unhideWhenUsed="0" w:uiPriority="66" w:semiHidden="0" w:name="Medium List 2 Accent 6"/>
-    <w:lsdException w:unhideWhenUsed="0" w:uiPriority="67" w:semiHidden="0" w:name="Medium Grid 1 Accent 6"/>
-    <w:lsdException w:unhideWhenUsed="0" w:uiPriority="68" w:semiHidden="0" w:name="Medium Grid 2 Accent 6"/>
-    <w:lsdException w:unhideWhenUsed="0" w:uiPriority="69" w:semiHidden="0" w:name="Medium Grid 3 Accent 6"/>
-    <w:lsdException w:unhideWhenUsed="0" w:uiPriority="70" w:semiHidden="0" w:name="Dark List Accent 6"/>
-    <w:lsdException w:unhideWhenUsed="0" w:uiPriority="71" w:semiHidden="0" w:name="Colorful Shading Accent 6"/>
-    <w:lsdException w:unhideWhenUsed="0" w:uiPriority="72" w:semiHidden="0" w:name="Colorful List Accent 6"/>
-    <w:lsdException w:unhideWhenUsed="0" w:uiPriority="73" w:semiHidden="0" w:name="Colorful Grid Accent 6"/>
+  <w:latentStyles w:defLockedState="0" w:defUIPriority="99" w:defSemiHidden="1" w:defUnhideWhenUsed="1" w:defQFormat="0" w:count="260">
+    <w:lsdException w:name="Normal" w:semiHidden="0" w:uiPriority="0" w:unhideWhenUsed="0" w:qFormat="1"/>
+    <w:lsdException w:name="heading 1" w:semiHidden="0" w:uiPriority="9" w:unhideWhenUsed="0" w:qFormat="1"/>
+    <w:lsdException w:name="heading 2" w:uiPriority="9" w:qFormat="1"/>
+    <w:lsdException w:name="heading 3" w:uiPriority="9" w:qFormat="1"/>
+    <w:lsdException w:name="heading 4" w:uiPriority="9" w:qFormat="1"/>
+    <w:lsdException w:name="heading 5" w:uiPriority="9" w:qFormat="1"/>
+    <w:lsdException w:name="heading 6" w:uiPriority="9" w:qFormat="1"/>
+    <w:lsdException w:name="heading 7" w:uiPriority="9" w:qFormat="1"/>
+    <w:lsdException w:name="heading 8" w:uiPriority="9" w:qFormat="1"/>
+    <w:lsdException w:name="heading 9" w:uiPriority="9" w:qFormat="1"/>
+    <w:lsdException w:name="index 1"/>
+    <w:lsdException w:name="index 2"/>
+    <w:lsdException w:name="index 3"/>
+    <w:lsdException w:name="index 4"/>
+    <w:lsdException w:name="index 5"/>
+    <w:lsdException w:name="index 6"/>
+    <w:lsdException w:name="index 7"/>
+    <w:lsdException w:name="index 8"/>
+    <w:lsdException w:name="index 9"/>
+    <w:lsdException w:name="toc 1" w:semiHidden="0" w:uiPriority="39" w:qFormat="1"/>
+    <w:lsdException w:name="toc 2" w:semiHidden="0" w:uiPriority="39" w:qFormat="1"/>
+    <w:lsdException w:name="toc 3" w:semiHidden="0" w:uiPriority="39" w:qFormat="1"/>
+    <w:lsdException w:name="toc 4" w:uiPriority="39"/>
+    <w:lsdException w:name="toc 5" w:uiPriority="39"/>
+    <w:lsdException w:name="toc 6" w:uiPriority="39"/>
+    <w:lsdException w:name="toc 7" w:uiPriority="39"/>
+    <w:lsdException w:name="toc 8" w:uiPriority="39"/>
+    <w:lsdException w:name="toc 9" w:uiPriority="39"/>
+    <w:lsdException w:name="Normal Indent"/>
+    <w:lsdException w:name="footnote text"/>
+    <w:lsdException w:name="annotation text"/>
+    <w:lsdException w:name="header" w:semiHidden="0"/>
+    <w:lsdException w:name="footer" w:semiHidden="0"/>
+    <w:lsdException w:name="index heading"/>
+    <w:lsdException w:name="caption" w:uiPriority="35" w:qFormat="1"/>
+    <w:lsdException w:name="table of figures"/>
+    <w:lsdException w:name="envelope address"/>
+    <w:lsdException w:name="envelope return"/>
+    <w:lsdException w:name="footnote reference"/>
+    <w:lsdException w:name="annotation reference"/>
+    <w:lsdException w:name="line number"/>
+    <w:lsdException w:name="page number"/>
+    <w:lsdException w:name="endnote reference"/>
+    <w:lsdException w:name="endnote text"/>
+    <w:lsdException w:name="table of authorities"/>
+    <w:lsdException w:name="macro"/>
+    <w:lsdException w:name="toa heading"/>
+    <w:lsdException w:name="List"/>
+    <w:lsdException w:name="List Bullet"/>
+    <w:lsdException w:name="List Number"/>
+    <w:lsdException w:name="List 2"/>
+    <w:lsdException w:name="List 3"/>
+    <w:lsdException w:name="List 4"/>
+    <w:lsdException w:name="List 5"/>
+    <w:lsdException w:name="List Bullet 2"/>
+    <w:lsdException w:name="List Bullet 3"/>
+    <w:lsdException w:name="List Bullet 4"/>
+    <w:lsdException w:name="List Bullet 5"/>
+    <w:lsdException w:name="List Number 2"/>
+    <w:lsdException w:name="List Number 3"/>
+    <w:lsdException w:name="List Number 4"/>
+    <w:lsdException w:name="List Number 5"/>
+    <w:lsdException w:name="Title" w:semiHidden="0" w:uiPriority="10" w:unhideWhenUsed="0" w:qFormat="1"/>
+    <w:lsdException w:name="Closing"/>
+    <w:lsdException w:name="Signature"/>
+    <w:lsdException w:name="Default Paragraph Font" w:semiHidden="0" w:uiPriority="1"/>
+    <w:lsdException w:name="Body Text"/>
+    <w:lsdException w:name="Body Text Indent"/>
+    <w:lsdException w:name="List Continue"/>
+    <w:lsdException w:name="List Continue 2"/>
+    <w:lsdException w:name="List Continue 3"/>
+    <w:lsdException w:name="List Continue 4"/>
+    <w:lsdException w:name="List Continue 5"/>
+    <w:lsdException w:name="Message Header"/>
+    <w:lsdException w:name="Subtitle" w:semiHidden="0" w:uiPriority="11" w:unhideWhenUsed="0" w:qFormat="1"/>
+    <w:lsdException w:name="Salutation"/>
+    <w:lsdException w:name="Date"/>
+    <w:lsdException w:name="Body Text First Indent"/>
+    <w:lsdException w:name="Body Text First Indent 2"/>
+    <w:lsdException w:name="Body Text 2"/>
+    <w:lsdException w:name="Body Text 3"/>
+    <w:lsdException w:name="Body Text Indent 2"/>
+    <w:lsdException w:name="Body Text Indent 3"/>
+    <w:lsdException w:name="Block Text"/>
+    <w:lsdException w:name="Hyperlink" w:semiHidden="0"/>
+    <w:lsdException w:name="FollowedHyperlink" w:semiHidden="0"/>
+    <w:lsdException w:name="Strong" w:semiHidden="0" w:uiPriority="22" w:unhideWhenUsed="0" w:qFormat="1"/>
+    <w:lsdException w:name="Emphasis" w:semiHidden="0" w:uiPriority="20" w:unhideWhenUsed="0" w:qFormat="1"/>
+    <w:lsdException w:name="Document Map"/>
+    <w:lsdException w:name="Plain Text"/>
+    <w:lsdException w:name="E-mail Signature"/>
+    <w:lsdException w:name="Normal (Web)"/>
+    <w:lsdException w:name="HTML Acronym"/>
+    <w:lsdException w:name="HTML Address"/>
+    <w:lsdException w:name="HTML Cite"/>
+    <w:lsdException w:name="HTML Code"/>
+    <w:lsdException w:name="HTML Definition"/>
+    <w:lsdException w:name="HTML Keyboard"/>
+    <w:lsdException w:name="HTML Preformatted"/>
+    <w:lsdException w:name="HTML Sample"/>
+    <w:lsdException w:name="HTML Typewriter"/>
+    <w:lsdException w:name="HTML Variable"/>
+    <w:lsdException w:name="Normal Table" w:semiHidden="0" w:qFormat="1"/>
+    <w:lsdException w:name="annotation subject"/>
+    <w:lsdException w:name="Table Simple 1"/>
+    <w:lsdException w:name="Table Simple 2"/>
+    <w:lsdException w:name="Table Simple 3"/>
+    <w:lsdException w:name="Table Classic 1"/>
+    <w:lsdException w:name="Table Classic 2"/>
+    <w:lsdException w:name="Table Classic 3"/>
+    <w:lsdException w:name="Table Classic 4"/>
+    <w:lsdException w:name="Table Colorful 1"/>
+    <w:lsdException w:name="Table Colorful 2"/>
+    <w:lsdException w:name="Table Colorful 3"/>
+    <w:lsdException w:name="Table Columns 1"/>
+    <w:lsdException w:name="Table Columns 2"/>
+    <w:lsdException w:name="Table Columns 3"/>
+    <w:lsdException w:name="Table Columns 4"/>
+    <w:lsdException w:name="Table Columns 5"/>
+    <w:lsdException w:name="Table Grid 1"/>
+    <w:lsdException w:name="Table Grid 2"/>
+    <w:lsdException w:name="Table Grid 3"/>
+    <w:lsdException w:name="Table Grid 4"/>
+    <w:lsdException w:name="Table Grid 5"/>
+    <w:lsdException w:name="Table Grid 6"/>
+    <w:lsdException w:name="Table Grid 7"/>
+    <w:lsdException w:name="Table Grid 8"/>
+    <w:lsdException w:name="Table List 1"/>
+    <w:lsdException w:name="Table List 2"/>
+    <w:lsdException w:name="Table List 3"/>
+    <w:lsdException w:name="Table List 4"/>
+    <w:lsdException w:name="Table List 5"/>
+    <w:lsdException w:name="Table List 6"/>
+    <w:lsdException w:name="Table List 7"/>
+    <w:lsdException w:name="Table List 8"/>
+    <w:lsdException w:name="Table 3D effects 1"/>
+    <w:lsdException w:name="Table 3D effects 2"/>
+    <w:lsdException w:name="Table 3D effects 3"/>
+    <w:lsdException w:name="Table Contemporary"/>
+    <w:lsdException w:name="Table Elegant"/>
+    <w:lsdException w:name="Table Professional"/>
+    <w:lsdException w:name="Table Subtle 1"/>
+    <w:lsdException w:name="Table Subtle 2"/>
+    <w:lsdException w:name="Table Web 1"/>
+    <w:lsdException w:name="Table Web 2"/>
+    <w:lsdException w:name="Table Web 3"/>
+    <w:lsdException w:name="Balloon Text" w:semiHidden="0"/>
+    <w:lsdException w:name="Table Grid" w:semiHidden="0" w:uiPriority="59" w:unhideWhenUsed="0"/>
+    <w:lsdException w:name="Table Theme"/>
+    <w:lsdException w:name="Light Shading" w:semiHidden="0" w:uiPriority="60" w:unhideWhenUsed="0"/>
+    <w:lsdException w:name="Light List" w:semiHidden="0" w:uiPriority="61" w:unhideWhenUsed="0"/>
+    <w:lsdException w:name="Light Grid" w:semiHidden="0" w:uiPriority="62" w:unhideWhenUsed="0"/>
+    <w:lsdException w:name="Medium Shading 1" w:semiHidden="0" w:uiPriority="63" w:unhideWhenUsed="0"/>
+    <w:lsdException w:name="Medium Shading 2" w:semiHidden="0" w:uiPriority="64" w:unhideWhenUsed="0"/>
+    <w:lsdException w:name="Medium List 1" w:semiHidden="0" w:uiPriority="65" w:unhideWhenUsed="0"/>
+    <w:lsdException w:name="Medium List 2" w:semiHidden="0" w:uiPriority="66" w:unhideWhenUsed="0"/>
+    <w:lsdException w:name="Medium Grid 1" w:semiHidden="0" w:uiPriority="67" w:unhideWhenUsed="0"/>
+    <w:lsdException w:name="Medium Grid 2" w:semiHidden="0" w:uiPriority="68" w:unhideWhenUsed="0"/>
+    <w:lsdException w:name="Medium Grid 3" w:semiHidden="0" w:uiPriority="69" w:unhideWhenUsed="0"/>
+    <w:lsdException w:name="Dark List" w:semiHidden="0" w:uiPriority="70" w:unhideWhenUsed="0"/>
+    <w:lsdException w:name="Colorful Shading" w:semiHidden="0" w:uiPriority="71" w:unhideWhenUsed="0"/>
+    <w:lsdException w:name="Colorful List" w:semiHidden="0" w:uiPriority="72" w:unhideWhenUsed="0"/>
+    <w:lsdException w:name="Colorful Grid" w:semiHidden="0" w:uiPriority="73" w:unhideWhenUsed="0"/>
+    <w:lsdException w:name="Light Shading Accent 1" w:semiHidden="0" w:uiPriority="60" w:unhideWhenUsed="0"/>
+    <w:lsdException w:name="Light List Accent 1" w:semiHidden="0" w:uiPriority="61" w:unhideWhenUsed="0"/>
+    <w:lsdException w:name="Light Grid Accent 1" w:semiHidden="0" w:uiPriority="62" w:unhideWhenUsed="0"/>
+    <w:lsdException w:name="Medium Shading 1 Accent 1" w:semiHidden="0" w:uiPriority="63" w:unhideWhenUsed="0"/>
+    <w:lsdException w:name="Medium Shading 2 Accent 1" w:semiHidden="0" w:uiPriority="64" w:unhideWhenUsed="0"/>
+    <w:lsdException w:name="Medium List 1 Accent 1" w:semiHidden="0" w:uiPriority="65" w:unhideWhenUsed="0"/>
+    <w:lsdException w:name="Medium List 2 Accent 1" w:semiHidden="0" w:uiPriority="66" w:unhideWhenUsed="0"/>
+    <w:lsdException w:name="Medium Grid 1 Accent 1" w:semiHidden="0" w:uiPriority="67" w:unhideWhenUsed="0"/>
+    <w:lsdException w:name="Medium Grid 2 Accent 1" w:semiHidden="0" w:uiPriority="68" w:unhideWhenUsed="0"/>
+    <w:lsdException w:name="Medium Grid 3 Accent 1" w:semiHidden="0" w:uiPriority="69" w:unhideWhenUsed="0"/>
+    <w:lsdException w:name="Dark List Accent 1" w:semiHidden="0" w:uiPriority="70" w:unhideWhenUsed="0"/>
+    <w:lsdException w:name="Colorful Shading Accent 1" w:semiHidden="0" w:uiPriority="71" w:unhideWhenUsed="0"/>
+    <w:lsdException w:name="Colorful List Accent 1" w:semiHidden="0" w:uiPriority="72" w:unhideWhenUsed="0"/>
+    <w:lsdException w:name="Colorful Grid Accent 1" w:semiHidden="0" w:uiPriority="73" w:unhideWhenUsed="0"/>
+    <w:lsdException w:name="Light Shading Accent 2" w:semiHidden="0" w:uiPriority="60" w:unhideWhenUsed="0"/>
+    <w:lsdException w:name="Light List Accent 2" w:semiHidden="0" w:uiPriority="61" w:unhideWhenUsed="0"/>
+    <w:lsdException w:name="Light Grid Accent 2" w:semiHidden="0" w:uiPriority="62" w:unhideWhenUsed="0"/>
+    <w:lsdException w:name="Medium Shading 1 Accent 2" w:semiHidden="0" w:uiPriority="63" w:unhideWhenUsed="0"/>
+    <w:lsdException w:name="Medium Shading 2 Accent 2" w:semiHidden="0" w:uiPriority="64" w:unhideWhenUsed="0"/>
+    <w:lsdException w:name="Medium List 1 Accent 2" w:semiHidden="0" w:uiPriority="65" w:unhideWhenUsed="0"/>
+    <w:lsdException w:name="Medium List 2 Accent 2" w:semiHidden="0" w:uiPriority="66" w:unhideWhenUsed="0"/>
+    <w:lsdException w:name="Medium Grid 1 Accent 2" w:semiHidden="0" w:uiPriority="67" w:unhideWhenUsed="0"/>
+    <w:lsdException w:name="Medium Grid 2 Accent 2" w:semiHidden="0" w:uiPriority="68" w:unhideWhenUsed="0"/>
+    <w:lsdException w:name="Medium Grid 3 Accent 2" w:semiHidden="0" w:uiPriority="69" w:unhideWhenUsed="0"/>
+    <w:lsdException w:name="Dark List Accent 2" w:semiHidden="0" w:uiPriority="70" w:unhideWhenUsed="0"/>
+    <w:lsdException w:name="Colorful Shading Accent 2" w:semiHidden="0" w:uiPriority="71" w:unhideWhenUsed="0"/>
+    <w:lsdException w:name="Colorful List Accent 2" w:semiHidden="0" w:uiPriority="72" w:unhideWhenUsed="0"/>
+    <w:lsdException w:name="Colorful Grid Accent 2" w:semiHidden="0" w:uiPriority="73" w:unhideWhenUsed="0"/>
+    <w:lsdException w:name="Light Shading Accent 3" w:semiHidden="0" w:uiPriority="60" w:unhideWhenUsed="0"/>
+    <w:lsdException w:name="Light List Accent 3" w:semiHidden="0" w:uiPriority="61" w:unhideWhenUsed="0"/>
+    <w:lsdException w:name="Light Grid Accent 3" w:semiHidden="0" w:uiPriority="62" w:unhideWhenUsed="0"/>
+    <w:lsdException w:name="Medium Shading 1 Accent 3" w:semiHidden="0" w:uiPriority="63" w:unhideWhenUsed="0"/>
+    <w:lsdException w:name="Medium Shading 2 Accent 3" w:semiHidden="0" w:uiPriority="64" w:unhideWhenUsed="0"/>
+    <w:lsdException w:name="Medium List 1 Accent 3" w:semiHidden="0" w:uiPriority="65" w:unhideWhenUsed="0"/>
+    <w:lsdException w:name="Medium List 2 Accent 3" w:semiHidden="0" w:uiPriority="66" w:unhideWhenUsed="0"/>
+    <w:lsdException w:name="Medium Grid 1 Accent 3" w:semiHidden="0" w:uiPriority="67" w:unhideWhenUsed="0"/>
+    <w:lsdException w:name="Medium Grid 2 Accent 3" w:semiHidden="0" w:uiPriority="68" w:unhideWhenUsed="0"/>
+    <w:lsdException w:name="Medium Grid 3 Accent 3" w:semiHidden="0" w:uiPriority="69" w:unhideWhenUsed="0"/>
+    <w:lsdException w:name="Dark List Accent 3" w:semiHidden="0" w:uiPriority="70" w:unhideWhenUsed="0"/>
+    <w:lsdException w:name="Colorful Shading Accent 3" w:semiHidden="0" w:uiPriority="71" w:unhideWhenUsed="0"/>
+    <w:lsdException w:name="Colorful List Accent 3" w:semiHidden="0" w:uiPriority="72" w:unhideWhenUsed="0"/>
+    <w:lsdException w:name="Colorful Grid Accent 3" w:semiHidden="0" w:uiPriority="73" w:unhideWhenUsed="0"/>
+    <w:lsdException w:name="Light Shading Accent 4" w:semiHidden="0" w:uiPriority="60" w:unhideWhenUsed="0"/>
+    <w:lsdException w:name="Light List Accent 4" w:semiHidden="0" w:uiPriority="61" w:unhideWhenUsed="0"/>
+    <w:lsdException w:name="Light Grid Accent 4" w:semiHidden="0" w:uiPriority="62" w:unhideWhenUsed="0"/>
+    <w:lsdException w:name="Medium Shading 1 Accent 4" w:semiHidden="0" w:uiPriority="63" w:unhideWhenUsed="0"/>
+    <w:lsdException w:name="Medium Shading 2 Accent 4" w:semiHidden="0" w:uiPriority="64" w:unhideWhenUsed="0"/>
+    <w:lsdException w:name="Medium List 1 Accent 4" w:semiHidden="0" w:uiPriority="65" w:unhideWhenUsed="0"/>
+    <w:lsdException w:name="Medium List 2 Accent 4" w:semiHidden="0" w:uiPriority="66" w:unhideWhenUsed="0"/>
+    <w:lsdException w:name="Medium Grid 1 Accent 4" w:semiHidden="0" w:uiPriority="67" w:unhideWhenUsed="0"/>
+    <w:lsdException w:name="Medium Grid 2 Accent 4" w:semiHidden="0" w:uiPriority="68" w:unhideWhenUsed="0"/>
+    <w:lsdException w:name="Medium Grid 3 Accent 4" w:semiHidden="0" w:uiPriority="69" w:unhideWhenUsed="0"/>
+    <w:lsdException w:name="Dark List Accent 4" w:semiHidden="0" w:uiPriority="70" w:unhideWhenUsed="0"/>
+    <w:lsdException w:name="Colorful Shading Accent 4" w:semiHidden="0" w:uiPriority="71" w:unhideWhenUsed="0"/>
+    <w:lsdException w:name="Colorful List Accent 4" w:semiHidden="0" w:uiPriority="72" w:unhideWhenUsed="0"/>
+    <w:lsdException w:name="Colorful Grid Accent 4" w:semiHidden="0" w:uiPriority="73" w:unhideWhenUsed="0"/>
+    <w:lsdException w:name="Light Shading Accent 5" w:semiHidden="0" w:uiPriority="60" w:unhideWhenUsed="0"/>
+    <w:lsdException w:name="Light List Accent 5" w:semiHidden="0" w:uiPriority="61" w:unhideWhenUsed="0"/>
+    <w:lsdException w:name="Light Grid Accent 5" w:semiHidden="0" w:uiPriority="62" w:unhideWhenUsed="0"/>
+    <w:lsdException w:name="Medium Shading 1 Accent 5" w:semiHidden="0" w:uiPriority="63" w:unhideWhenUsed="0"/>
+    <w:lsdException w:name="Medium Shading 2 Accent 5" w:semiHidden="0" w:uiPriority="64" w:unhideWhenUsed="0"/>
+    <w:lsdException w:name="Medium List 1 Accent 5" w:semiHidden="0" w:uiPriority="65" w:unhideWhenUsed="0"/>
+    <w:lsdException w:name="Medium List 2 Accent 5" w:semiHidden="0" w:uiPriority="66" w:unhideWhenUsed="0"/>
+    <w:lsdException w:name="Medium Grid 1 Accent 5" w:semiHidden="0" w:uiPriority="67" w:unhideWhenUsed="0"/>
+    <w:lsdException w:name="Medium Grid 2 Accent 5" w:semiHidden="0" w:uiPriority="68" w:unhideWhenUsed="0"/>
+    <w:lsdException w:name="Medium Grid 3 Accent 5" w:semiHidden="0" w:uiPriority="69" w:unhideWhenUsed="0"/>
+    <w:lsdException w:name="Dark List Accent 5" w:semiHidden="0" w:uiPriority="70" w:unhideWhenUsed="0"/>
+    <w:lsdException w:name="Colorful Shading Accent 5" w:semiHidden="0" w:uiPriority="71" w:unhideWhenUsed="0"/>
+    <w:lsdException w:name="Colorful List Accent 5" w:semiHidden="0" w:uiPriority="72" w:unhideWhenUsed="0"/>
+    <w:lsdException w:name="Colorful Grid Accent 5" w:semiHidden="0" w:uiPriority="73" w:unhideWhenUsed="0"/>
+    <w:lsdException w:name="Light Shading Accent 6" w:semiHidden="0" w:uiPriority="60" w:unhideWhenUsed="0"/>
+    <w:lsdException w:name="Light List Accent 6" w:semiHidden="0" w:uiPriority="61" w:unhideWhenUsed="0"/>
+    <w:lsdException w:name="Light Grid Accent 6" w:semiHidden="0" w:uiPriority="62" w:unhideWhenUsed="0"/>
+    <w:lsdException w:name="Medium Shading 1 Accent 6" w:semiHidden="0" w:uiPriority="63" w:unhideWhenUsed="0"/>
+    <w:lsdException w:name="Medium Shading 2 Accent 6" w:semiHidden="0" w:uiPriority="64" w:unhideWhenUsed="0"/>
+    <w:lsdException w:name="Medium List 1 Accent 6" w:semiHidden="0" w:uiPriority="65" w:unhideWhenUsed="0"/>
+    <w:lsdException w:name="Medium List 2 Accent 6" w:semiHidden="0" w:uiPriority="66" w:unhideWhenUsed="0"/>
+    <w:lsdException w:name="Medium Grid 1 Accent 6" w:semiHidden="0" w:uiPriority="67" w:unhideWhenUsed="0"/>
+    <w:lsdException w:name="Medium Grid 2 Accent 6" w:semiHidden="0" w:uiPriority="68" w:unhideWhenUsed="0"/>
+    <w:lsdException w:name="Medium Grid 3 Accent 6" w:semiHidden="0" w:uiPriority="69" w:unhideWhenUsed="0"/>
+    <w:lsdException w:name="Dark List Accent 6" w:semiHidden="0" w:uiPriority="70" w:unhideWhenUsed="0"/>
+    <w:lsdException w:name="Colorful Shading Accent 6" w:semiHidden="0" w:uiPriority="71" w:unhideWhenUsed="0"/>
+    <w:lsdException w:name="Colorful List Accent 6" w:semiHidden="0" w:uiPriority="72" w:unhideWhenUsed="0"/>
+    <w:lsdException w:name="Colorful Grid Accent 6" w:semiHidden="0" w:uiPriority="73" w:unhideWhenUsed="0"/>
   </w:latentStyles>
-  <w:style w:type="paragraph" w:default="1" w:styleId="1">
+  <w:style w:type="paragraph" w:default="1" w:styleId="Normal">
     <w:name w:val="Normal"/>
     <w:qFormat/>
-    <w:uiPriority w:val="0"/>
     <w:pPr>
       <w:widowControl w:val="0"/>
       <w:suppressAutoHyphens/>
-      <w:spacing w:line="360" w:lineRule="auto"/>
+      <w:spacing w:after="200" w:line="360" w:lineRule="auto"/>
       <w:jc w:val="both"/>
     </w:pPr>
     <w:rPr>
-      <w:rFonts w:ascii="Times New Roman" w:hAnsi="Times New Roman" w:eastAsia="宋体" w:cs="Times New Roman"/>
+      <w:rFonts w:ascii="Times New Roman" w:eastAsia="宋体" w:hAnsi="Times New Roman" w:cs="Times New Roman"/>
       <w:kern w:val="1"/>
       <w:sz w:val="21"/>
       <w:szCs w:val="20"/>
       <w:lang w:val="en-US" w:eastAsia="ar-SA" w:bidi="ar-SA"/>
     </w:rPr>
   </w:style>
-  <w:style w:type="paragraph" w:styleId="2">
+  <w:style w:type="paragraph" w:styleId="Heading1">
     <w:name w:val="heading 1"/>
-    <w:basedOn w:val="1"/>
-    <w:next w:val="1"/>
-    <w:link w:val="17"/>
+    <w:basedOn w:val="Normal"/>
+    <w:next w:val="Normal"/>
+    <w:link w:val="1Char"/>
+    <w:uiPriority w:val="9"/>
     <w:qFormat/>
-    <w:uiPriority w:val="9"/>
     <w:pPr>
       <w:keepNext/>
       <w:keepLines/>
@@ -5474,16 +5477,16 @@
       <w:szCs w:val="44"/>
     </w:rPr>
   </w:style>
-  <w:style w:type="character" w:default="1" w:styleId="10">
+  <w:style w:type="character" w:default="1" w:styleId="DefaultParagraphFont">
     <w:name w:val="Default Paragraph Font"/>
+    <w:uiPriority w:val="1"/>
     <w:unhideWhenUsed/>
-    <w:uiPriority w:val="1"/>
   </w:style>
-  <w:style w:type="table" w:default="1" w:styleId="9">
+  <w:style w:type="table" w:default="1" w:styleId="TableNormal">
     <w:name w:val="Normal Table"/>
+    <w:uiPriority w:val="99"/>
     <w:unhideWhenUsed/>
     <w:qFormat/>
-    <w:uiPriority w:val="99"/>
     <w:tblPr>
       <w:tblCellMar>
         <w:top w:w="0" w:type="dxa"/>
@@ -5493,13 +5496,13 @@
       </w:tblCellMar>
     </w:tblPr>
   </w:style>
-  <w:style w:type="paragraph" w:styleId="3">
+  <w:style w:type="paragraph" w:styleId="TOC3">
     <w:name w:val="toc 3"/>
-    <w:basedOn w:val="1"/>
-    <w:next w:val="1"/>
+    <w:basedOn w:val="Normal"/>
+    <w:next w:val="Normal"/>
+    <w:uiPriority w:val="39"/>
     <w:unhideWhenUsed/>
     <w:qFormat/>
-    <w:uiPriority w:val="39"/>
     <w:pPr>
       <w:widowControl/>
       <w:suppressAutoHyphens w:val="0"/>
@@ -5508,19 +5511,19 @@
       <w:jc w:val="left"/>
     </w:pPr>
     <w:rPr>
-      <w:rFonts w:asciiTheme="minorHAnsi" w:hAnsiTheme="minorHAnsi" w:eastAsiaTheme="minorEastAsia" w:cstheme="minorBidi"/>
+      <w:rFonts w:asciiTheme="minorHAnsi" w:eastAsiaTheme="minorEastAsia" w:hAnsiTheme="minorHAnsi" w:cstheme="minorBidi"/>
       <w:kern w:val="0"/>
       <w:sz w:val="22"/>
       <w:szCs w:val="22"/>
       <w:lang w:eastAsia="zh-CN"/>
     </w:rPr>
   </w:style>
-  <w:style w:type="paragraph" w:styleId="4">
+  <w:style w:type="paragraph" w:styleId="BalloonText">
     <w:name w:val="Balloon Text"/>
-    <w:basedOn w:val="1"/>
-    <w:link w:val="14"/>
+    <w:basedOn w:val="Normal"/>
+    <w:link w:val="Char"/>
+    <w:uiPriority w:val="99"/>
     <w:unhideWhenUsed/>
-    <w:uiPriority w:val="99"/>
     <w:pPr>
       <w:spacing w:line="240" w:lineRule="auto"/>
     </w:pPr>
@@ -5529,12 +5532,12 @@
       <w:szCs w:val="18"/>
     </w:rPr>
   </w:style>
-  <w:style w:type="paragraph" w:styleId="5">
+  <w:style w:type="paragraph" w:styleId="Footer">
     <w:name w:val="footer"/>
-    <w:basedOn w:val="1"/>
-    <w:link w:val="16"/>
+    <w:basedOn w:val="Normal"/>
+    <w:link w:val="Char1"/>
+    <w:uiPriority w:val="99"/>
     <w:unhideWhenUsed/>
-    <w:uiPriority w:val="99"/>
     <w:pPr>
       <w:tabs>
         <w:tab w:val="center" w:pos="4153"/>
@@ -5549,15 +5552,15 @@
       <w:szCs w:val="18"/>
     </w:rPr>
   </w:style>
-  <w:style w:type="paragraph" w:styleId="6">
+  <w:style w:type="paragraph" w:styleId="Header">
     <w:name w:val="header"/>
-    <w:basedOn w:val="1"/>
-    <w:link w:val="15"/>
+    <w:basedOn w:val="Normal"/>
+    <w:link w:val="Char0"/>
+    <w:uiPriority w:val="99"/>
     <w:unhideWhenUsed/>
-    <w:uiPriority w:val="99"/>
     <w:pPr>
       <w:pBdr>
-        <w:bottom w:val="single" w:color="auto" w:sz="6" w:space="1"/>
+        <w:bottom w:val="single" w:sz="6" w:space="1" w:color="auto"/>
       </w:pBdr>
       <w:tabs>
         <w:tab w:val="center" w:pos="4153"/>
@@ -5572,101 +5575,101 @@
       <w:szCs w:val="18"/>
     </w:rPr>
   </w:style>
-  <w:style w:type="paragraph" w:styleId="7">
+  <w:style w:type="paragraph" w:styleId="TOC1">
     <w:name w:val="toc 1"/>
-    <w:basedOn w:val="1"/>
-    <w:next w:val="1"/>
+    <w:basedOn w:val="Normal"/>
+    <w:next w:val="Normal"/>
+    <w:uiPriority w:val="39"/>
     <w:unhideWhenUsed/>
     <w:qFormat/>
+  </w:style>
+  <w:style w:type="paragraph" w:styleId="TOC2">
+    <w:name w:val="toc 2"/>
+    <w:basedOn w:val="Normal"/>
+    <w:next w:val="Normal"/>
     <w:uiPriority w:val="39"/>
-  </w:style>
-  <w:style w:type="paragraph" w:styleId="8">
-    <w:name w:val="toc 2"/>
-    <w:basedOn w:val="1"/>
-    <w:next w:val="1"/>
     <w:unhideWhenUsed/>
     <w:qFormat/>
-    <w:uiPriority w:val="39"/>
     <w:pPr>
       <w:ind w:left="420" w:leftChars="200"/>
     </w:pPr>
   </w:style>
-  <w:style w:type="character" w:styleId="11">
+  <w:style w:type="character" w:styleId="FollowedHyperlink">
     <w:name w:val="FollowedHyperlink"/>
-    <w:basedOn w:val="10"/>
+    <w:basedOn w:val="DefaultParagraphFont"/>
+    <w:uiPriority w:val="99"/>
     <w:unhideWhenUsed/>
-    <w:uiPriority w:val="99"/>
     <w:rPr>
       <w:color w:val="800080" w:themeColor="followedHyperlink"/>
       <w:u w:val="single"/>
     </w:rPr>
   </w:style>
-  <w:style w:type="character" w:styleId="12">
+  <w:style w:type="character" w:styleId="Hyperlink">
     <w:name w:val="Hyperlink"/>
-    <w:basedOn w:val="10"/>
+    <w:basedOn w:val="DefaultParagraphFont"/>
+    <w:uiPriority w:val="99"/>
     <w:unhideWhenUsed/>
-    <w:uiPriority w:val="99"/>
     <w:rPr>
       <w:color w:val="0000FF" w:themeColor="hyperlink"/>
       <w:u w:val="single"/>
     </w:rPr>
   </w:style>
-  <w:style w:type="paragraph" w:customStyle="1" w:styleId="13">
+  <w:style w:type="paragraph" w:customStyle="1" w:styleId="ListParagraph">
     <w:name w:val="List Paragraph"/>
-    <w:basedOn w:val="1"/>
+    <w:basedOn w:val="Normal"/>
+    <w:uiPriority w:val="34"/>
     <w:qFormat/>
-    <w:uiPriority w:val="34"/>
     <w:pPr>
       <w:ind w:firstLine="420" w:firstLineChars="200"/>
     </w:pPr>
   </w:style>
-  <w:style w:type="character" w:customStyle="1" w:styleId="14">
+  <w:style w:type="character" w:customStyle="1" w:styleId="Char">
     <w:name w:val="批注框文本 Char"/>
-    <w:basedOn w:val="10"/>
-    <w:link w:val="4"/>
+    <w:basedOn w:val="DefaultParagraphFont"/>
+    <w:link w:val="BalloonText"/>
+    <w:uiPriority w:val="99"/>
     <w:semiHidden/>
-    <w:uiPriority w:val="99"/>
     <w:rPr>
-      <w:rFonts w:ascii="Times New Roman" w:hAnsi="Times New Roman" w:eastAsia="宋体" w:cs="Times New Roman"/>
+      <w:rFonts w:ascii="Times New Roman" w:eastAsia="宋体" w:hAnsi="Times New Roman" w:cs="Times New Roman"/>
       <w:kern w:val="1"/>
       <w:sz w:val="18"/>
       <w:szCs w:val="18"/>
       <w:lang w:eastAsia="ar-SA"/>
     </w:rPr>
   </w:style>
-  <w:style w:type="character" w:customStyle="1" w:styleId="15">
+  <w:style w:type="character" w:customStyle="1" w:styleId="Char0">
     <w:name w:val="页眉 Char"/>
-    <w:basedOn w:val="10"/>
-    <w:link w:val="6"/>
+    <w:basedOn w:val="DefaultParagraphFont"/>
+    <w:link w:val="Header"/>
     <w:uiPriority w:val="99"/>
     <w:rPr>
-      <w:rFonts w:ascii="Times New Roman" w:hAnsi="Times New Roman" w:eastAsia="宋体" w:cs="Times New Roman"/>
+      <w:rFonts w:ascii="Times New Roman" w:eastAsia="宋体" w:hAnsi="Times New Roman" w:cs="Times New Roman"/>
       <w:kern w:val="1"/>
       <w:sz w:val="18"/>
       <w:szCs w:val="18"/>
       <w:lang w:eastAsia="ar-SA"/>
     </w:rPr>
   </w:style>
-  <w:style w:type="character" w:customStyle="1" w:styleId="16">
+  <w:style w:type="character" w:customStyle="1" w:styleId="Char1">
     <w:name w:val="页脚 Char"/>
-    <w:basedOn w:val="10"/>
-    <w:link w:val="5"/>
+    <w:basedOn w:val="DefaultParagraphFont"/>
+    <w:link w:val="Footer"/>
     <w:uiPriority w:val="99"/>
     <w:rPr>
-      <w:rFonts w:ascii="Times New Roman" w:hAnsi="Times New Roman" w:eastAsia="宋体" w:cs="Times New Roman"/>
+      <w:rFonts w:ascii="Times New Roman" w:eastAsia="宋体" w:hAnsi="Times New Roman" w:cs="Times New Roman"/>
       <w:kern w:val="1"/>
       <w:sz w:val="18"/>
       <w:szCs w:val="18"/>
       <w:lang w:eastAsia="ar-SA"/>
     </w:rPr>
   </w:style>
-  <w:style w:type="character" w:customStyle="1" w:styleId="17">
+  <w:style w:type="character" w:customStyle="1" w:styleId="1Char">
     <w:name w:val="标题 1 Char"/>
-    <w:basedOn w:val="10"/>
-    <w:link w:val="2"/>
+    <w:basedOn w:val="DefaultParagraphFont"/>
+    <w:link w:val="Heading1"/>
     <w:uiPriority w:val="9"/>
     <w:rPr>
-      <w:rFonts w:ascii="Times New Roman" w:hAnsi="Times New Roman" w:eastAsia="宋体" w:cs="Times New Roman"/>
+      <w:rFonts w:ascii="Times New Roman" w:eastAsia="宋体" w:hAnsi="Times New Roman" w:cs="Times New Roman"/>
       <w:b/>
       <w:bCs/>
       <w:kern w:val="44"/>
@@ -5675,13 +5678,13 @@
       <w:lang w:eastAsia="ar-SA"/>
     </w:rPr>
   </w:style>
-  <w:style w:type="paragraph" w:customStyle="1" w:styleId="18">
+  <w:style w:type="paragraph" w:customStyle="1" w:styleId="TOCHeading">
     <w:name w:val="TOC Heading"/>
-    <w:basedOn w:val="2"/>
-    <w:next w:val="1"/>
+    <w:basedOn w:val="Heading1"/>
+    <w:next w:val="Normal"/>
+    <w:uiPriority w:val="39"/>
     <w:unhideWhenUsed/>
     <w:qFormat/>
-    <w:uiPriority w:val="39"/>
     <w:pPr>
       <w:widowControl/>
       <w:suppressAutoHyphens w:val="0"/>
@@ -5690,8 +5693,8 @@
       <w:outlineLvl w:val="9"/>
     </w:pPr>
     <w:rPr>
-      <w:rFonts w:asciiTheme="majorHAnsi" w:hAnsiTheme="majorHAnsi" w:eastAsiaTheme="majorEastAsia" w:cstheme="majorBidi"/>
-      <w:color w:val="366091" w:themeColor="accent1" w:themeShade="BF"/>
+      <w:rFonts w:asciiTheme="majorHAnsi" w:eastAsiaTheme="majorEastAsia" w:hAnsiTheme="majorHAnsi" w:cstheme="majorBidi"/>
+      <w:color w:val="376092" w:themeColor="accent1" w:themeShade="BF"/>
       <w:kern w:val="0"/>
       <w:sz w:val="28"/>
       <w:szCs w:val="28"/>
@@ -5990,10 +5993,9 @@
   <customSectProps>
     <customSectPr/>
     <customSectPr/>
-    <customSectPr/>
   </customSectProps>
   <customShpExts>
-    <customShpInfo spid="_x0000_s2049" textRotate="1"/>
+    <customShpInfo spid="_x0000_s2049"/>
   </customShpExts>
 </s:customData>
 </file>
